--- a/RAPPORT semaine/final/rapport_sae401.docx
+++ b/RAPPORT semaine/final/rapport_sae401.docx
@@ -83,7 +83,6 @@
         </w:rPr>
         <w:tab/>
       </w:r>
-      <w:proofErr w:type="gramStart"/>
       <w:r>
         <w:rPr>
           <w:rFonts w:ascii="Arial" w:hAnsi="Arial" w:cs="Arial"/>
@@ -91,16 +90,7 @@
           <w:lang w:val="en-US"/>
         </w:rPr>
         <w:tab/>
-        <w:t xml:space="preserve">  26</w:t>
-      </w:r>
-      <w:proofErr w:type="gramEnd"/>
-      <w:r>
-        <w:rPr>
-          <w:rFonts w:ascii="Arial" w:hAnsi="Arial" w:cs="Arial"/>
-          <w:color w:val="000000"/>
-          <w:lang w:val="en-US"/>
-        </w:rPr>
-        <w:t>/03/2026</w:t>
+        <w:t xml:space="preserve">  26/03/2026</w:t>
       </w:r>
       <w:r>
         <w:rPr>
@@ -197,6 +187,12 @@
     </w:p>
     <w:sdt>
       <w:sdtPr>
+        <w:rPr>
+          <w:rFonts w:ascii="Arial" w:eastAsia="Arial" w:hAnsi="Arial" w:cs="Arial"/>
+          <w:color w:val="auto"/>
+          <w:sz w:val="22"/>
+          <w:szCs w:val="22"/>
+        </w:rPr>
         <w:id w:val="49508730"/>
         <w:docPartObj>
           <w:docPartGallery w:val="Table of Contents"/>
@@ -205,12 +201,8 @@
       </w:sdtPr>
       <w:sdtEndPr>
         <w:rPr>
-          <w:rFonts w:ascii="Arial" w:eastAsia="Arial" w:hAnsi="Arial" w:cs="Arial"/>
           <w:b/>
           <w:bCs/>
-          <w:color w:val="auto"/>
-          <w:sz w:val="22"/>
-          <w:szCs w:val="22"/>
         </w:rPr>
       </w:sdtEndPr>
       <w:sdtContent>
@@ -229,7 +221,12 @@
               <w:tab w:val="right" w:leader="dot" w:pos="9062"/>
             </w:tabs>
             <w:rPr>
+              <w:rFonts w:asciiTheme="minorHAnsi" w:eastAsiaTheme="minorEastAsia" w:hAnsiTheme="minorHAnsi" w:cstheme="minorBidi"/>
               <w:noProof/>
+              <w:kern w:val="2"/>
+              <w:sz w:val="24"/>
+              <w:szCs w:val="24"/>
+              <w14:ligatures w14:val="standardContextual"/>
             </w:rPr>
           </w:pPr>
           <w:r>
@@ -241,7 +238,7 @@
           <w:r>
             <w:fldChar w:fldCharType="separate"/>
           </w:r>
-          <w:hyperlink w:anchor="_Toc225433170" w:history="1">
+          <w:hyperlink w:anchor="_Toc225506937" w:history="1">
             <w:r>
               <w:rPr>
                 <w:rStyle w:val="Lienhypertexte"/>
@@ -268,7 +265,7 @@
                 <w:noProof/>
                 <w:webHidden/>
               </w:rPr>
-              <w:instrText xml:space="preserve"> PAGEREF _Toc225433170 \h </w:instrText>
+              <w:instrText xml:space="preserve"> PAGEREF _Toc225506937 \h </w:instrText>
             </w:r>
             <w:r>
               <w:rPr>
@@ -306,10 +303,15 @@
               <w:tab w:val="right" w:leader="dot" w:pos="9062"/>
             </w:tabs>
             <w:rPr>
+              <w:rFonts w:asciiTheme="minorHAnsi" w:eastAsiaTheme="minorEastAsia" w:hAnsiTheme="minorHAnsi" w:cstheme="minorBidi"/>
               <w:noProof/>
+              <w:kern w:val="2"/>
+              <w:sz w:val="24"/>
+              <w:szCs w:val="24"/>
+              <w14:ligatures w14:val="standardContextual"/>
             </w:rPr>
           </w:pPr>
-          <w:hyperlink w:anchor="_Toc225433171" w:history="1">
+          <w:hyperlink w:anchor="_Toc225506938" w:history="1">
             <w:r>
               <w:rPr>
                 <w:rStyle w:val="Lienhypertexte"/>
@@ -336,7 +338,7 @@
                 <w:noProof/>
                 <w:webHidden/>
               </w:rPr>
-              <w:instrText xml:space="preserve"> PAGEREF _Toc225433171 \h </w:instrText>
+              <w:instrText xml:space="preserve"> PAGEREF _Toc225506938 \h </w:instrText>
             </w:r>
             <w:r>
               <w:rPr>
@@ -374,15 +376,93 @@
               <w:tab w:val="right" w:leader="dot" w:pos="9062"/>
             </w:tabs>
             <w:rPr>
+              <w:rFonts w:asciiTheme="minorHAnsi" w:eastAsiaTheme="minorEastAsia" w:hAnsiTheme="minorHAnsi" w:cstheme="minorBidi"/>
               <w:noProof/>
+              <w:kern w:val="2"/>
+              <w:sz w:val="24"/>
+              <w:szCs w:val="24"/>
+              <w14:ligatures w14:val="standardContextual"/>
             </w:rPr>
           </w:pPr>
-          <w:hyperlink w:anchor="_Toc225433172" w:history="1">
+          <w:hyperlink w:anchor="_Toc225506939" w:history="1">
             <w:r>
               <w:rPr>
                 <w:rStyle w:val="Lienhypertexte"/>
                 <w:noProof/>
               </w:rPr>
+              <w:t>3. Informations sur le projet</w:t>
+            </w:r>
+            <w:r>
+              <w:rPr>
+                <w:noProof/>
+                <w:webHidden/>
+              </w:rPr>
+              <w:tab/>
+            </w:r>
+            <w:r>
+              <w:rPr>
+                <w:noProof/>
+                <w:webHidden/>
+              </w:rPr>
+              <w:fldChar w:fldCharType="begin"/>
+            </w:r>
+            <w:r>
+              <w:rPr>
+                <w:noProof/>
+                <w:webHidden/>
+              </w:rPr>
+              <w:instrText xml:space="preserve"> PAGEREF _Toc225506939 \h </w:instrText>
+            </w:r>
+            <w:r>
+              <w:rPr>
+                <w:noProof/>
+                <w:webHidden/>
+              </w:rPr>
+            </w:r>
+            <w:r>
+              <w:rPr>
+                <w:noProof/>
+                <w:webHidden/>
+              </w:rPr>
+              <w:fldChar w:fldCharType="separate"/>
+            </w:r>
+            <w:r>
+              <w:rPr>
+                <w:noProof/>
+                <w:webHidden/>
+              </w:rPr>
+              <w:t>2</w:t>
+            </w:r>
+            <w:r>
+              <w:rPr>
+                <w:noProof/>
+                <w:webHidden/>
+              </w:rPr>
+              <w:fldChar w:fldCharType="end"/>
+            </w:r>
+          </w:hyperlink>
+        </w:p>
+        <w:p>
+          <w:pPr>
+            <w:pStyle w:val="TM1"/>
+            <w:tabs>
+              <w:tab w:val="right" w:leader="dot" w:pos="9062"/>
+            </w:tabs>
+            <w:rPr>
+              <w:rFonts w:asciiTheme="minorHAnsi" w:eastAsiaTheme="minorEastAsia" w:hAnsiTheme="minorHAnsi" w:cstheme="minorBidi"/>
+              <w:noProof/>
+              <w:kern w:val="2"/>
+              <w:sz w:val="24"/>
+              <w:szCs w:val="24"/>
+              <w14:ligatures w14:val="standardContextual"/>
+            </w:rPr>
+          </w:pPr>
+          <w:hyperlink w:anchor="_Toc225506940" w:history="1">
+            <w:r>
+              <w:rPr>
+                <w:rStyle w:val="Lienhypertexte"/>
+                <w:noProof/>
+              </w:rPr>
               <w:t>4. Base de données</w:t>
             </w:r>
             <w:r>
@@ -404,7 +484,7 @@
                 <w:noProof/>
                 <w:webHidden/>
               </w:rPr>
-              <w:instrText xml:space="preserve"> PAGEREF _Toc225433172 \h </w:instrText>
+              <w:instrText xml:space="preserve"> PAGEREF _Toc225506940 \h </w:instrText>
             </w:r>
             <w:r>
               <w:rPr>
@@ -442,10 +522,15 @@
               <w:tab w:val="right" w:leader="dot" w:pos="9062"/>
             </w:tabs>
             <w:rPr>
+              <w:rFonts w:asciiTheme="minorHAnsi" w:eastAsiaTheme="minorEastAsia" w:hAnsiTheme="minorHAnsi" w:cstheme="minorBidi"/>
               <w:noProof/>
+              <w:kern w:val="2"/>
+              <w:sz w:val="24"/>
+              <w:szCs w:val="24"/>
+              <w14:ligatures w14:val="standardContextual"/>
             </w:rPr>
           </w:pPr>
-          <w:hyperlink w:anchor="_Toc225433173" w:history="1">
+          <w:hyperlink w:anchor="_Toc225506941" w:history="1">
             <w:r>
               <w:rPr>
                 <w:rStyle w:val="Lienhypertexte"/>
@@ -472,7 +557,7 @@
                 <w:noProof/>
                 <w:webHidden/>
               </w:rPr>
-              <w:instrText xml:space="preserve"> PAGEREF _Toc225433173 \h </w:instrText>
+              <w:instrText xml:space="preserve"> PAGEREF _Toc225506941 \h </w:instrText>
             </w:r>
             <w:r>
               <w:rPr>
@@ -510,10 +595,15 @@
               <w:tab w:val="right" w:leader="dot" w:pos="9062"/>
             </w:tabs>
             <w:rPr>
+              <w:rFonts w:asciiTheme="minorHAnsi" w:eastAsiaTheme="minorEastAsia" w:hAnsiTheme="minorHAnsi" w:cstheme="minorBidi"/>
               <w:noProof/>
+              <w:kern w:val="2"/>
+              <w:sz w:val="24"/>
+              <w:szCs w:val="24"/>
+              <w14:ligatures w14:val="standardContextual"/>
             </w:rPr>
           </w:pPr>
-          <w:hyperlink w:anchor="_Toc225433174" w:history="1">
+          <w:hyperlink w:anchor="_Toc225506942" w:history="1">
             <w:r>
               <w:rPr>
                 <w:rStyle w:val="Lienhypertexte"/>
@@ -540,7 +630,7 @@
                 <w:noProof/>
                 <w:webHidden/>
               </w:rPr>
-              <w:instrText xml:space="preserve"> PAGEREF _Toc225433174 \h </w:instrText>
+              <w:instrText xml:space="preserve"> PAGEREF _Toc225506942 \h </w:instrText>
             </w:r>
             <w:r>
               <w:rPr>
@@ -578,10 +668,15 @@
               <w:tab w:val="right" w:leader="dot" w:pos="9062"/>
             </w:tabs>
             <w:rPr>
+              <w:rFonts w:asciiTheme="minorHAnsi" w:eastAsiaTheme="minorEastAsia" w:hAnsiTheme="minorHAnsi" w:cstheme="minorBidi"/>
               <w:noProof/>
+              <w:kern w:val="2"/>
+              <w:sz w:val="24"/>
+              <w:szCs w:val="24"/>
+              <w14:ligatures w14:val="standardContextual"/>
             </w:rPr>
           </w:pPr>
-          <w:hyperlink w:anchor="_Toc225433175" w:history="1">
+          <w:hyperlink w:anchor="_Toc225506943" w:history="1">
             <w:r>
               <w:rPr>
                 <w:rStyle w:val="Lienhypertexte"/>
@@ -608,7 +703,7 @@
                 <w:noProof/>
                 <w:webHidden/>
               </w:rPr>
-              <w:instrText xml:space="preserve"> PAGEREF _Toc225433175 \h </w:instrText>
+              <w:instrText xml:space="preserve"> PAGEREF _Toc225506943 \h </w:instrText>
             </w:r>
             <w:r>
               <w:rPr>
@@ -628,7 +723,593 @@
                 <w:noProof/>
                 <w:webHidden/>
               </w:rPr>
+              <w:t>3</w:t>
+            </w:r>
+            <w:r>
+              <w:rPr>
+                <w:noProof/>
+                <w:webHidden/>
+              </w:rPr>
+              <w:fldChar w:fldCharType="end"/>
+            </w:r>
+          </w:hyperlink>
+        </w:p>
+        <w:p>
+          <w:pPr>
+            <w:pStyle w:val="TM1"/>
+            <w:tabs>
+              <w:tab w:val="right" w:leader="dot" w:pos="9062"/>
+            </w:tabs>
+            <w:rPr>
+              <w:rFonts w:asciiTheme="minorHAnsi" w:eastAsiaTheme="minorEastAsia" w:hAnsiTheme="minorHAnsi" w:cstheme="minorBidi"/>
+              <w:noProof/>
+              <w:kern w:val="2"/>
+              <w:sz w:val="24"/>
+              <w:szCs w:val="24"/>
+              <w14:ligatures w14:val="standardContextual"/>
+            </w:rPr>
+          </w:pPr>
+          <w:hyperlink w:anchor="_Toc225506944" w:history="1">
+            <w:r>
+              <w:rPr>
+                <w:rStyle w:val="Lienhypertexte"/>
+                <w:noProof/>
+              </w:rPr>
+              <w:t>5. Liste détaillée des fonctionnalités du projet</w:t>
+            </w:r>
+            <w:r>
+              <w:rPr>
+                <w:noProof/>
+                <w:webHidden/>
+              </w:rPr>
+              <w:tab/>
+            </w:r>
+            <w:r>
+              <w:rPr>
+                <w:noProof/>
+                <w:webHidden/>
+              </w:rPr>
+              <w:fldChar w:fldCharType="begin"/>
+            </w:r>
+            <w:r>
+              <w:rPr>
+                <w:noProof/>
+                <w:webHidden/>
+              </w:rPr>
+              <w:instrText xml:space="preserve"> PAGEREF _Toc225506944 \h </w:instrText>
+            </w:r>
+            <w:r>
+              <w:rPr>
+                <w:noProof/>
+                <w:webHidden/>
+              </w:rPr>
+            </w:r>
+            <w:r>
+              <w:rPr>
+                <w:noProof/>
+                <w:webHidden/>
+              </w:rPr>
+              <w:fldChar w:fldCharType="separate"/>
+            </w:r>
+            <w:r>
+              <w:rPr>
+                <w:noProof/>
+                <w:webHidden/>
+              </w:rPr>
               <w:t>4</w:t>
+            </w:r>
+            <w:r>
+              <w:rPr>
+                <w:noProof/>
+                <w:webHidden/>
+              </w:rPr>
+              <w:fldChar w:fldCharType="end"/>
+            </w:r>
+          </w:hyperlink>
+        </w:p>
+        <w:p>
+          <w:pPr>
+            <w:pStyle w:val="TM1"/>
+            <w:tabs>
+              <w:tab w:val="right" w:leader="dot" w:pos="9062"/>
+            </w:tabs>
+            <w:rPr>
+              <w:rFonts w:asciiTheme="minorHAnsi" w:eastAsiaTheme="minorEastAsia" w:hAnsiTheme="minorHAnsi" w:cstheme="minorBidi"/>
+              <w:noProof/>
+              <w:kern w:val="2"/>
+              <w:sz w:val="24"/>
+              <w:szCs w:val="24"/>
+              <w14:ligatures w14:val="standardContextual"/>
+            </w:rPr>
+          </w:pPr>
+          <w:hyperlink w:anchor="_Toc225506945" w:history="1">
+            <w:r>
+              <w:rPr>
+                <w:rStyle w:val="Lienhypertexte"/>
+                <w:noProof/>
+              </w:rPr>
+              <w:t>6. Répartition détaillée des tâches</w:t>
+            </w:r>
+            <w:r>
+              <w:rPr>
+                <w:noProof/>
+                <w:webHidden/>
+              </w:rPr>
+              <w:tab/>
+            </w:r>
+            <w:r>
+              <w:rPr>
+                <w:noProof/>
+                <w:webHidden/>
+              </w:rPr>
+              <w:fldChar w:fldCharType="begin"/>
+            </w:r>
+            <w:r>
+              <w:rPr>
+                <w:noProof/>
+                <w:webHidden/>
+              </w:rPr>
+              <w:instrText xml:space="preserve"> PAGEREF _Toc225506945 \h </w:instrText>
+            </w:r>
+            <w:r>
+              <w:rPr>
+                <w:noProof/>
+                <w:webHidden/>
+              </w:rPr>
+            </w:r>
+            <w:r>
+              <w:rPr>
+                <w:noProof/>
+                <w:webHidden/>
+              </w:rPr>
+              <w:fldChar w:fldCharType="separate"/>
+            </w:r>
+            <w:r>
+              <w:rPr>
+                <w:noProof/>
+                <w:webHidden/>
+              </w:rPr>
+              <w:t>6</w:t>
+            </w:r>
+            <w:r>
+              <w:rPr>
+                <w:noProof/>
+                <w:webHidden/>
+              </w:rPr>
+              <w:fldChar w:fldCharType="end"/>
+            </w:r>
+          </w:hyperlink>
+        </w:p>
+        <w:p>
+          <w:pPr>
+            <w:pStyle w:val="TM3"/>
+            <w:tabs>
+              <w:tab w:val="right" w:leader="dot" w:pos="9062"/>
+            </w:tabs>
+            <w:rPr>
+              <w:rFonts w:asciiTheme="minorHAnsi" w:eastAsiaTheme="minorEastAsia" w:hAnsiTheme="minorHAnsi" w:cstheme="minorBidi"/>
+              <w:noProof/>
+              <w:kern w:val="2"/>
+              <w:sz w:val="24"/>
+              <w:szCs w:val="24"/>
+              <w14:ligatures w14:val="standardContextual"/>
+            </w:rPr>
+          </w:pPr>
+          <w:hyperlink w:anchor="_Toc225506946" w:history="1">
+            <w:r>
+              <w:rPr>
+                <w:rStyle w:val="Lienhypertexte"/>
+                <w:noProof/>
+              </w:rPr>
+              <w:t>6.1 Séverin - Chef de projet &amp; Data Lead (~40%)</w:t>
+            </w:r>
+            <w:r>
+              <w:rPr>
+                <w:noProof/>
+                <w:webHidden/>
+              </w:rPr>
+              <w:tab/>
+            </w:r>
+            <w:r>
+              <w:rPr>
+                <w:noProof/>
+                <w:webHidden/>
+              </w:rPr>
+              <w:fldChar w:fldCharType="begin"/>
+            </w:r>
+            <w:r>
+              <w:rPr>
+                <w:noProof/>
+                <w:webHidden/>
+              </w:rPr>
+              <w:instrText xml:space="preserve"> PAGEREF _Toc225506946 \h </w:instrText>
+            </w:r>
+            <w:r>
+              <w:rPr>
+                <w:noProof/>
+                <w:webHidden/>
+              </w:rPr>
+            </w:r>
+            <w:r>
+              <w:rPr>
+                <w:noProof/>
+                <w:webHidden/>
+              </w:rPr>
+              <w:fldChar w:fldCharType="separate"/>
+            </w:r>
+            <w:r>
+              <w:rPr>
+                <w:noProof/>
+                <w:webHidden/>
+              </w:rPr>
+              <w:t>6</w:t>
+            </w:r>
+            <w:r>
+              <w:rPr>
+                <w:noProof/>
+                <w:webHidden/>
+              </w:rPr>
+              <w:fldChar w:fldCharType="end"/>
+            </w:r>
+          </w:hyperlink>
+        </w:p>
+        <w:p>
+          <w:pPr>
+            <w:pStyle w:val="TM3"/>
+            <w:tabs>
+              <w:tab w:val="right" w:leader="dot" w:pos="9062"/>
+            </w:tabs>
+            <w:rPr>
+              <w:rFonts w:asciiTheme="minorHAnsi" w:eastAsiaTheme="minorEastAsia" w:hAnsiTheme="minorHAnsi" w:cstheme="minorBidi"/>
+              <w:noProof/>
+              <w:kern w:val="2"/>
+              <w:sz w:val="24"/>
+              <w:szCs w:val="24"/>
+              <w14:ligatures w14:val="standardContextual"/>
+            </w:rPr>
+          </w:pPr>
+          <w:hyperlink w:anchor="_Toc225506947" w:history="1">
+            <w:r>
+              <w:rPr>
+                <w:rStyle w:val="Lienhypertexte"/>
+                <w:noProof/>
+                <w:lang w:val="en-US"/>
+              </w:rPr>
+              <w:t>6.2 Enzo - Lead Developer Architecture MVC (~30%)</w:t>
+            </w:r>
+            <w:r>
+              <w:rPr>
+                <w:noProof/>
+                <w:webHidden/>
+              </w:rPr>
+              <w:tab/>
+            </w:r>
+            <w:r>
+              <w:rPr>
+                <w:noProof/>
+                <w:webHidden/>
+              </w:rPr>
+              <w:fldChar w:fldCharType="begin"/>
+            </w:r>
+            <w:r>
+              <w:rPr>
+                <w:noProof/>
+                <w:webHidden/>
+              </w:rPr>
+              <w:instrText xml:space="preserve"> PAGEREF _Toc225506947 \h </w:instrText>
+            </w:r>
+            <w:r>
+              <w:rPr>
+                <w:noProof/>
+                <w:webHidden/>
+              </w:rPr>
+            </w:r>
+            <w:r>
+              <w:rPr>
+                <w:noProof/>
+                <w:webHidden/>
+              </w:rPr>
+              <w:fldChar w:fldCharType="separate"/>
+            </w:r>
+            <w:r>
+              <w:rPr>
+                <w:noProof/>
+                <w:webHidden/>
+              </w:rPr>
+              <w:t>6</w:t>
+            </w:r>
+            <w:r>
+              <w:rPr>
+                <w:noProof/>
+                <w:webHidden/>
+              </w:rPr>
+              <w:fldChar w:fldCharType="end"/>
+            </w:r>
+          </w:hyperlink>
+        </w:p>
+        <w:p>
+          <w:pPr>
+            <w:pStyle w:val="TM3"/>
+            <w:tabs>
+              <w:tab w:val="right" w:leader="dot" w:pos="9062"/>
+            </w:tabs>
+            <w:rPr>
+              <w:rFonts w:asciiTheme="minorHAnsi" w:eastAsiaTheme="minorEastAsia" w:hAnsiTheme="minorHAnsi" w:cstheme="minorBidi"/>
+              <w:noProof/>
+              <w:kern w:val="2"/>
+              <w:sz w:val="24"/>
+              <w:szCs w:val="24"/>
+              <w14:ligatures w14:val="standardContextual"/>
+            </w:rPr>
+          </w:pPr>
+          <w:hyperlink w:anchor="_Toc225506948" w:history="1">
+            <w:r>
+              <w:rPr>
+                <w:rStyle w:val="Lienhypertexte"/>
+                <w:noProof/>
+                <w:lang w:val="en-US"/>
+              </w:rPr>
+              <w:t>6.3 Hugo - Developpeur Full-Stack &amp; Integration PDF (~30%)</w:t>
+            </w:r>
+            <w:r>
+              <w:rPr>
+                <w:noProof/>
+                <w:webHidden/>
+              </w:rPr>
+              <w:tab/>
+            </w:r>
+            <w:r>
+              <w:rPr>
+                <w:noProof/>
+                <w:webHidden/>
+              </w:rPr>
+              <w:fldChar w:fldCharType="begin"/>
+            </w:r>
+            <w:r>
+              <w:rPr>
+                <w:noProof/>
+                <w:webHidden/>
+              </w:rPr>
+              <w:instrText xml:space="preserve"> PAGEREF _Toc225506948 \h </w:instrText>
+            </w:r>
+            <w:r>
+              <w:rPr>
+                <w:noProof/>
+                <w:webHidden/>
+              </w:rPr>
+            </w:r>
+            <w:r>
+              <w:rPr>
+                <w:noProof/>
+                <w:webHidden/>
+              </w:rPr>
+              <w:fldChar w:fldCharType="separate"/>
+            </w:r>
+            <w:r>
+              <w:rPr>
+                <w:noProof/>
+                <w:webHidden/>
+              </w:rPr>
+              <w:t>7</w:t>
+            </w:r>
+            <w:r>
+              <w:rPr>
+                <w:noProof/>
+                <w:webHidden/>
+              </w:rPr>
+              <w:fldChar w:fldCharType="end"/>
+            </w:r>
+          </w:hyperlink>
+        </w:p>
+        <w:p>
+          <w:pPr>
+            <w:pStyle w:val="TM3"/>
+            <w:tabs>
+              <w:tab w:val="right" w:leader="dot" w:pos="9062"/>
+            </w:tabs>
+            <w:rPr>
+              <w:rFonts w:asciiTheme="minorHAnsi" w:eastAsiaTheme="minorEastAsia" w:hAnsiTheme="minorHAnsi" w:cstheme="minorBidi"/>
+              <w:noProof/>
+              <w:kern w:val="2"/>
+              <w:sz w:val="24"/>
+              <w:szCs w:val="24"/>
+              <w14:ligatures w14:val="standardContextual"/>
+            </w:rPr>
+          </w:pPr>
+          <w:hyperlink w:anchor="_Toc225506949" w:history="1">
+            <w:r>
+              <w:rPr>
+                <w:rStyle w:val="Lienhypertexte"/>
+                <w:noProof/>
+              </w:rPr>
+              <w:t>6.4 Conclusion sur la GPO</w:t>
+            </w:r>
+            <w:r>
+              <w:rPr>
+                <w:noProof/>
+                <w:webHidden/>
+              </w:rPr>
+              <w:tab/>
+            </w:r>
+            <w:r>
+              <w:rPr>
+                <w:noProof/>
+                <w:webHidden/>
+              </w:rPr>
+              <w:fldChar w:fldCharType="begin"/>
+            </w:r>
+            <w:r>
+              <w:rPr>
+                <w:noProof/>
+                <w:webHidden/>
+              </w:rPr>
+              <w:instrText xml:space="preserve"> PAGEREF _Toc225506949 \h </w:instrText>
+            </w:r>
+            <w:r>
+              <w:rPr>
+                <w:noProof/>
+                <w:webHidden/>
+              </w:rPr>
+            </w:r>
+            <w:r>
+              <w:rPr>
+                <w:noProof/>
+                <w:webHidden/>
+              </w:rPr>
+              <w:fldChar w:fldCharType="separate"/>
+            </w:r>
+            <w:r>
+              <w:rPr>
+                <w:noProof/>
+                <w:webHidden/>
+              </w:rPr>
+              <w:t>7</w:t>
+            </w:r>
+            <w:r>
+              <w:rPr>
+                <w:noProof/>
+                <w:webHidden/>
+              </w:rPr>
+              <w:fldChar w:fldCharType="end"/>
+            </w:r>
+          </w:hyperlink>
+        </w:p>
+        <w:p>
+          <w:pPr>
+            <w:pStyle w:val="TM1"/>
+            <w:tabs>
+              <w:tab w:val="right" w:leader="dot" w:pos="9062"/>
+            </w:tabs>
+            <w:rPr>
+              <w:rFonts w:asciiTheme="minorHAnsi" w:eastAsiaTheme="minorEastAsia" w:hAnsiTheme="minorHAnsi" w:cstheme="minorBidi"/>
+              <w:noProof/>
+              <w:kern w:val="2"/>
+              <w:sz w:val="24"/>
+              <w:szCs w:val="24"/>
+              <w14:ligatures w14:val="standardContextual"/>
+            </w:rPr>
+          </w:pPr>
+          <w:hyperlink w:anchor="_Toc225506950" w:history="1">
+            <w:r>
+              <w:rPr>
+                <w:rStyle w:val="Lienhypertexte"/>
+                <w:noProof/>
+              </w:rPr>
+              <w:t>7. Conclusion du projet</w:t>
+            </w:r>
+            <w:r>
+              <w:rPr>
+                <w:noProof/>
+                <w:webHidden/>
+              </w:rPr>
+              <w:tab/>
+            </w:r>
+            <w:r>
+              <w:rPr>
+                <w:noProof/>
+                <w:webHidden/>
+              </w:rPr>
+              <w:fldChar w:fldCharType="begin"/>
+            </w:r>
+            <w:r>
+              <w:rPr>
+                <w:noProof/>
+                <w:webHidden/>
+              </w:rPr>
+              <w:instrText xml:space="preserve"> PAGEREF _Toc225506950 \h </w:instrText>
+            </w:r>
+            <w:r>
+              <w:rPr>
+                <w:noProof/>
+                <w:webHidden/>
+              </w:rPr>
+            </w:r>
+            <w:r>
+              <w:rPr>
+                <w:noProof/>
+                <w:webHidden/>
+              </w:rPr>
+              <w:fldChar w:fldCharType="separate"/>
+            </w:r>
+            <w:r>
+              <w:rPr>
+                <w:noProof/>
+                <w:webHidden/>
+              </w:rPr>
+              <w:t>7</w:t>
+            </w:r>
+            <w:r>
+              <w:rPr>
+                <w:noProof/>
+                <w:webHidden/>
+              </w:rPr>
+              <w:fldChar w:fldCharType="end"/>
+            </w:r>
+          </w:hyperlink>
+        </w:p>
+        <w:p>
+          <w:pPr>
+            <w:pStyle w:val="TM1"/>
+            <w:tabs>
+              <w:tab w:val="right" w:leader="dot" w:pos="9062"/>
+            </w:tabs>
+            <w:rPr>
+              <w:rFonts w:asciiTheme="minorHAnsi" w:eastAsiaTheme="minorEastAsia" w:hAnsiTheme="minorHAnsi" w:cstheme="minorBidi"/>
+              <w:noProof/>
+              <w:kern w:val="2"/>
+              <w:sz w:val="24"/>
+              <w:szCs w:val="24"/>
+              <w14:ligatures w14:val="standardContextual"/>
+            </w:rPr>
+          </w:pPr>
+          <w:hyperlink w:anchor="_Toc225506951" w:history="1">
+            <w:r>
+              <w:rPr>
+                <w:rStyle w:val="Lienhypertexte"/>
+                <w:noProof/>
+              </w:rPr>
+              <w:t>8. Annexe : Manuel d'utilisation du projet</w:t>
+            </w:r>
+            <w:r>
+              <w:rPr>
+                <w:noProof/>
+                <w:webHidden/>
+              </w:rPr>
+              <w:tab/>
+            </w:r>
+            <w:r>
+              <w:rPr>
+                <w:noProof/>
+                <w:webHidden/>
+              </w:rPr>
+              <w:fldChar w:fldCharType="begin"/>
+            </w:r>
+            <w:r>
+              <w:rPr>
+                <w:noProof/>
+                <w:webHidden/>
+              </w:rPr>
+              <w:instrText xml:space="preserve"> PAGEREF _Toc225506951 \h </w:instrText>
+            </w:r>
+            <w:r>
+              <w:rPr>
+                <w:noProof/>
+                <w:webHidden/>
+              </w:rPr>
+            </w:r>
+            <w:r>
+              <w:rPr>
+                <w:noProof/>
+                <w:webHidden/>
+              </w:rPr>
+              <w:fldChar w:fldCharType="separate"/>
+            </w:r>
+            <w:r>
+              <w:rPr>
+                <w:noProof/>
+                <w:webHidden/>
+              </w:rPr>
+              <w:t>8</w:t>
             </w:r>
             <w:r>
               <w:rPr>
@@ -646,16 +1327,21 @@
               <w:tab w:val="right" w:leader="dot" w:pos="9062"/>
             </w:tabs>
             <w:rPr>
+              <w:rFonts w:asciiTheme="minorHAnsi" w:eastAsiaTheme="minorEastAsia" w:hAnsiTheme="minorHAnsi" w:cstheme="minorBidi"/>
               <w:noProof/>
+              <w:kern w:val="2"/>
+              <w:sz w:val="24"/>
+              <w:szCs w:val="24"/>
+              <w14:ligatures w14:val="standardContextual"/>
             </w:rPr>
           </w:pPr>
-          <w:hyperlink w:anchor="_Toc225433176" w:history="1">
+          <w:hyperlink w:anchor="_Toc225506952" w:history="1">
             <w:r>
               <w:rPr>
                 <w:rStyle w:val="Lienhypertexte"/>
                 <w:noProof/>
               </w:rPr>
-              <w:t>5. Liste détaillée des fonctionnalités du projet</w:t>
+              <w:t>Étape 1 - Connexion à l'application</w:t>
             </w:r>
             <w:r>
               <w:rPr>
@@ -676,7 +1362,7 @@
                 <w:noProof/>
                 <w:webHidden/>
               </w:rPr>
-              <w:instrText xml:space="preserve"> PAGEREF _Toc225433176 \h </w:instrText>
+              <w:instrText xml:space="preserve"> PAGEREF _Toc225506952 \h </w:instrText>
             </w:r>
             <w:r>
               <w:rPr>
@@ -696,7 +1382,7 @@
                 <w:noProof/>
                 <w:webHidden/>
               </w:rPr>
-              <w:t>5</w:t>
+              <w:t>8</w:t>
             </w:r>
             <w:r>
               <w:rPr>
@@ -714,16 +1400,21 @@
               <w:tab w:val="right" w:leader="dot" w:pos="9062"/>
             </w:tabs>
             <w:rPr>
+              <w:rFonts w:asciiTheme="minorHAnsi" w:eastAsiaTheme="minorEastAsia" w:hAnsiTheme="minorHAnsi" w:cstheme="minorBidi"/>
               <w:noProof/>
+              <w:kern w:val="2"/>
+              <w:sz w:val="24"/>
+              <w:szCs w:val="24"/>
+              <w14:ligatures w14:val="standardContextual"/>
             </w:rPr>
           </w:pPr>
-          <w:hyperlink w:anchor="_Toc225433177" w:history="1">
+          <w:hyperlink w:anchor="_Toc225506953" w:history="1">
             <w:r>
               <w:rPr>
                 <w:rStyle w:val="Lienhypertexte"/>
                 <w:noProof/>
               </w:rPr>
-              <w:t>6. Répartition détaillée des tâches</w:t>
+              <w:t>Étape 2 - Page d'accueil (Dashboard)</w:t>
             </w:r>
             <w:r>
               <w:rPr>
@@ -744,7 +1435,7 @@
                 <w:noProof/>
                 <w:webHidden/>
               </w:rPr>
-              <w:instrText xml:space="preserve"> PAGEREF _Toc225433177 \h </w:instrText>
+              <w:instrText xml:space="preserve"> PAGEREF _Toc225506953 \h </w:instrText>
             </w:r>
             <w:r>
               <w:rPr>
@@ -764,7 +1455,7 @@
                 <w:noProof/>
                 <w:webHidden/>
               </w:rPr>
-              <w:t>5</w:t>
+              <w:t>8</w:t>
             </w:r>
             <w:r>
               <w:rPr>
@@ -782,16 +1473,21 @@
               <w:tab w:val="right" w:leader="dot" w:pos="9062"/>
             </w:tabs>
             <w:rPr>
+              <w:rFonts w:asciiTheme="minorHAnsi" w:eastAsiaTheme="minorEastAsia" w:hAnsiTheme="minorHAnsi" w:cstheme="minorBidi"/>
               <w:noProof/>
+              <w:kern w:val="2"/>
+              <w:sz w:val="24"/>
+              <w:szCs w:val="24"/>
+              <w14:ligatures w14:val="standardContextual"/>
             </w:rPr>
           </w:pPr>
-          <w:hyperlink w:anchor="_Toc225433178" w:history="1">
+          <w:hyperlink w:anchor="_Toc225506954" w:history="1">
             <w:r>
               <w:rPr>
                 <w:rStyle w:val="Lienhypertexte"/>
                 <w:noProof/>
               </w:rPr>
-              <w:t>7. Conclusion</w:t>
+              <w:t>Étape 3 - Gestion des données (module administrateur)</w:t>
             </w:r>
             <w:r>
               <w:rPr>
@@ -812,7 +1508,7 @@
                 <w:noProof/>
                 <w:webHidden/>
               </w:rPr>
-              <w:instrText xml:space="preserve"> PAGEREF _Toc225433178 \h </w:instrText>
+              <w:instrText xml:space="preserve"> PAGEREF _Toc225506954 \h </w:instrText>
             </w:r>
             <w:r>
               <w:rPr>
@@ -832,7 +1528,7 @@
                 <w:noProof/>
                 <w:webHidden/>
               </w:rPr>
-              <w:t>5</w:t>
+              <w:t>9</w:t>
             </w:r>
             <w:r>
               <w:rPr>
@@ -845,21 +1541,26 @@
         </w:p>
         <w:p>
           <w:pPr>
-            <w:pStyle w:val="TM1"/>
+            <w:pStyle w:val="TM3"/>
             <w:tabs>
               <w:tab w:val="right" w:leader="dot" w:pos="9062"/>
             </w:tabs>
             <w:rPr>
+              <w:rFonts w:asciiTheme="minorHAnsi" w:eastAsiaTheme="minorEastAsia" w:hAnsiTheme="minorHAnsi" w:cstheme="minorBidi"/>
               <w:noProof/>
+              <w:kern w:val="2"/>
+              <w:sz w:val="24"/>
+              <w:szCs w:val="24"/>
+              <w14:ligatures w14:val="standardContextual"/>
             </w:rPr>
           </w:pPr>
-          <w:hyperlink w:anchor="_Toc225433179" w:history="1">
+          <w:hyperlink w:anchor="_Toc225506955" w:history="1">
             <w:r>
               <w:rPr>
                 <w:rStyle w:val="Lienhypertexte"/>
                 <w:noProof/>
               </w:rPr>
-              <w:t>8. Annexe : Manuel d'utilisation du projet</w:t>
+              <w:t>3.1 Gestion des salles (?action=gest_salle)</w:t>
             </w:r>
             <w:r>
               <w:rPr>
@@ -880,7 +1581,7 @@
                 <w:noProof/>
                 <w:webHidden/>
               </w:rPr>
-              <w:instrText xml:space="preserve"> PAGEREF _Toc225433179 \h </w:instrText>
+              <w:instrText xml:space="preserve"> PAGEREF _Toc225506955 \h </w:instrText>
             </w:r>
             <w:r>
               <w:rPr>
@@ -900,7 +1601,153 @@
                 <w:noProof/>
                 <w:webHidden/>
               </w:rPr>
-              <w:t>6</w:t>
+              <w:t>10</w:t>
+            </w:r>
+            <w:r>
+              <w:rPr>
+                <w:noProof/>
+                <w:webHidden/>
+              </w:rPr>
+              <w:fldChar w:fldCharType="end"/>
+            </w:r>
+          </w:hyperlink>
+        </w:p>
+        <w:p>
+          <w:pPr>
+            <w:pStyle w:val="TM3"/>
+            <w:tabs>
+              <w:tab w:val="right" w:leader="dot" w:pos="9062"/>
+            </w:tabs>
+            <w:rPr>
+              <w:rFonts w:asciiTheme="minorHAnsi" w:eastAsiaTheme="minorEastAsia" w:hAnsiTheme="minorHAnsi" w:cstheme="minorBidi"/>
+              <w:noProof/>
+              <w:kern w:val="2"/>
+              <w:sz w:val="24"/>
+              <w:szCs w:val="24"/>
+              <w14:ligatures w14:val="standardContextual"/>
+            </w:rPr>
+          </w:pPr>
+          <w:hyperlink w:anchor="_Toc225506956" w:history="1">
+            <w:r>
+              <w:rPr>
+                <w:rStyle w:val="Lienhypertexte"/>
+                <w:noProof/>
+              </w:rPr>
+              <w:t>3.2 Création d'une salle (?action=crea_salle)</w:t>
+            </w:r>
+            <w:r>
+              <w:rPr>
+                <w:noProof/>
+                <w:webHidden/>
+              </w:rPr>
+              <w:tab/>
+            </w:r>
+            <w:r>
+              <w:rPr>
+                <w:noProof/>
+                <w:webHidden/>
+              </w:rPr>
+              <w:fldChar w:fldCharType="begin"/>
+            </w:r>
+            <w:r>
+              <w:rPr>
+                <w:noProof/>
+                <w:webHidden/>
+              </w:rPr>
+              <w:instrText xml:space="preserve"> PAGEREF _Toc225506956 \h </w:instrText>
+            </w:r>
+            <w:r>
+              <w:rPr>
+                <w:noProof/>
+                <w:webHidden/>
+              </w:rPr>
+            </w:r>
+            <w:r>
+              <w:rPr>
+                <w:noProof/>
+                <w:webHidden/>
+              </w:rPr>
+              <w:fldChar w:fldCharType="separate"/>
+            </w:r>
+            <w:r>
+              <w:rPr>
+                <w:noProof/>
+                <w:webHidden/>
+              </w:rPr>
+              <w:t>11</w:t>
+            </w:r>
+            <w:r>
+              <w:rPr>
+                <w:noProof/>
+                <w:webHidden/>
+              </w:rPr>
+              <w:fldChar w:fldCharType="end"/>
+            </w:r>
+          </w:hyperlink>
+        </w:p>
+        <w:p>
+          <w:pPr>
+            <w:pStyle w:val="TM3"/>
+            <w:tabs>
+              <w:tab w:val="right" w:leader="dot" w:pos="9062"/>
+            </w:tabs>
+            <w:rPr>
+              <w:rFonts w:asciiTheme="minorHAnsi" w:eastAsiaTheme="minorEastAsia" w:hAnsiTheme="minorHAnsi" w:cstheme="minorBidi"/>
+              <w:noProof/>
+              <w:kern w:val="2"/>
+              <w:sz w:val="24"/>
+              <w:szCs w:val="24"/>
+              <w14:ligatures w14:val="standardContextual"/>
+            </w:rPr>
+          </w:pPr>
+          <w:hyperlink w:anchor="_Toc225506957" w:history="1">
+            <w:r>
+              <w:rPr>
+                <w:rStyle w:val="Lienhypertexte"/>
+                <w:noProof/>
+              </w:rPr>
+              <w:t>3.3 Gestion des enseignants, matières, promotions et groupes</w:t>
+            </w:r>
+            <w:r>
+              <w:rPr>
+                <w:noProof/>
+                <w:webHidden/>
+              </w:rPr>
+              <w:tab/>
+            </w:r>
+            <w:r>
+              <w:rPr>
+                <w:noProof/>
+                <w:webHidden/>
+              </w:rPr>
+              <w:fldChar w:fldCharType="begin"/>
+            </w:r>
+            <w:r>
+              <w:rPr>
+                <w:noProof/>
+                <w:webHidden/>
+              </w:rPr>
+              <w:instrText xml:space="preserve"> PAGEREF _Toc225506957 \h </w:instrText>
+            </w:r>
+            <w:r>
+              <w:rPr>
+                <w:noProof/>
+                <w:webHidden/>
+              </w:rPr>
+            </w:r>
+            <w:r>
+              <w:rPr>
+                <w:noProof/>
+                <w:webHidden/>
+              </w:rPr>
+              <w:fldChar w:fldCharType="separate"/>
+            </w:r>
+            <w:r>
+              <w:rPr>
+                <w:noProof/>
+                <w:webHidden/>
+              </w:rPr>
+              <w:t>11</w:t>
             </w:r>
             <w:r>
               <w:rPr>
@@ -918,16 +1765,21 @@
               <w:tab w:val="right" w:leader="dot" w:pos="9062"/>
             </w:tabs>
             <w:rPr>
+              <w:rFonts w:asciiTheme="minorHAnsi" w:eastAsiaTheme="minorEastAsia" w:hAnsiTheme="minorHAnsi" w:cstheme="minorBidi"/>
               <w:noProof/>
+              <w:kern w:val="2"/>
+              <w:sz w:val="24"/>
+              <w:szCs w:val="24"/>
+              <w14:ligatures w14:val="standardContextual"/>
             </w:rPr>
           </w:pPr>
-          <w:hyperlink w:anchor="_Toc225433180" w:history="1">
+          <w:hyperlink w:anchor="_Toc225506958" w:history="1">
             <w:r>
               <w:rPr>
                 <w:rStyle w:val="Lienhypertexte"/>
                 <w:noProof/>
               </w:rPr>
-              <w:t>Étape 1 - Connexion à l'application</w:t>
+              <w:t>Étape 4 - Outil de placement (?action=util_placement)</w:t>
             </w:r>
             <w:r>
               <w:rPr>
@@ -948,7 +1800,7 @@
                 <w:noProof/>
                 <w:webHidden/>
               </w:rPr>
-              <w:instrText xml:space="preserve"> PAGEREF _Toc225433180 \h </w:instrText>
+              <w:instrText xml:space="preserve"> PAGEREF _Toc225506958 \h </w:instrText>
             </w:r>
             <w:r>
               <w:rPr>
@@ -968,7 +1820,7 @@
                 <w:noProof/>
                 <w:webHidden/>
               </w:rPr>
-              <w:t>6</w:t>
+              <w:t>12</w:t>
             </w:r>
             <w:r>
               <w:rPr>
@@ -986,16 +1838,21 @@
               <w:tab w:val="right" w:leader="dot" w:pos="9062"/>
             </w:tabs>
             <w:rPr>
+              <w:rFonts w:asciiTheme="minorHAnsi" w:eastAsiaTheme="minorEastAsia" w:hAnsiTheme="minorHAnsi" w:cstheme="minorBidi"/>
               <w:noProof/>
+              <w:kern w:val="2"/>
+              <w:sz w:val="24"/>
+              <w:szCs w:val="24"/>
+              <w14:ligatures w14:val="standardContextual"/>
             </w:rPr>
           </w:pPr>
-          <w:hyperlink w:anchor="_Toc225433181" w:history="1">
+          <w:hyperlink w:anchor="_Toc225506959" w:history="1">
             <w:r>
               <w:rPr>
                 <w:rStyle w:val="Lienhypertexte"/>
                 <w:noProof/>
               </w:rPr>
-              <w:t>Étape 2 - Page d'accueil (Dashboard)</w:t>
+              <w:t>Étape 5 - Export PDF</w:t>
             </w:r>
             <w:r>
               <w:rPr>
@@ -1016,7 +1873,7 @@
                 <w:noProof/>
                 <w:webHidden/>
               </w:rPr>
-              <w:instrText xml:space="preserve"> PAGEREF _Toc225433181 \h </w:instrText>
+              <w:instrText xml:space="preserve"> PAGEREF _Toc225506959 \h </w:instrText>
             </w:r>
             <w:r>
               <w:rPr>
@@ -1036,7 +1893,7 @@
                 <w:noProof/>
                 <w:webHidden/>
               </w:rPr>
-              <w:t>6</w:t>
+              <w:t>13</w:t>
             </w:r>
             <w:r>
               <w:rPr>
@@ -1054,16 +1911,21 @@
               <w:tab w:val="right" w:leader="dot" w:pos="9062"/>
             </w:tabs>
             <w:rPr>
+              <w:rFonts w:asciiTheme="minorHAnsi" w:eastAsiaTheme="minorEastAsia" w:hAnsiTheme="minorHAnsi" w:cstheme="minorBidi"/>
               <w:noProof/>
+              <w:kern w:val="2"/>
+              <w:sz w:val="24"/>
+              <w:szCs w:val="24"/>
+              <w14:ligatures w14:val="standardContextual"/>
             </w:rPr>
           </w:pPr>
-          <w:hyperlink w:anchor="_Toc225433182" w:history="1">
+          <w:hyperlink w:anchor="_Toc225506960" w:history="1">
             <w:r>
               <w:rPr>
                 <w:rStyle w:val="Lienhypertexte"/>
                 <w:noProof/>
               </w:rPr>
-              <w:t>Étape 3 - Gestion des données (module administrateur)</w:t>
+              <w:t>Étape 6 — Déconnexion</w:t>
             </w:r>
             <w:r>
               <w:rPr>
@@ -1084,7 +1946,7 @@
                 <w:noProof/>
                 <w:webHidden/>
               </w:rPr>
-              <w:instrText xml:space="preserve"> PAGEREF _Toc225433182 \h </w:instrText>
+              <w:instrText xml:space="preserve"> PAGEREF _Toc225506960 \h </w:instrText>
             </w:r>
             <w:r>
               <w:rPr>
@@ -1104,415 +1966,7 @@
                 <w:noProof/>
                 <w:webHidden/>
               </w:rPr>
-              <w:t>6</w:t>
-            </w:r>
-            <w:r>
-              <w:rPr>
-                <w:noProof/>
-                <w:webHidden/>
-              </w:rPr>
-              <w:fldChar w:fldCharType="end"/>
-            </w:r>
-          </w:hyperlink>
-        </w:p>
-        <w:p>
-          <w:pPr>
-            <w:pStyle w:val="TM3"/>
-            <w:tabs>
-              <w:tab w:val="right" w:leader="dot" w:pos="9062"/>
-            </w:tabs>
-            <w:rPr>
-              <w:noProof/>
-            </w:rPr>
-          </w:pPr>
-          <w:hyperlink w:anchor="_Toc225433183" w:history="1">
-            <w:r>
-              <w:rPr>
-                <w:rStyle w:val="Lienhypertexte"/>
-                <w:noProof/>
-              </w:rPr>
-              <w:t>3.1 Gestion des salles (?action=gest_salle)</w:t>
-            </w:r>
-            <w:r>
-              <w:rPr>
-                <w:noProof/>
-                <w:webHidden/>
-              </w:rPr>
-              <w:tab/>
-            </w:r>
-            <w:r>
-              <w:rPr>
-                <w:noProof/>
-                <w:webHidden/>
-              </w:rPr>
-              <w:fldChar w:fldCharType="begin"/>
-            </w:r>
-            <w:r>
-              <w:rPr>
-                <w:noProof/>
-                <w:webHidden/>
-              </w:rPr>
-              <w:instrText xml:space="preserve"> PAGEREF _Toc225433183 \h </w:instrText>
-            </w:r>
-            <w:r>
-              <w:rPr>
-                <w:noProof/>
-                <w:webHidden/>
-              </w:rPr>
-            </w:r>
-            <w:r>
-              <w:rPr>
-                <w:noProof/>
-                <w:webHidden/>
-              </w:rPr>
-              <w:fldChar w:fldCharType="separate"/>
-            </w:r>
-            <w:r>
-              <w:rPr>
-                <w:noProof/>
-                <w:webHidden/>
-              </w:rPr>
-              <w:t>6</w:t>
-            </w:r>
-            <w:r>
-              <w:rPr>
-                <w:noProof/>
-                <w:webHidden/>
-              </w:rPr>
-              <w:fldChar w:fldCharType="end"/>
-            </w:r>
-          </w:hyperlink>
-        </w:p>
-        <w:p>
-          <w:pPr>
-            <w:pStyle w:val="TM3"/>
-            <w:tabs>
-              <w:tab w:val="right" w:leader="dot" w:pos="9062"/>
-            </w:tabs>
-            <w:rPr>
-              <w:noProof/>
-            </w:rPr>
-          </w:pPr>
-          <w:hyperlink w:anchor="_Toc225433184" w:history="1">
-            <w:r>
-              <w:rPr>
-                <w:rStyle w:val="Lienhypertexte"/>
-                <w:noProof/>
-              </w:rPr>
-              <w:t>3.2 Création d'une salle (?action=crea_salle)</w:t>
-            </w:r>
-            <w:r>
-              <w:rPr>
-                <w:noProof/>
-                <w:webHidden/>
-              </w:rPr>
-              <w:tab/>
-            </w:r>
-            <w:r>
-              <w:rPr>
-                <w:noProof/>
-                <w:webHidden/>
-              </w:rPr>
-              <w:fldChar w:fldCharType="begin"/>
-            </w:r>
-            <w:r>
-              <w:rPr>
-                <w:noProof/>
-                <w:webHidden/>
-              </w:rPr>
-              <w:instrText xml:space="preserve"> PAGEREF _Toc225433184 \h </w:instrText>
-            </w:r>
-            <w:r>
-              <w:rPr>
-                <w:noProof/>
-                <w:webHidden/>
-              </w:rPr>
-            </w:r>
-            <w:r>
-              <w:rPr>
-                <w:noProof/>
-                <w:webHidden/>
-              </w:rPr>
-              <w:fldChar w:fldCharType="separate"/>
-            </w:r>
-            <w:r>
-              <w:rPr>
-                <w:noProof/>
-                <w:webHidden/>
-              </w:rPr>
-              <w:t>7</w:t>
-            </w:r>
-            <w:r>
-              <w:rPr>
-                <w:noProof/>
-                <w:webHidden/>
-              </w:rPr>
-              <w:fldChar w:fldCharType="end"/>
-            </w:r>
-          </w:hyperlink>
-        </w:p>
-        <w:p>
-          <w:pPr>
-            <w:pStyle w:val="TM3"/>
-            <w:tabs>
-              <w:tab w:val="right" w:leader="dot" w:pos="9062"/>
-            </w:tabs>
-            <w:rPr>
-              <w:noProof/>
-            </w:rPr>
-          </w:pPr>
-          <w:hyperlink w:anchor="_Toc225433185" w:history="1">
-            <w:r>
-              <w:rPr>
-                <w:rStyle w:val="Lienhypertexte"/>
-                <w:noProof/>
-              </w:rPr>
-              <w:t>3.3 Gestion des enseignants, matières, promotions et groupes</w:t>
-            </w:r>
-            <w:r>
-              <w:rPr>
-                <w:noProof/>
-                <w:webHidden/>
-              </w:rPr>
-              <w:tab/>
-            </w:r>
-            <w:r>
-              <w:rPr>
-                <w:noProof/>
-                <w:webHidden/>
-              </w:rPr>
-              <w:fldChar w:fldCharType="begin"/>
-            </w:r>
-            <w:r>
-              <w:rPr>
-                <w:noProof/>
-                <w:webHidden/>
-              </w:rPr>
-              <w:instrText xml:space="preserve"> PAGEREF _Toc225433185 \h </w:instrText>
-            </w:r>
-            <w:r>
-              <w:rPr>
-                <w:noProof/>
-                <w:webHidden/>
-              </w:rPr>
-            </w:r>
-            <w:r>
-              <w:rPr>
-                <w:noProof/>
-                <w:webHidden/>
-              </w:rPr>
-              <w:fldChar w:fldCharType="separate"/>
-            </w:r>
-            <w:r>
-              <w:rPr>
-                <w:noProof/>
-                <w:webHidden/>
-              </w:rPr>
-              <w:t>7</w:t>
-            </w:r>
-            <w:r>
-              <w:rPr>
-                <w:noProof/>
-                <w:webHidden/>
-              </w:rPr>
-              <w:fldChar w:fldCharType="end"/>
-            </w:r>
-          </w:hyperlink>
-        </w:p>
-        <w:p>
-          <w:pPr>
-            <w:pStyle w:val="TM2"/>
-            <w:tabs>
-              <w:tab w:val="right" w:leader="dot" w:pos="9062"/>
-            </w:tabs>
-            <w:rPr>
-              <w:noProof/>
-            </w:rPr>
-          </w:pPr>
-          <w:hyperlink w:anchor="_Toc225433186" w:history="1">
-            <w:r>
-              <w:rPr>
-                <w:rStyle w:val="Lienhypertexte"/>
-                <w:noProof/>
-              </w:rPr>
-              <w:t>Étape 4 - Outil de placement (?action=util_placement)</w:t>
-            </w:r>
-            <w:r>
-              <w:rPr>
-                <w:noProof/>
-                <w:webHidden/>
-              </w:rPr>
-              <w:tab/>
-            </w:r>
-            <w:r>
-              <w:rPr>
-                <w:noProof/>
-                <w:webHidden/>
-              </w:rPr>
-              <w:fldChar w:fldCharType="begin"/>
-            </w:r>
-            <w:r>
-              <w:rPr>
-                <w:noProof/>
-                <w:webHidden/>
-              </w:rPr>
-              <w:instrText xml:space="preserve"> PAGEREF _Toc225433186 \h </w:instrText>
-            </w:r>
-            <w:r>
-              <w:rPr>
-                <w:noProof/>
-                <w:webHidden/>
-              </w:rPr>
-            </w:r>
-            <w:r>
-              <w:rPr>
-                <w:noProof/>
-                <w:webHidden/>
-              </w:rPr>
-              <w:fldChar w:fldCharType="separate"/>
-            </w:r>
-            <w:r>
-              <w:rPr>
-                <w:noProof/>
-                <w:webHidden/>
-              </w:rPr>
-              <w:t>7</w:t>
-            </w:r>
-            <w:r>
-              <w:rPr>
-                <w:noProof/>
-                <w:webHidden/>
-              </w:rPr>
-              <w:fldChar w:fldCharType="end"/>
-            </w:r>
-          </w:hyperlink>
-        </w:p>
-        <w:p>
-          <w:pPr>
-            <w:pStyle w:val="TM2"/>
-            <w:tabs>
-              <w:tab w:val="right" w:leader="dot" w:pos="9062"/>
-            </w:tabs>
-            <w:rPr>
-              <w:noProof/>
-            </w:rPr>
-          </w:pPr>
-          <w:hyperlink w:anchor="_Toc225433187" w:history="1">
-            <w:r>
-              <w:rPr>
-                <w:rStyle w:val="Lienhypertexte"/>
-                <w:noProof/>
-              </w:rPr>
-              <w:t>Étape 5 - Export PDF</w:t>
-            </w:r>
-            <w:r>
-              <w:rPr>
-                <w:noProof/>
-                <w:webHidden/>
-              </w:rPr>
-              <w:tab/>
-            </w:r>
-            <w:r>
-              <w:rPr>
-                <w:noProof/>
-                <w:webHidden/>
-              </w:rPr>
-              <w:fldChar w:fldCharType="begin"/>
-            </w:r>
-            <w:r>
-              <w:rPr>
-                <w:noProof/>
-                <w:webHidden/>
-              </w:rPr>
-              <w:instrText xml:space="preserve"> PAGEREF _Toc225433187 \h </w:instrText>
-            </w:r>
-            <w:r>
-              <w:rPr>
-                <w:noProof/>
-                <w:webHidden/>
-              </w:rPr>
-            </w:r>
-            <w:r>
-              <w:rPr>
-                <w:noProof/>
-                <w:webHidden/>
-              </w:rPr>
-              <w:fldChar w:fldCharType="separate"/>
-            </w:r>
-            <w:r>
-              <w:rPr>
-                <w:noProof/>
-                <w:webHidden/>
-              </w:rPr>
-              <w:t>8</w:t>
-            </w:r>
-            <w:r>
-              <w:rPr>
-                <w:noProof/>
-                <w:webHidden/>
-              </w:rPr>
-              <w:fldChar w:fldCharType="end"/>
-            </w:r>
-          </w:hyperlink>
-        </w:p>
-        <w:p>
-          <w:pPr>
-            <w:pStyle w:val="TM2"/>
-            <w:tabs>
-              <w:tab w:val="right" w:leader="dot" w:pos="9062"/>
-            </w:tabs>
-            <w:rPr>
-              <w:noProof/>
-            </w:rPr>
-          </w:pPr>
-          <w:hyperlink w:anchor="_Toc225433188" w:history="1">
-            <w:r>
-              <w:rPr>
-                <w:rStyle w:val="Lienhypertexte"/>
-                <w:noProof/>
-              </w:rPr>
-              <w:t>Étape 6 — Déconnexion</w:t>
-            </w:r>
-            <w:r>
-              <w:rPr>
-                <w:noProof/>
-                <w:webHidden/>
-              </w:rPr>
-              <w:tab/>
-            </w:r>
-            <w:r>
-              <w:rPr>
-                <w:noProof/>
-                <w:webHidden/>
-              </w:rPr>
-              <w:fldChar w:fldCharType="begin"/>
-            </w:r>
-            <w:r>
-              <w:rPr>
-                <w:noProof/>
-                <w:webHidden/>
-              </w:rPr>
-              <w:instrText xml:space="preserve"> PAGEREF _Toc225433188 \h </w:instrText>
-            </w:r>
-            <w:r>
-              <w:rPr>
-                <w:noProof/>
-                <w:webHidden/>
-              </w:rPr>
-            </w:r>
-            <w:r>
-              <w:rPr>
-                <w:noProof/>
-                <w:webHidden/>
-              </w:rPr>
-              <w:fldChar w:fldCharType="separate"/>
-            </w:r>
-            <w:r>
-              <w:rPr>
-                <w:noProof/>
-                <w:webHidden/>
-              </w:rPr>
-              <w:t>8</w:t>
+              <w:t>13</w:t>
             </w:r>
             <w:r>
               <w:rPr>
@@ -1615,79 +2069,9 @@
     </w:p>
     <w:p>
       <w:pPr>
-        <w:pStyle w:val="Sansinterligne"/>
-        <w:jc w:val="center"/>
-        <w:rPr>
-          <w:rFonts w:ascii="Arial" w:hAnsi="Arial" w:cs="Arial"/>
-          <w:color w:val="000000"/>
-        </w:rPr>
-      </w:pPr>
-    </w:p>
-    <w:p>
-      <w:pPr>
-        <w:pStyle w:val="Sansinterligne"/>
-        <w:jc w:val="center"/>
-        <w:rPr>
-          <w:rFonts w:ascii="Arial" w:hAnsi="Arial" w:cs="Arial"/>
-          <w:color w:val="000000"/>
-        </w:rPr>
-      </w:pPr>
-    </w:p>
-    <w:p>
-      <w:pPr>
-        <w:pStyle w:val="Sansinterligne"/>
-        <w:jc w:val="center"/>
-        <w:rPr>
-          <w:rFonts w:ascii="Arial" w:hAnsi="Arial" w:cs="Arial"/>
-          <w:color w:val="000000"/>
-        </w:rPr>
-      </w:pPr>
-    </w:p>
-    <w:p>
-      <w:pPr>
-        <w:pStyle w:val="Sansinterligne"/>
-        <w:jc w:val="center"/>
-        <w:rPr>
-          <w:rFonts w:ascii="Arial" w:hAnsi="Arial" w:cs="Arial"/>
-          <w:color w:val="000000"/>
-        </w:rPr>
-      </w:pPr>
-    </w:p>
-    <w:p>
-      <w:pPr>
-        <w:pStyle w:val="Sansinterligne"/>
-        <w:jc w:val="center"/>
-        <w:rPr>
-          <w:rFonts w:ascii="Arial" w:hAnsi="Arial" w:cs="Arial"/>
-          <w:color w:val="000000"/>
-        </w:rPr>
-      </w:pPr>
-    </w:p>
-    <w:p>
-      <w:pPr>
-        <w:pStyle w:val="Sansinterligne"/>
-        <w:jc w:val="center"/>
-        <w:rPr>
-          <w:rFonts w:ascii="Arial" w:hAnsi="Arial" w:cs="Arial"/>
-          <w:color w:val="000000"/>
-        </w:rPr>
-      </w:pPr>
-    </w:p>
-    <w:p>
-      <w:pPr>
-        <w:pStyle w:val="Sansinterligne"/>
-        <w:jc w:val="center"/>
-        <w:rPr>
-          <w:rFonts w:ascii="Arial" w:hAnsi="Arial" w:cs="Arial"/>
-          <w:color w:val="000000"/>
-        </w:rPr>
-      </w:pPr>
-    </w:p>
-    <w:p>
-      <w:pPr>
         <w:pStyle w:val="Titre1"/>
       </w:pPr>
-      <w:bookmarkStart w:id="0" w:name="_Toc225433170"/>
+      <w:bookmarkStart w:id="0" w:name="_Toc225506937"/>
       <w:r>
         <w:lastRenderedPageBreak/>
         <w:t>1.</w:t>
@@ -1697,7 +2081,6 @@
       </w:r>
       <w:bookmarkEnd w:id="0"/>
     </w:p>
-    <w:p/>
     <w:p>
       <w:pPr>
         <w:pStyle w:val="text"/>
@@ -1706,15 +2089,7 @@
         <w:tab/>
       </w:r>
       <w:r>
-        <w:t xml:space="preserve">Ce projet de SAE 4.01 a pour objet la refonte complète de l'application web </w:t>
-      </w:r>
-      <w:proofErr w:type="spellStart"/>
-      <w:r>
-        <w:t>InfoPlacement</w:t>
-      </w:r>
-      <w:proofErr w:type="spellEnd"/>
-      <w:r>
-        <w:t>, utilisée par le département informatique de l'IUT de Metz pour automatiser le placement des étudiants lors des évaluations. L'application existante reposait sur une architecture procédurale, une base de données non normalisée présentant des anomalies de redondance, et un mécanisme d'authentification obsolète et vulnérable.</w:t>
+        <w:t>Ce projet de SAE 4.01 a pour objet la refonte complète de l'application web InfoPlacement, utilisée par le département informatique de l'IUT de Metz pour automatiser le placement des étudiants lors des évaluations. L'application existante reposait sur une architecture procédurale, une base de données non normalisée présentant des anomalies de redondance, et un mécanisme d'authentification obsolète et vulnérable.</w:t>
       </w:r>
     </w:p>
     <w:p>
@@ -1810,15 +2185,7 @@
         <w:t>Sécurité</w:t>
       </w:r>
       <w:r>
-        <w:t xml:space="preserve"> : Remplacer le hachage MD5 par </w:t>
-      </w:r>
-      <w:proofErr w:type="spellStart"/>
-      <w:r>
-        <w:t>BCrypt</w:t>
-      </w:r>
-      <w:proofErr w:type="spellEnd"/>
-      <w:r>
-        <w:t>, systématiser l'utilisation de requêtes préparées PDO, et introduire une gestion robuste des sessions.</w:t>
+        <w:t xml:space="preserve"> : Remplacer le hachage MD5 par BCrypt, systématiser l'utilisation de requêtes préparées PDO, et introduire une gestion robuste des sessions.</w:t>
       </w:r>
     </w:p>
     <w:p>
@@ -1837,354 +2204,198 @@
         <w:t>Maintenabilité</w:t>
       </w:r>
       <w:r>
-        <w:t xml:space="preserve"> : Réorganiser l'ensemble des fichiers source en dossiers thématiques (</w:t>
+        <w:t xml:space="preserve"> : Réorganiser l'ensemble des fichiers source en dossiers thématiques (controllers/, models/, views/, utils/, ajax/) pour faciliter l'évolution et la collaboration en équipe.</w:t>
+      </w:r>
+    </w:p>
+    <w:p>
+      <w:pPr>
+        <w:pStyle w:val="Titre1"/>
+      </w:pPr>
+      <w:bookmarkStart w:id="1" w:name="_Toc225506938"/>
+      <w:r>
+        <w:t>2.</w:t>
+      </w:r>
+      <w:r>
+        <w:t xml:space="preserve"> Technologies utilisées</w:t>
+      </w:r>
+      <w:bookmarkEnd w:id="1"/>
+    </w:p>
+    <w:p>
+      <w:pPr>
+        <w:pStyle w:val="text"/>
+      </w:pPr>
+      <w:r>
+        <w:t>Langage serveur : PHP 8.2.20</w:t>
+      </w:r>
+    </w:p>
+    <w:p>
+      <w:pPr>
+        <w:pStyle w:val="text"/>
+      </w:pPr>
+      <w:r>
+        <w:t xml:space="preserve">SGBD : </w:t>
       </w:r>
       <w:proofErr w:type="spellStart"/>
       <w:r>
-        <w:t>controllers</w:t>
+        <w:t>MariaDB</w:t>
       </w:r>
       <w:proofErr w:type="spellEnd"/>
       <w:r>
-        <w:t xml:space="preserve">/, </w:t>
+        <w:t xml:space="preserve"> 10.3.39</w:t>
+      </w:r>
+    </w:p>
+    <w:p>
+      <w:pPr>
+        <w:pStyle w:val="text"/>
+      </w:pPr>
+      <w:r>
+        <w:t xml:space="preserve">Accès aux données : PDO (PHP Data </w:t>
       </w:r>
       <w:proofErr w:type="spellStart"/>
       <w:r>
-        <w:t>models</w:t>
+        <w:t>Objects</w:t>
       </w:r>
       <w:proofErr w:type="spellEnd"/>
       <w:r>
-        <w:t xml:space="preserve">/, </w:t>
+        <w:t>) avec requêtes préparées et paramètres nommés</w:t>
+      </w:r>
+    </w:p>
+    <w:p>
+      <w:pPr>
+        <w:pStyle w:val="text"/>
+      </w:pPr>
+      <w:r>
+        <w:t>Sécurité des mots de passe : BCrypt via password_</w:t>
+      </w:r>
+      <w:proofErr w:type="gramStart"/>
+      <w:r>
+        <w:t>hash(</w:t>
+      </w:r>
+      <w:proofErr w:type="gramEnd"/>
+      <w:r>
+        <w:t>) / password_</w:t>
+      </w:r>
+      <w:proofErr w:type="gramStart"/>
+      <w:r>
+        <w:t>verify(</w:t>
+      </w:r>
+      <w:proofErr w:type="gramEnd"/>
+      <w:r>
+        <w:t>) (PHP natif)</w:t>
+      </w:r>
+    </w:p>
+    <w:p>
+      <w:pPr>
+        <w:pStyle w:val="text"/>
+      </w:pPr>
+      <w:r>
+        <w:t xml:space="preserve">Génération de PDF : Bibliothèque </w:t>
       </w:r>
       <w:proofErr w:type="spellStart"/>
       <w:r>
-        <w:t>views</w:t>
+        <w:t>ezpdf</w:t>
       </w:r>
       <w:proofErr w:type="spellEnd"/>
       <w:r>
-        <w:t xml:space="preserve">/, </w:t>
+        <w:t xml:space="preserve"> (</w:t>
       </w:r>
       <w:proofErr w:type="spellStart"/>
       <w:r>
-        <w:t>utils</w:t>
+        <w:t>class.ezpdf.php</w:t>
       </w:r>
       <w:proofErr w:type="spellEnd"/>
       <w:r>
-        <w:t>/, ajax/) pour faciliter l'évolution et la collaboration en équipe.</w:t>
-      </w:r>
-    </w:p>
-    <w:p>
-      <w:pPr>
-        <w:pStyle w:val="text"/>
-      </w:pPr>
+        <w:t xml:space="preserve"> / </w:t>
+      </w:r>
+      <w:proofErr w:type="spellStart"/>
+      <w:r>
+        <w:t>class.pdf.php</w:t>
+      </w:r>
+      <w:proofErr w:type="spellEnd"/>
+      <w:r>
+        <w:t>) — FPDF 1.86 en réserve</w:t>
+      </w:r>
+    </w:p>
+    <w:p>
+      <w:pPr>
+        <w:pStyle w:val="text"/>
+      </w:pPr>
+      <w:proofErr w:type="spellStart"/>
+      <w:r>
+        <w:t>Front-end</w:t>
+      </w:r>
+      <w:proofErr w:type="spellEnd"/>
+      <w:r>
+        <w:t xml:space="preserve"> : HTML5, CSS</w:t>
+      </w:r>
+    </w:p>
+    <w:p>
+      <w:pPr>
+        <w:pStyle w:val="text"/>
+      </w:pPr>
+      <w:r>
+        <w:t xml:space="preserve">Interactions dynamiques : JavaScript / AJAX (appels aux </w:t>
+      </w:r>
+      <w:proofErr w:type="spellStart"/>
+      <w:r>
+        <w:t>endpoints</w:t>
+      </w:r>
+      <w:proofErr w:type="spellEnd"/>
+      <w:r>
+        <w:t xml:space="preserve"> dédiés dans ajax/)</w:t>
+      </w:r>
+    </w:p>
+    <w:p>
+      <w:pPr>
+        <w:pStyle w:val="text"/>
+      </w:pPr>
+      <w:r>
+        <w:t>Gestion de projet : Git / GitHub, Trello (méthode agile avec sprints hebdomadaires)</w:t>
+      </w:r>
+    </w:p>
+    <w:p>
+      <w:pPr>
+        <w:pStyle w:val="text"/>
+      </w:pPr>
+      <w:r>
+        <w:t xml:space="preserve">Environnement de déploiement : Serveur </w:t>
+      </w:r>
+      <w:proofErr w:type="spellStart"/>
+      <w:r>
+        <w:t>DevWeb</w:t>
+      </w:r>
+      <w:proofErr w:type="spellEnd"/>
+      <w:r>
+        <w:t xml:space="preserve"> de l’IUT</w:t>
+      </w:r>
+    </w:p>
+    <w:p>
+      <w:pPr>
+        <w:pStyle w:val="text"/>
+      </w:pPr>
+      <w:r>
+        <w:t>Encodage : UTF-8mb4 (support des caractères spéciaux et emojis)</w:t>
+      </w:r>
     </w:p>
     <w:p>
       <w:pPr>
         <w:pStyle w:val="Titre1"/>
       </w:pPr>
-      <w:bookmarkStart w:id="1" w:name="_Toc225433171"/>
-      <w:r>
-        <w:t>2.</w:t>
-      </w:r>
-      <w:r>
-        <w:t xml:space="preserve"> Technologies utilisées</w:t>
-      </w:r>
-      <w:bookmarkEnd w:id="1"/>
-    </w:p>
-    <w:p/>
-    <w:p>
-      <w:pPr>
-        <w:pStyle w:val="text"/>
-      </w:pPr>
-      <w:r>
-        <w:t>Langage serveur : PHP 8.2.20</w:t>
-      </w:r>
-    </w:p>
-    <w:p>
-      <w:pPr>
-        <w:pStyle w:val="text"/>
-      </w:pPr>
-      <w:r>
-        <w:t xml:space="preserve">SGBD : </w:t>
-      </w:r>
-      <w:proofErr w:type="spellStart"/>
-      <w:r>
-        <w:t>MariaDB</w:t>
-      </w:r>
-      <w:proofErr w:type="spellEnd"/>
-      <w:r>
-        <w:t xml:space="preserve"> 10.3.39</w:t>
-      </w:r>
-    </w:p>
-    <w:p>
-      <w:pPr>
-        <w:pStyle w:val="text"/>
-      </w:pPr>
-      <w:r>
-        <w:t xml:space="preserve">Accès aux données : PDO (PHP Data </w:t>
-      </w:r>
-      <w:proofErr w:type="spellStart"/>
-      <w:r>
-        <w:t>Objects</w:t>
-      </w:r>
-      <w:proofErr w:type="spellEnd"/>
-      <w:r>
-        <w:t>) avec requêtes préparées et paramètres nommés</w:t>
-      </w:r>
-    </w:p>
-    <w:p>
-      <w:pPr>
-        <w:pStyle w:val="text"/>
-      </w:pPr>
-      <w:r>
-        <w:t xml:space="preserve">Sécurité des mots de passe : </w:t>
-      </w:r>
-      <w:proofErr w:type="spellStart"/>
-      <w:r>
-        <w:t>BCrypt</w:t>
-      </w:r>
-      <w:proofErr w:type="spellEnd"/>
-      <w:r>
-        <w:t xml:space="preserve"> via </w:t>
-      </w:r>
-      <w:proofErr w:type="spellStart"/>
-      <w:r>
-        <w:t>password_</w:t>
-      </w:r>
-      <w:proofErr w:type="gramStart"/>
-      <w:r>
-        <w:t>hash</w:t>
-      </w:r>
-      <w:proofErr w:type="spellEnd"/>
-      <w:r>
-        <w:t>(</w:t>
-      </w:r>
-      <w:proofErr w:type="gramEnd"/>
-      <w:r>
-        <w:t xml:space="preserve">) / </w:t>
-      </w:r>
-      <w:proofErr w:type="spellStart"/>
-      <w:r>
-        <w:t>password_</w:t>
-      </w:r>
-      <w:proofErr w:type="gramStart"/>
-      <w:r>
-        <w:t>verify</w:t>
-      </w:r>
-      <w:proofErr w:type="spellEnd"/>
-      <w:r>
-        <w:t>(</w:t>
-      </w:r>
-      <w:proofErr w:type="gramEnd"/>
-      <w:r>
-        <w:t>) (PHP natif)</w:t>
-      </w:r>
-    </w:p>
-    <w:p>
-      <w:pPr>
-        <w:pStyle w:val="text"/>
-      </w:pPr>
-      <w:r>
-        <w:t xml:space="preserve">Génération de PDF : Bibliothèque </w:t>
-      </w:r>
-      <w:proofErr w:type="spellStart"/>
-      <w:r>
-        <w:t>ezpdf</w:t>
-      </w:r>
-      <w:proofErr w:type="spellEnd"/>
-      <w:r>
-        <w:t xml:space="preserve"> (</w:t>
-      </w:r>
-      <w:proofErr w:type="spellStart"/>
-      <w:r>
-        <w:t>class.ezpdf.php</w:t>
-      </w:r>
-      <w:proofErr w:type="spellEnd"/>
-      <w:r>
-        <w:t xml:space="preserve"> / </w:t>
-      </w:r>
-      <w:proofErr w:type="spellStart"/>
-      <w:r>
-        <w:t>class.pdf.php</w:t>
-      </w:r>
-      <w:proofErr w:type="spellEnd"/>
-      <w:r>
-        <w:t>) — FPDF 1.86 en réserve</w:t>
-      </w:r>
-    </w:p>
-    <w:p>
-      <w:pPr>
-        <w:pStyle w:val="text"/>
-      </w:pPr>
-      <w:proofErr w:type="spellStart"/>
-      <w:r>
-        <w:t>Front-end</w:t>
-      </w:r>
-      <w:proofErr w:type="spellEnd"/>
-      <w:r>
-        <w:t xml:space="preserve"> : HTML5, CSS</w:t>
-      </w:r>
-    </w:p>
-    <w:p>
-      <w:pPr>
-        <w:pStyle w:val="text"/>
-      </w:pPr>
-      <w:r>
-        <w:t xml:space="preserve">Interactions dynamiques : JavaScript / AJAX (appels aux </w:t>
-      </w:r>
-      <w:proofErr w:type="spellStart"/>
-      <w:r>
-        <w:t>endpoints</w:t>
-      </w:r>
-      <w:proofErr w:type="spellEnd"/>
-      <w:r>
-        <w:t xml:space="preserve"> dédiés dans ajax/)</w:t>
-      </w:r>
-    </w:p>
-    <w:p>
-      <w:pPr>
-        <w:pStyle w:val="text"/>
-      </w:pPr>
-      <w:r>
-        <w:t>Gestion de projet : Git / GitHub, Trello (méthode agile avec sprints hebdomadaires)</w:t>
-      </w:r>
-    </w:p>
-    <w:p>
-      <w:pPr>
-        <w:pStyle w:val="text"/>
-      </w:pPr>
-      <w:r>
-        <w:t xml:space="preserve">Environnement de déploiement : Serveur </w:t>
-      </w:r>
-      <w:proofErr w:type="spellStart"/>
-      <w:r>
-        <w:t>DevWeb</w:t>
-      </w:r>
-      <w:proofErr w:type="spellEnd"/>
-      <w:r>
-        <w:t xml:space="preserve"> de l’IUT</w:t>
-      </w:r>
-    </w:p>
-    <w:p>
-      <w:pPr>
-        <w:pStyle w:val="text"/>
-      </w:pPr>
-      <w:r>
-        <w:t>Encodage : UTF-8mb4 (support des caractères spéciaux et emojis)</w:t>
-      </w:r>
-    </w:p>
-    <w:p>
-      <w:pPr>
-        <w:pStyle w:val="text"/>
-      </w:pPr>
-    </w:p>
-    <w:p>
-      <w:pPr>
-        <w:pStyle w:val="text"/>
-      </w:pPr>
-    </w:p>
-    <w:p>
-      <w:pPr>
-        <w:pStyle w:val="text"/>
-      </w:pPr>
-    </w:p>
-    <w:p>
-      <w:pPr>
-        <w:pStyle w:val="text"/>
-      </w:pPr>
-    </w:p>
-    <w:p>
-      <w:pPr>
-        <w:pStyle w:val="text"/>
-      </w:pPr>
-    </w:p>
-    <w:p>
-      <w:pPr>
-        <w:pStyle w:val="text"/>
-      </w:pPr>
-    </w:p>
-    <w:p>
-      <w:pPr>
-        <w:pStyle w:val="text"/>
-      </w:pPr>
-    </w:p>
-    <w:p>
-      <w:pPr>
-        <w:pStyle w:val="text"/>
-      </w:pPr>
-    </w:p>
-    <w:p>
-      <w:pPr>
-        <w:pStyle w:val="text"/>
-      </w:pPr>
-    </w:p>
-    <w:p>
-      <w:pPr>
-        <w:pStyle w:val="text"/>
-      </w:pPr>
-    </w:p>
-    <w:p>
-      <w:pPr>
-        <w:pStyle w:val="text"/>
-      </w:pPr>
-    </w:p>
-    <w:p>
-      <w:pPr>
-        <w:pStyle w:val="text"/>
-      </w:pPr>
-    </w:p>
-    <w:p>
-      <w:pPr>
-        <w:pStyle w:val="text"/>
-      </w:pPr>
-    </w:p>
-    <w:p>
-      <w:pPr>
-        <w:pStyle w:val="text"/>
-      </w:pPr>
-    </w:p>
-    <w:p>
-      <w:pPr>
-        <w:pStyle w:val="text"/>
-      </w:pPr>
-    </w:p>
-    <w:p>
-      <w:pPr>
-        <w:pStyle w:val="text"/>
-      </w:pPr>
-    </w:p>
-    <w:p>
-      <w:pPr>
-        <w:pStyle w:val="text"/>
-      </w:pPr>
-      <w:r>
-        <w:lastRenderedPageBreak/>
-        <w:t xml:space="preserve">III — Informations sur le projet </w:t>
-      </w:r>
-      <w:proofErr w:type="spellStart"/>
-      <w:r>
-        <w:t>projet</w:t>
-      </w:r>
-      <w:proofErr w:type="spellEnd"/>
-    </w:p>
-    <w:p>
-      <w:pPr>
-        <w:pStyle w:val="text"/>
-      </w:pPr>
-    </w:p>
-    <w:p>
-      <w:pPr>
-        <w:pStyle w:val="text"/>
-      </w:pPr>
-      <w:r>
-        <w:t xml:space="preserve">Lien </w:t>
-      </w:r>
-      <w:proofErr w:type="spellStart"/>
-      <w:r>
-        <w:t>devweb</w:t>
-      </w:r>
-      <w:proofErr w:type="spellEnd"/>
-      <w:r>
-        <w:t xml:space="preserve"> de la version finale :</w:t>
+      <w:bookmarkStart w:id="2" w:name="_Toc225506939"/>
+      <w:r>
+        <w:t xml:space="preserve">3. </w:t>
+      </w:r>
+      <w:r>
+        <w:t>Informations sur le projet</w:t>
+      </w:r>
+      <w:bookmarkEnd w:id="2"/>
+    </w:p>
+    <w:p>
+      <w:pPr>
+        <w:pStyle w:val="text"/>
+      </w:pPr>
+      <w:r>
+        <w:t>Lien devweb de la version finale :</w:t>
       </w:r>
       <w:r>
         <w:t xml:space="preserve"> </w:t>
@@ -2572,11 +2783,6 @@
       <w:pPr>
         <w:pStyle w:val="text"/>
       </w:pPr>
-    </w:p>
-    <w:p>
-      <w:pPr>
-        <w:pStyle w:val="text"/>
-      </w:pPr>
       <w:r>
         <w:t xml:space="preserve">Lien </w:t>
       </w:r>
@@ -2610,11 +2816,6 @@
       <w:pPr>
         <w:pStyle w:val="text"/>
       </w:pPr>
-    </w:p>
-    <w:p>
-      <w:pPr>
-        <w:pStyle w:val="text"/>
-      </w:pPr>
       <w:r>
         <w:t xml:space="preserve">Lien Trello (lien d’invitation) : </w:t>
       </w:r>
@@ -2629,18 +2830,14 @@
     </w:p>
     <w:p>
       <w:pPr>
-        <w:pStyle w:val="text"/>
-      </w:pPr>
-    </w:p>
-    <w:p>
-      <w:pPr>
         <w:pStyle w:val="Titre1"/>
         <w:rPr>
           <w:rFonts w:eastAsia="Arial"/>
         </w:rPr>
       </w:pPr>
-      <w:bookmarkStart w:id="2" w:name="_Toc225433172"/>
-      <w:r>
+      <w:bookmarkStart w:id="3" w:name="_Toc225506940"/>
+      <w:r>
+        <w:lastRenderedPageBreak/>
         <w:t>4.</w:t>
       </w:r>
       <w:r>
@@ -2649,9 +2846,8 @@
         </w:rPr>
         <w:t xml:space="preserve"> Base de données</w:t>
       </w:r>
-      <w:bookmarkEnd w:id="2"/>
-    </w:p>
-    <w:p/>
+      <w:bookmarkEnd w:id="3"/>
+    </w:p>
     <w:p>
       <w:pPr>
         <w:pStyle w:val="text"/>
@@ -2662,17 +2858,12 @@
     </w:p>
     <w:p>
       <w:pPr>
-        <w:pStyle w:val="text"/>
-      </w:pPr>
-    </w:p>
-    <w:p>
-      <w:pPr>
         <w:pStyle w:val="Titre2"/>
       </w:pPr>
       <w:r>
         <w:tab/>
       </w:r>
-      <w:bookmarkStart w:id="3" w:name="_Toc225433173"/>
+      <w:bookmarkStart w:id="4" w:name="_Toc225506941"/>
       <w:r>
         <w:t xml:space="preserve">4.1 </w:t>
       </w:r>
@@ -2682,7 +2873,7 @@
         </w:rPr>
         <w:t>Bilan des évolutions de la base de données</w:t>
       </w:r>
-      <w:bookmarkEnd w:id="3"/>
+      <w:bookmarkEnd w:id="4"/>
     </w:p>
     <w:p>
       <w:pPr>
@@ -2695,17 +2886,12 @@
     </w:p>
     <w:p>
       <w:pPr>
-        <w:pStyle w:val="text"/>
-      </w:pPr>
-    </w:p>
-    <w:p>
-      <w:pPr>
         <w:pStyle w:val="Titre2"/>
       </w:pPr>
       <w:r>
         <w:tab/>
       </w:r>
-      <w:bookmarkStart w:id="4" w:name="_Toc225433174"/>
+      <w:bookmarkStart w:id="5" w:name="_Toc225506942"/>
       <w:r>
         <w:t xml:space="preserve">4.2 </w:t>
       </w:r>
@@ -2715,7 +2901,7 @@
         </w:rPr>
         <w:t>Stratégie de migration</w:t>
       </w:r>
-      <w:bookmarkEnd w:id="4"/>
+      <w:bookmarkEnd w:id="5"/>
     </w:p>
     <w:p>
       <w:pPr>
@@ -2852,23 +3038,7 @@
       <w:pPr>
         <w:pStyle w:val="text"/>
       </w:pPr>
-    </w:p>
-    <w:p>
-      <w:pPr>
-        <w:pStyle w:val="text"/>
-      </w:pPr>
-    </w:p>
-    <w:p>
-      <w:pPr>
-        <w:pStyle w:val="text"/>
-      </w:pPr>
-    </w:p>
-    <w:p>
-      <w:pPr>
-        <w:pStyle w:val="text"/>
-      </w:pPr>
-      <w:r>
-        <w:lastRenderedPageBreak/>
+      <w:r>
         <w:t xml:space="preserve">3. </w:t>
       </w:r>
       <w:r>
@@ -2910,7 +3080,7 @@
       <w:r>
         <w:tab/>
       </w:r>
-      <w:bookmarkStart w:id="5" w:name="_Toc225433175"/>
+      <w:bookmarkStart w:id="6" w:name="_Toc225506943"/>
       <w:r>
         <w:t xml:space="preserve">4.3 </w:t>
       </w:r>
@@ -2920,7 +3090,7 @@
         </w:rPr>
         <w:t>Évolutions structurelles détaillées</w:t>
       </w:r>
-      <w:bookmarkEnd w:id="5"/>
+      <w:bookmarkEnd w:id="6"/>
     </w:p>
     <w:p>
       <w:pPr>
@@ -3108,23 +3278,7 @@
                 <w:sz w:val="20"/>
                 <w:szCs w:val="20"/>
               </w:rPr>
-              <w:t>255) (</w:t>
-            </w:r>
-            <w:proofErr w:type="spellStart"/>
-            <w:r>
-              <w:rPr>
-                <w:sz w:val="20"/>
-                <w:szCs w:val="20"/>
-              </w:rPr>
-              <w:t>BCrypt</w:t>
-            </w:r>
-            <w:proofErr w:type="spellEnd"/>
-            <w:r>
-              <w:rPr>
-                <w:sz w:val="20"/>
-                <w:szCs w:val="20"/>
-              </w:rPr>
-              <w:t>) ; valeur par défaut de admin passée à 0 ; contrainte UNIQUE ajoutée sur login</w:t>
+              <w:t>255) (BCrypt) ; valeur par défaut de admin passée à 0 ; contrainte UNIQUE ajoutée sur login</w:t>
             </w:r>
           </w:p>
         </w:tc>
@@ -3513,7 +3667,33 @@
       <w:pPr>
         <w:pStyle w:val="text"/>
       </w:pPr>
-      <w:r>
+    </w:p>
+    <w:p>
+      <w:pPr>
+        <w:pStyle w:val="text"/>
+      </w:pPr>
+    </w:p>
+    <w:p>
+      <w:pPr>
+        <w:pStyle w:val="text"/>
+      </w:pPr>
+    </w:p>
+    <w:p>
+      <w:pPr>
+        <w:pStyle w:val="text"/>
+      </w:pPr>
+    </w:p>
+    <w:p>
+      <w:pPr>
+        <w:pStyle w:val="text"/>
+      </w:pPr>
+    </w:p>
+    <w:p>
+      <w:pPr>
+        <w:pStyle w:val="text"/>
+      </w:pPr>
+      <w:r>
+        <w:lastRenderedPageBreak/>
         <w:t>Tables de jonction créées (normalisation 4FN) :</w:t>
       </w:r>
     </w:p>
@@ -4167,56 +4347,10 @@
     </w:p>
     <w:p>
       <w:pPr>
-        <w:pStyle w:val="text"/>
-      </w:pPr>
-    </w:p>
-    <w:p>
-      <w:pPr>
-        <w:pStyle w:val="text"/>
-      </w:pPr>
-    </w:p>
-    <w:p>
-      <w:pPr>
-        <w:pStyle w:val="text"/>
-      </w:pPr>
-    </w:p>
-    <w:p>
-      <w:pPr>
-        <w:pStyle w:val="text"/>
-      </w:pPr>
-    </w:p>
-    <w:p>
-      <w:pPr>
-        <w:pStyle w:val="text"/>
-      </w:pPr>
-    </w:p>
-    <w:p>
-      <w:pPr>
-        <w:pStyle w:val="text"/>
-      </w:pPr>
-    </w:p>
-    <w:p>
-      <w:pPr>
-        <w:pStyle w:val="text"/>
-      </w:pPr>
-    </w:p>
-    <w:p>
-      <w:pPr>
-        <w:pStyle w:val="text"/>
-      </w:pPr>
-    </w:p>
-    <w:p>
-      <w:pPr>
-        <w:pStyle w:val="text"/>
-      </w:pPr>
-    </w:p>
-    <w:p>
-      <w:pPr>
-        <w:pStyle w:val="Titre2"/>
-      </w:pPr>
-      <w:bookmarkStart w:id="6" w:name="_Toc225433176"/>
-      <w:r>
-        <w:lastRenderedPageBreak/>
+        <w:pStyle w:val="Titre1"/>
+      </w:pPr>
+      <w:bookmarkStart w:id="7" w:name="_Toc225506944"/>
+      <w:r>
         <w:t>5.</w:t>
       </w:r>
       <w:r>
@@ -4225,37 +4359,16 @@
         </w:rPr>
         <w:t xml:space="preserve"> Liste détaillée des fonctionnalités du projet</w:t>
       </w:r>
-      <w:bookmarkEnd w:id="6"/>
-    </w:p>
-    <w:p>
-      <w:pPr>
-        <w:pStyle w:val="text"/>
-      </w:pPr>
-      <w:r>
+      <w:bookmarkEnd w:id="7"/>
+    </w:p>
+    <w:p>
+      <w:pPr>
+        <w:pStyle w:val="text"/>
         <w:rPr>
           <w:color w:val="2E75B6"/>
           <w:sz w:val="26"/>
           <w:szCs w:val="26"/>
         </w:rPr>
-        <w:t>Ajoutées à l'existant</w:t>
-      </w:r>
-    </w:p>
-    <w:p>
-      <w:pPr>
-        <w:pStyle w:val="text"/>
-      </w:pPr>
-      <w:r>
-        <w:rPr>
-          <w:i/>
-          <w:iCs/>
-          <w:color w:val="888888"/>
-        </w:rPr>
-        <w:t>(À compléter par l'équipe)</w:t>
-      </w:r>
-    </w:p>
-    <w:p>
-      <w:pPr>
-        <w:pStyle w:val="text"/>
       </w:pPr>
       <w:r>
         <w:rPr>
@@ -4263,58 +4376,1766 @@
           <w:sz w:val="26"/>
           <w:szCs w:val="26"/>
         </w:rPr>
-        <w:t>Supprimées de l'existant</w:t>
-      </w:r>
-    </w:p>
-    <w:p>
-      <w:pPr>
-        <w:pStyle w:val="text"/>
-      </w:pPr>
-      <w:r>
-        <w:rPr>
-          <w:i/>
-          <w:iCs/>
-          <w:color w:val="888888"/>
-        </w:rPr>
-        <w:t>(À compléter par l'équipe)</w:t>
-      </w:r>
-    </w:p>
-    <w:p>
-      <w:pPr>
-        <w:pStyle w:val="text"/>
-      </w:pPr>
+        <w:t>Ajoutées à l'existant</w:t>
+      </w:r>
       <w:r>
         <w:rPr>
           <w:color w:val="2E75B6"/>
           <w:sz w:val="26"/>
           <w:szCs w:val="26"/>
         </w:rPr>
+        <w:t> :</w:t>
+      </w:r>
+    </w:p>
+    <w:p>
+      <w:pPr>
+        <w:pStyle w:val="text"/>
+      </w:pPr>
+    </w:p>
+    <w:p>
+      <w:pPr>
+        <w:pStyle w:val="text"/>
+        <w:numPr>
+          <w:ilvl w:val="0"/>
+          <w:numId w:val="4"/>
+        </w:numPr>
+        <w:rPr>
+          <w:b/>
+          <w:bCs/>
+        </w:rPr>
+      </w:pPr>
+      <w:r>
+        <w:rPr>
+          <w:b/>
+          <w:bCs/>
+        </w:rPr>
+        <w:t>Architecture MVC avec routeur centralis</w:t>
+      </w:r>
+      <w:r>
+        <w:rPr>
+          <w:b/>
+          <w:bCs/>
+        </w:rPr>
+        <w:t>é</w:t>
+      </w:r>
+      <w:r>
+        <w:rPr>
+          <w:b/>
+          <w:bCs/>
+        </w:rPr>
+        <w:t xml:space="preserve"> : </w:t>
+      </w:r>
+    </w:p>
+    <w:p>
+      <w:pPr>
+        <w:pStyle w:val="text"/>
+        <w:ind w:left="720"/>
+      </w:pPr>
+      <w:r>
+        <w:t>L</w:t>
+      </w:r>
+      <w:r>
+        <w:t xml:space="preserve">a nouvelle version introduit un front controller (index.php) qui centralise les routes </w:t>
+      </w:r>
+      <w:r>
+        <w:t>métier</w:t>
+      </w:r>
+      <w:r>
+        <w:t xml:space="preserve">, les </w:t>
+      </w:r>
+      <w:r>
+        <w:t>contrôles</w:t>
+      </w:r>
+      <w:r>
+        <w:t xml:space="preserve"> d'</w:t>
+      </w:r>
+      <w:r>
+        <w:t>accès</w:t>
+      </w:r>
+      <w:r>
+        <w:t xml:space="preserve"> et les erreurs 404, alors que l'ancienne version chargeait les pages de </w:t>
+      </w:r>
+      <w:r>
+        <w:t>façon</w:t>
+      </w:r>
+      <w:r>
+        <w:t xml:space="preserve"> </w:t>
+      </w:r>
+      <w:r>
+        <w:t>procédurale</w:t>
+      </w:r>
+      <w:r>
+        <w:t>.</w:t>
+      </w:r>
+    </w:p>
+    <w:p>
+      <w:pPr>
+        <w:pStyle w:val="text"/>
+        <w:numPr>
+          <w:ilvl w:val="0"/>
+          <w:numId w:val="4"/>
+        </w:numPr>
+        <w:rPr>
+          <w:b/>
+          <w:bCs/>
+        </w:rPr>
+      </w:pPr>
+      <w:r>
+        <w:rPr>
+          <w:b/>
+          <w:bCs/>
+        </w:rPr>
+        <w:t>Séparation</w:t>
+      </w:r>
+      <w:r>
+        <w:rPr>
+          <w:b/>
+          <w:bCs/>
+        </w:rPr>
+        <w:t xml:space="preserve"> claire des </w:t>
+      </w:r>
+      <w:r>
+        <w:rPr>
+          <w:b/>
+          <w:bCs/>
+        </w:rPr>
+        <w:t>responsabilités</w:t>
+      </w:r>
+      <w:r>
+        <w:rPr>
+          <w:b/>
+          <w:bCs/>
+        </w:rPr>
+        <w:t xml:space="preserve"> : </w:t>
+      </w:r>
+    </w:p>
+    <w:p>
+      <w:pPr>
+        <w:pStyle w:val="text"/>
+        <w:ind w:left="720"/>
+      </w:pPr>
+      <w:r>
+        <w:t>L</w:t>
+      </w:r>
+      <w:r>
+        <w:t xml:space="preserve">a logique est </w:t>
+      </w:r>
+      <w:r>
+        <w:t>découpée</w:t>
+      </w:r>
+      <w:r>
+        <w:t xml:space="preserve"> en controllers, models et views, ce qui facilite les tests, la maintenance et l'</w:t>
+      </w:r>
+      <w:r>
+        <w:t>évolution</w:t>
+      </w:r>
+      <w:r>
+        <w:t xml:space="preserve"> fonctionnelle.</w:t>
+      </w:r>
+    </w:p>
+    <w:p>
+      <w:pPr>
+        <w:pStyle w:val="text"/>
+        <w:numPr>
+          <w:ilvl w:val="0"/>
+          <w:numId w:val="4"/>
+        </w:numPr>
+        <w:rPr>
+          <w:b/>
+          <w:bCs/>
+        </w:rPr>
+      </w:pPr>
+      <w:r>
+        <w:rPr>
+          <w:b/>
+          <w:bCs/>
+        </w:rPr>
+        <w:t xml:space="preserve">API AJAX </w:t>
+      </w:r>
+      <w:r>
+        <w:rPr>
+          <w:b/>
+          <w:bCs/>
+        </w:rPr>
+        <w:t>structurée</w:t>
+      </w:r>
+      <w:r>
+        <w:rPr>
+          <w:b/>
+          <w:bCs/>
+        </w:rPr>
+        <w:t xml:space="preserve"> pour le placement : </w:t>
+      </w:r>
+    </w:p>
+    <w:p>
+      <w:pPr>
+        <w:pStyle w:val="text"/>
+        <w:ind w:left="720"/>
+      </w:pPr>
+      <w:r>
+        <w:t>A</w:t>
+      </w:r>
+      <w:r>
+        <w:t>jout de points d'</w:t>
+      </w:r>
+      <w:r>
+        <w:t>entrée</w:t>
+      </w:r>
+      <w:r>
+        <w:t xml:space="preserve"> </w:t>
+      </w:r>
+      <w:r>
+        <w:t>dédies</w:t>
+      </w:r>
+      <w:r>
+        <w:t xml:space="preserve"> (ajax_add_combi, ajax_suppr_combi, ajax_affiche_combi, ajax_intervertir, ajax_info_devoir) avec </w:t>
+      </w:r>
+      <w:r>
+        <w:t>réponses</w:t>
+      </w:r>
+      <w:r>
+        <w:t xml:space="preserve"> JSON </w:t>
+      </w:r>
+      <w:r>
+        <w:t>homogènes</w:t>
+      </w:r>
+      <w:r>
+        <w:t>.</w:t>
+      </w:r>
+    </w:p>
+    <w:p>
+      <w:pPr>
+        <w:pStyle w:val="text"/>
+        <w:numPr>
+          <w:ilvl w:val="0"/>
+          <w:numId w:val="4"/>
+        </w:numPr>
+        <w:rPr>
+          <w:b/>
+          <w:bCs/>
+        </w:rPr>
+      </w:pPr>
+      <w:r>
+        <w:rPr>
+          <w:b/>
+          <w:bCs/>
+        </w:rPr>
+        <w:t xml:space="preserve">Workflow de placement en </w:t>
+      </w:r>
+      <w:r>
+        <w:rPr>
+          <w:b/>
+          <w:bCs/>
+        </w:rPr>
+        <w:t>étapes</w:t>
+      </w:r>
+      <w:r>
+        <w:rPr>
+          <w:b/>
+          <w:bCs/>
+        </w:rPr>
+        <w:t xml:space="preserve"> explicites : </w:t>
+      </w:r>
+    </w:p>
+    <w:p>
+      <w:pPr>
+        <w:pStyle w:val="text"/>
+        <w:ind w:left="720"/>
+      </w:pPr>
+      <w:r>
+        <w:t>F</w:t>
+      </w:r>
+      <w:r>
+        <w:t>ormalisation du processus en placement_stage1 a placement_stage4 avec conservation d'</w:t>
+      </w:r>
+      <w:r>
+        <w:t>état</w:t>
+      </w:r>
+      <w:r>
+        <w:t xml:space="preserve"> en session ($_SESSION['up']) et validations </w:t>
+      </w:r>
+      <w:r>
+        <w:t>intermédiaires</w:t>
+      </w:r>
+      <w:r>
+        <w:t>.</w:t>
+      </w:r>
+    </w:p>
+    <w:p>
+      <w:pPr>
+        <w:pStyle w:val="text"/>
+        <w:numPr>
+          <w:ilvl w:val="0"/>
+          <w:numId w:val="4"/>
+        </w:numPr>
+        <w:rPr>
+          <w:b/>
+          <w:bCs/>
+        </w:rPr>
+      </w:pPr>
+      <w:r>
+        <w:rPr>
+          <w:b/>
+          <w:bCs/>
+        </w:rPr>
+        <w:t xml:space="preserve">Renforcement de l'authentification : </w:t>
+      </w:r>
+    </w:p>
+    <w:p>
+      <w:pPr>
+        <w:pStyle w:val="text"/>
+        <w:ind w:left="720"/>
+      </w:pPr>
+      <w:r>
+        <w:t>P</w:t>
+      </w:r>
+      <w:r>
+        <w:t xml:space="preserve">assage </w:t>
+      </w:r>
+      <w:r>
+        <w:t>à</w:t>
+      </w:r>
+      <w:r>
+        <w:t xml:space="preserve"> password_hash/password_verify (Bcrypt) et regeneration d'ID de session </w:t>
+      </w:r>
+      <w:r>
+        <w:t>après</w:t>
+      </w:r>
+      <w:r>
+        <w:t xml:space="preserve"> connexion (session_regenerate_id), ce qui augmente significativement la </w:t>
+      </w:r>
+      <w:r>
+        <w:t>sécurité</w:t>
+      </w:r>
+      <w:r>
+        <w:t>.</w:t>
+      </w:r>
+    </w:p>
+    <w:p>
+      <w:pPr>
+        <w:pStyle w:val="text"/>
+        <w:numPr>
+          <w:ilvl w:val="0"/>
+          <w:numId w:val="4"/>
+        </w:numPr>
+        <w:rPr>
+          <w:b/>
+          <w:bCs/>
+        </w:rPr>
+      </w:pPr>
+      <w:r>
+        <w:rPr>
+          <w:b/>
+          <w:bCs/>
+        </w:rPr>
+        <w:t>Mécanisme</w:t>
+      </w:r>
+      <w:r>
+        <w:rPr>
+          <w:b/>
+          <w:bCs/>
+        </w:rPr>
+        <w:t xml:space="preserve"> de changement de mot de passe force : </w:t>
+      </w:r>
+    </w:p>
+    <w:p>
+      <w:pPr>
+        <w:pStyle w:val="text"/>
+        <w:ind w:left="720"/>
+      </w:pPr>
+      <w:r>
+        <w:t>A</w:t>
+      </w:r>
+      <w:r>
+        <w:t xml:space="preserve">jout d'une route et d'une vue </w:t>
+      </w:r>
+      <w:r>
+        <w:t>dédiées</w:t>
+      </w:r>
+      <w:r>
+        <w:t xml:space="preserve"> (changer_mdp) pour imposer le changement du mot de passe </w:t>
+      </w:r>
+      <w:r>
+        <w:t xml:space="preserve">quand il est </w:t>
+      </w:r>
+      <w:r>
+        <w:t xml:space="preserve">par </w:t>
+      </w:r>
+      <w:r>
+        <w:t>défaut</w:t>
+      </w:r>
+      <w:r>
+        <w:t xml:space="preserve"> à la création d’un enseignant</w:t>
+      </w:r>
+      <w:r>
+        <w:t>.</w:t>
+      </w:r>
+    </w:p>
+    <w:p>
+      <w:pPr>
+        <w:pStyle w:val="text"/>
+        <w:numPr>
+          <w:ilvl w:val="0"/>
+          <w:numId w:val="4"/>
+        </w:numPr>
+        <w:rPr>
+          <w:b/>
+          <w:bCs/>
+        </w:rPr>
+      </w:pPr>
+      <w:r>
+        <w:rPr>
+          <w:b/>
+          <w:bCs/>
+        </w:rPr>
+        <w:t xml:space="preserve">Migration de hash legacy : </w:t>
+      </w:r>
+    </w:p>
+    <w:p>
+      <w:pPr>
+        <w:pStyle w:val="text"/>
+        <w:ind w:left="720"/>
+      </w:pPr>
+      <w:r>
+        <w:t>P</w:t>
+      </w:r>
+      <w:r>
+        <w:t>résence</w:t>
+      </w:r>
+      <w:r>
+        <w:t xml:space="preserve"> d'un script de migration des mots de passe MD5 vers Bcrypt (scripts/migrate_md5_to_bcrypt.php).</w:t>
+      </w:r>
+    </w:p>
+    <w:p>
+      <w:pPr>
+        <w:pStyle w:val="text"/>
+        <w:ind w:left="720"/>
+      </w:pPr>
+    </w:p>
+    <w:p>
+      <w:pPr>
+        <w:pStyle w:val="text"/>
+        <w:numPr>
+          <w:ilvl w:val="0"/>
+          <w:numId w:val="4"/>
+        </w:numPr>
+        <w:rPr>
+          <w:b/>
+          <w:bCs/>
+        </w:rPr>
+      </w:pPr>
+      <w:r>
+        <w:rPr>
+          <w:b/>
+          <w:bCs/>
+        </w:rPr>
+        <w:lastRenderedPageBreak/>
+        <w:t xml:space="preserve">Export PDF fiabilise (FPDF) : </w:t>
+      </w:r>
+    </w:p>
+    <w:p>
+      <w:pPr>
+        <w:pStyle w:val="text"/>
+        <w:ind w:left="720"/>
+      </w:pPr>
+      <w:r>
+        <w:t>R</w:t>
+      </w:r>
+      <w:r>
+        <w:t xml:space="preserve">emplacement pratique de flux PDF fragiles par une </w:t>
+      </w:r>
+      <w:r>
+        <w:t>génération</w:t>
+      </w:r>
+      <w:r>
+        <w:t xml:space="preserve"> plus robuste avec FPDF (liste, </w:t>
+      </w:r>
+      <w:r>
+        <w:t>émargement</w:t>
+      </w:r>
+      <w:r>
+        <w:t xml:space="preserve">, plan), en ligne avec l'export enseignants </w:t>
+      </w:r>
+      <w:r>
+        <w:t>déjà</w:t>
+      </w:r>
+      <w:r>
+        <w:t xml:space="preserve"> stable.</w:t>
+      </w:r>
+    </w:p>
+    <w:p>
+      <w:pPr>
+        <w:pStyle w:val="text"/>
+      </w:pPr>
+    </w:p>
+    <w:p>
+      <w:pPr>
+        <w:pStyle w:val="text"/>
+        <w:rPr>
+          <w:color w:val="2E75B6"/>
+          <w:sz w:val="26"/>
+          <w:szCs w:val="26"/>
+        </w:rPr>
+      </w:pPr>
+      <w:r>
+        <w:rPr>
+          <w:color w:val="2E75B6"/>
+          <w:sz w:val="26"/>
+          <w:szCs w:val="26"/>
+        </w:rPr>
+        <w:t>Supprimées de l'existant</w:t>
+      </w:r>
+      <w:r>
+        <w:rPr>
+          <w:color w:val="2E75B6"/>
+          <w:sz w:val="26"/>
+          <w:szCs w:val="26"/>
+        </w:rPr>
+        <w:t> :</w:t>
+      </w:r>
+    </w:p>
+    <w:p>
+      <w:pPr>
+        <w:pStyle w:val="text"/>
+      </w:pPr>
+    </w:p>
+    <w:p>
+      <w:pPr>
+        <w:pStyle w:val="text"/>
+        <w:numPr>
+          <w:ilvl w:val="0"/>
+          <w:numId w:val="4"/>
+        </w:numPr>
+        <w:rPr>
+          <w:b/>
+          <w:bCs/>
+        </w:rPr>
+      </w:pPr>
+      <w:r>
+        <w:rPr>
+          <w:b/>
+          <w:bCs/>
+        </w:rPr>
+        <w:t xml:space="preserve">Chargement dynamique direct des pages par nom de fichier : </w:t>
+      </w:r>
+    </w:p>
+    <w:p>
+      <w:pPr>
+        <w:pStyle w:val="text"/>
+        <w:ind w:left="720"/>
+      </w:pPr>
+      <w:r>
+        <w:t>L</w:t>
+      </w:r>
+      <w:r>
+        <w:t xml:space="preserve">'ancien </w:t>
+      </w:r>
+      <w:r>
+        <w:t>mécanisme</w:t>
+      </w:r>
+      <w:r>
+        <w:t xml:space="preserve"> (</w:t>
+      </w:r>
+      <w:proofErr w:type="spellStart"/>
+      <w:r>
+        <w:t>content.php</w:t>
+      </w:r>
+      <w:proofErr w:type="spellEnd"/>
+      <w:r>
+        <w:t> + </w:t>
+      </w:r>
+      <w:proofErr w:type="spellStart"/>
+      <w:r>
+        <w:t>include</w:t>
+      </w:r>
+      <w:proofErr w:type="spellEnd"/>
+      <w:r>
+        <w:t>($</w:t>
+      </w:r>
+      <w:proofErr w:type="spellStart"/>
+      <w:r>
+        <w:t>p.".php</w:t>
+      </w:r>
+      <w:proofErr w:type="spellEnd"/>
+      <w:r>
+        <w:t xml:space="preserve">")) a </w:t>
+      </w:r>
+      <w:r>
+        <w:t>été</w:t>
+      </w:r>
+      <w:r>
+        <w:t xml:space="preserve"> </w:t>
+      </w:r>
+      <w:r>
+        <w:t>retiré</w:t>
+      </w:r>
+      <w:r>
+        <w:t xml:space="preserve"> au profit d'un routage explicite.</w:t>
+      </w:r>
+    </w:p>
+    <w:p>
+      <w:pPr>
+        <w:pStyle w:val="text"/>
+        <w:numPr>
+          <w:ilvl w:val="0"/>
+          <w:numId w:val="4"/>
+        </w:numPr>
+        <w:rPr>
+          <w:b/>
+          <w:bCs/>
+        </w:rPr>
+      </w:pPr>
+      <w:r>
+        <w:rPr>
+          <w:b/>
+          <w:bCs/>
+        </w:rPr>
+        <w:t xml:space="preserve">Logique </w:t>
+      </w:r>
+      <w:r>
+        <w:rPr>
+          <w:b/>
+          <w:bCs/>
+        </w:rPr>
+        <w:t>métier</w:t>
+      </w:r>
+      <w:r>
+        <w:rPr>
+          <w:b/>
+          <w:bCs/>
+        </w:rPr>
+        <w:t xml:space="preserve"> dans les vues </w:t>
+      </w:r>
+      <w:r>
+        <w:rPr>
+          <w:b/>
+          <w:bCs/>
+        </w:rPr>
+        <w:t>procédurales</w:t>
+      </w:r>
+      <w:r>
+        <w:rPr>
+          <w:b/>
+          <w:bCs/>
+        </w:rPr>
+        <w:t xml:space="preserve"> : </w:t>
+      </w:r>
+    </w:p>
+    <w:p>
+      <w:pPr>
+        <w:pStyle w:val="text"/>
+        <w:ind w:left="720"/>
+      </w:pPr>
+      <w:r>
+        <w:t>L</w:t>
+      </w:r>
+      <w:r>
+        <w:t>es traitements SQL/session embarqu</w:t>
+      </w:r>
+      <w:r>
+        <w:t>é</w:t>
+      </w:r>
+      <w:r>
+        <w:t xml:space="preserve">s dans les pages d'interface (up_stage*.php, pages de gestion) ont </w:t>
+      </w:r>
+      <w:r>
+        <w:t>été</w:t>
+      </w:r>
+      <w:r>
+        <w:t xml:space="preserve"> </w:t>
+      </w:r>
+      <w:r>
+        <w:t>déplacés</w:t>
+      </w:r>
+      <w:r>
+        <w:t xml:space="preserve"> dans les controleurs/</w:t>
+      </w:r>
+      <w:proofErr w:type="spellStart"/>
+      <w:r>
+        <w:t>modeles</w:t>
+      </w:r>
+      <w:proofErr w:type="spellEnd"/>
+      <w:r>
+        <w:t>.</w:t>
+      </w:r>
+    </w:p>
+    <w:p>
+      <w:pPr>
+        <w:pStyle w:val="text"/>
+        <w:numPr>
+          <w:ilvl w:val="0"/>
+          <w:numId w:val="4"/>
+        </w:numPr>
+        <w:rPr>
+          <w:b/>
+          <w:bCs/>
+        </w:rPr>
+      </w:pPr>
+      <w:r>
+        <w:rPr>
+          <w:b/>
+          <w:bCs/>
+        </w:rPr>
+        <w:t xml:space="preserve">Authentification </w:t>
+      </w:r>
+      <w:r>
+        <w:rPr>
+          <w:b/>
+          <w:bCs/>
+        </w:rPr>
+        <w:t>basée</w:t>
+      </w:r>
+      <w:r>
+        <w:rPr>
+          <w:b/>
+          <w:bCs/>
+        </w:rPr>
+        <w:t xml:space="preserve"> sur MD5 : </w:t>
+      </w:r>
+    </w:p>
+    <w:p>
+      <w:pPr>
+        <w:pStyle w:val="text"/>
+        <w:ind w:left="720"/>
+      </w:pPr>
+      <w:r>
+        <w:t>S</w:t>
+      </w:r>
+      <w:r>
+        <w:t xml:space="preserve">uppression du </w:t>
+      </w:r>
+      <w:r>
+        <w:t>schéma</w:t>
+      </w:r>
+      <w:r>
+        <w:t xml:space="preserve"> de </w:t>
+      </w:r>
+      <w:r>
+        <w:t>vérification</w:t>
+      </w:r>
+      <w:r>
+        <w:t> md5(...) utilis</w:t>
+      </w:r>
+      <w:r>
+        <w:t>é</w:t>
+      </w:r>
+      <w:r>
+        <w:t xml:space="preserve"> dans l'ancien projet.</w:t>
+      </w:r>
+    </w:p>
+    <w:p>
+      <w:pPr>
+        <w:pStyle w:val="text"/>
+        <w:numPr>
+          <w:ilvl w:val="0"/>
+          <w:numId w:val="4"/>
+        </w:numPr>
+        <w:rPr>
+          <w:b/>
+          <w:bCs/>
+        </w:rPr>
+      </w:pPr>
+      <w:r>
+        <w:rPr>
+          <w:b/>
+          <w:bCs/>
+        </w:rPr>
+        <w:t>Dépendance</w:t>
+      </w:r>
+      <w:r>
+        <w:rPr>
+          <w:b/>
+          <w:bCs/>
+        </w:rPr>
+        <w:t xml:space="preserve"> forte a des flux PDF legacy (</w:t>
+      </w:r>
+      <w:proofErr w:type="spellStart"/>
+      <w:r>
+        <w:rPr>
+          <w:b/>
+          <w:bCs/>
+        </w:rPr>
+        <w:t>ezPDF</w:t>
+      </w:r>
+      <w:proofErr w:type="spellEnd"/>
+      <w:r>
+        <w:rPr>
+          <w:b/>
+          <w:bCs/>
+        </w:rPr>
+        <w:t xml:space="preserve">) : </w:t>
+      </w:r>
+    </w:p>
+    <w:p>
+      <w:pPr>
+        <w:pStyle w:val="text"/>
+        <w:ind w:left="720"/>
+      </w:pPr>
+      <w:r>
+        <w:t>L</w:t>
+      </w:r>
+      <w:r>
+        <w:t xml:space="preserve">'approche historique, plus sensible aux </w:t>
+      </w:r>
+      <w:r>
+        <w:t>problèmes</w:t>
+      </w:r>
+      <w:r>
+        <w:t xml:space="preserve"> d'headers/encodage, est </w:t>
+      </w:r>
+      <w:r>
+        <w:t>désormais</w:t>
+      </w:r>
+      <w:r>
+        <w:t xml:space="preserve"> </w:t>
+      </w:r>
+      <w:r>
+        <w:t>contournée</w:t>
+      </w:r>
+      <w:r>
+        <w:t>/</w:t>
+      </w:r>
+      <w:r>
+        <w:t>remplacée</w:t>
+      </w:r>
+      <w:r>
+        <w:t xml:space="preserve"> pour les exports principaux.</w:t>
+      </w:r>
+    </w:p>
+    <w:p>
+      <w:pPr>
+        <w:pStyle w:val="text"/>
+        <w:numPr>
+          <w:ilvl w:val="0"/>
+          <w:numId w:val="4"/>
+        </w:numPr>
+        <w:rPr>
+          <w:b/>
+          <w:bCs/>
+        </w:rPr>
+      </w:pPr>
+      <w:r>
+        <w:rPr>
+          <w:b/>
+          <w:bCs/>
+        </w:rPr>
+        <w:t xml:space="preserve">Couplage implicite iframe/page unique pour le placement : </w:t>
+      </w:r>
+    </w:p>
+    <w:p>
+      <w:pPr>
+        <w:pStyle w:val="text"/>
+        <w:ind w:left="720"/>
+      </w:pPr>
+      <w:r>
+        <w:t>L</w:t>
+      </w:r>
+      <w:r>
+        <w:t xml:space="preserve">'ancien mode </w:t>
+      </w:r>
+      <w:r>
+        <w:t>procédural</w:t>
+      </w:r>
+      <w:r>
+        <w:t xml:space="preserve"> bas</w:t>
+      </w:r>
+      <w:r>
+        <w:t>é</w:t>
+      </w:r>
+      <w:r>
+        <w:t xml:space="preserve"> sur inclusions successives est </w:t>
+      </w:r>
+      <w:r>
+        <w:t>remplacé</w:t>
+      </w:r>
+      <w:r>
+        <w:t xml:space="preserve"> par un parcours route par route plus explicite.</w:t>
+      </w:r>
+    </w:p>
+    <w:p>
+      <w:pPr>
+        <w:pStyle w:val="text"/>
+        <w:ind w:left="720"/>
+      </w:pPr>
+    </w:p>
+    <w:p>
+      <w:pPr>
+        <w:pStyle w:val="text"/>
+        <w:rPr>
+          <w:color w:val="2E75B6"/>
+          <w:sz w:val="26"/>
+          <w:szCs w:val="26"/>
+        </w:rPr>
+      </w:pPr>
+      <w:r>
+        <w:rPr>
+          <w:color w:val="2E75B6"/>
+          <w:sz w:val="26"/>
+          <w:szCs w:val="26"/>
+        </w:rPr>
         <w:t>Modifiées, avec justification des évolutions</w:t>
       </w:r>
-    </w:p>
-    <w:p>
-      <w:pPr>
-        <w:pStyle w:val="text"/>
-      </w:pPr>
-      <w:r>
-        <w:rPr>
-          <w:i/>
-          <w:iCs/>
-          <w:color w:val="888888"/>
-        </w:rPr>
-        <w:t>(À compléter par l'équipe)</w:t>
-      </w:r>
-    </w:p>
-    <w:p>
-      <w:pPr>
-        <w:pStyle w:val="text"/>
-      </w:pPr>
-    </w:p>
-    <w:p>
-      <w:pPr>
-        <w:pStyle w:val="Titre2"/>
-      </w:pPr>
-      <w:bookmarkStart w:id="7" w:name="_Toc225433177"/>
+      <w:r>
+        <w:rPr>
+          <w:color w:val="2E75B6"/>
+          <w:sz w:val="26"/>
+          <w:szCs w:val="26"/>
+        </w:rPr>
+        <w:t> :</w:t>
+      </w:r>
+    </w:p>
+    <w:p>
+      <w:pPr>
+        <w:pStyle w:val="text"/>
+      </w:pPr>
+    </w:p>
+    <w:p>
+      <w:pPr>
+        <w:pStyle w:val="text"/>
+        <w:numPr>
+          <w:ilvl w:val="0"/>
+          <w:numId w:val="4"/>
+        </w:numPr>
+        <w:rPr>
+          <w:b/>
+          <w:bCs/>
+        </w:rPr>
+      </w:pPr>
+      <w:r>
+        <w:rPr>
+          <w:b/>
+          <w:bCs/>
+        </w:rPr>
+        <w:t>Authentification (</w:t>
+      </w:r>
+      <w:r>
+        <w:rPr>
+          <w:b/>
+          <w:bCs/>
+        </w:rPr>
+        <w:t>conservée</w:t>
+      </w:r>
+      <w:r>
+        <w:rPr>
+          <w:b/>
+          <w:bCs/>
+        </w:rPr>
+        <w:t xml:space="preserve"> mais </w:t>
+      </w:r>
+      <w:r>
+        <w:rPr>
+          <w:b/>
+          <w:bCs/>
+        </w:rPr>
+        <w:t>modernisée</w:t>
+      </w:r>
+      <w:r>
+        <w:rPr>
+          <w:b/>
+          <w:bCs/>
+        </w:rPr>
+        <w:t>)</w:t>
+      </w:r>
+    </w:p>
+    <w:p>
+      <w:pPr>
+        <w:pStyle w:val="text"/>
+      </w:pPr>
+      <w:r>
+        <w:tab/>
+      </w:r>
+      <w:r>
+        <w:tab/>
+      </w:r>
+      <w:r>
+        <w:t xml:space="preserve">Avant : </w:t>
+      </w:r>
+      <w:r>
+        <w:t>vérification</w:t>
+      </w:r>
+      <w:r>
+        <w:t xml:space="preserve"> login/mot de passe en MD5.</w:t>
+      </w:r>
+    </w:p>
+    <w:p>
+      <w:pPr>
+        <w:pStyle w:val="text"/>
+      </w:pPr>
+      <w:r>
+        <w:tab/>
+      </w:r>
+      <w:r>
+        <w:tab/>
+      </w:r>
+      <w:r>
+        <w:t>Après</w:t>
+      </w:r>
+      <w:r>
+        <w:t xml:space="preserve"> : </w:t>
+      </w:r>
+      <w:r>
+        <w:t>vérification</w:t>
+      </w:r>
+      <w:r>
+        <w:t xml:space="preserve"> Bcrypt + meilleure </w:t>
+      </w:r>
+      <w:r>
+        <w:t>hygiène</w:t>
+      </w:r>
+      <w:r>
+        <w:t xml:space="preserve"> de session.</w:t>
+      </w:r>
+    </w:p>
+    <w:p>
+      <w:pPr>
+        <w:pStyle w:val="text"/>
+      </w:pPr>
+      <w:r>
+        <w:t>R</w:t>
+      </w:r>
+      <w:r>
+        <w:t>éduction</w:t>
+      </w:r>
+      <w:r>
+        <w:t xml:space="preserve"> du risque de compromission des mots de passe et alignement sur les pratiques de </w:t>
+      </w:r>
+      <w:r>
+        <w:t>sécurité</w:t>
+      </w:r>
+      <w:r>
+        <w:t xml:space="preserve"> actuelles.</w:t>
+      </w:r>
+    </w:p>
+    <w:p>
+      <w:pPr>
+        <w:pStyle w:val="text"/>
+      </w:pPr>
+    </w:p>
+    <w:p>
+      <w:pPr>
+        <w:pStyle w:val="text"/>
+        <w:numPr>
+          <w:ilvl w:val="0"/>
+          <w:numId w:val="4"/>
+        </w:numPr>
+        <w:rPr>
+          <w:b/>
+          <w:bCs/>
+        </w:rPr>
+      </w:pPr>
+      <w:r>
+        <w:rPr>
+          <w:b/>
+          <w:bCs/>
+        </w:rPr>
+        <w:t>Gestion des comptes enseignants (</w:t>
+      </w:r>
+      <w:r>
+        <w:rPr>
+          <w:b/>
+          <w:bCs/>
+        </w:rPr>
+        <w:t>conservée</w:t>
+      </w:r>
+      <w:r>
+        <w:rPr>
+          <w:b/>
+          <w:bCs/>
+        </w:rPr>
+        <w:t xml:space="preserve">, mieux </w:t>
+      </w:r>
+      <w:r>
+        <w:rPr>
+          <w:b/>
+          <w:bCs/>
+        </w:rPr>
+        <w:t>encadrée</w:t>
+      </w:r>
+      <w:r>
+        <w:rPr>
+          <w:b/>
+          <w:bCs/>
+        </w:rPr>
+        <w:t>)</w:t>
+      </w:r>
+    </w:p>
+    <w:p>
+      <w:pPr>
+        <w:pStyle w:val="text"/>
+      </w:pPr>
+      <w:r>
+        <w:tab/>
+      </w:r>
+      <w:r>
+        <w:tab/>
+      </w:r>
+      <w:r>
+        <w:t xml:space="preserve">Avant : </w:t>
+      </w:r>
+      <w:r>
+        <w:t>création</w:t>
+      </w:r>
+      <w:r>
+        <w:t xml:space="preserve">/modification en </w:t>
+      </w:r>
+      <w:r>
+        <w:t>procédural</w:t>
+      </w:r>
+      <w:r>
+        <w:t xml:space="preserve">, </w:t>
+      </w:r>
+      <w:r>
+        <w:t>contrôle</w:t>
+      </w:r>
+      <w:r>
+        <w:t xml:space="preserve"> de flux </w:t>
+      </w:r>
+      <w:r>
+        <w:t>mélang</w:t>
+      </w:r>
+      <w:r>
+        <w:t>é</w:t>
+      </w:r>
+      <w:r>
+        <w:t xml:space="preserve"> </w:t>
+      </w:r>
+      <w:r>
+        <w:t>à</w:t>
+      </w:r>
+      <w:r>
+        <w:t xml:space="preserve"> </w:t>
+      </w:r>
+      <w:r>
+        <w:tab/>
+      </w:r>
+      <w:r>
+        <w:tab/>
+      </w:r>
+      <w:r>
+        <w:tab/>
+      </w:r>
+      <w:r>
+        <w:t>l'affichage.</w:t>
+      </w:r>
+    </w:p>
+    <w:p>
+      <w:pPr>
+        <w:pStyle w:val="text"/>
+      </w:pPr>
+      <w:r>
+        <w:tab/>
+      </w:r>
+      <w:r>
+        <w:tab/>
+      </w:r>
+      <w:r>
+        <w:t>Après</w:t>
+      </w:r>
+      <w:r>
+        <w:t xml:space="preserve"> : </w:t>
+      </w:r>
+      <w:r>
+        <w:t>contrôleur</w:t>
+      </w:r>
+      <w:r>
+        <w:t xml:space="preserve"> </w:t>
+      </w:r>
+      <w:r>
+        <w:t>dédie</w:t>
+      </w:r>
+      <w:r>
+        <w:t xml:space="preserve"> (EnseignantController) avec validations et messages </w:t>
+      </w:r>
+      <w:r>
+        <w:tab/>
+      </w:r>
+      <w:r>
+        <w:tab/>
+      </w:r>
+      <w:r>
+        <w:t>unifies.</w:t>
+      </w:r>
+    </w:p>
+    <w:p>
+      <w:pPr>
+        <w:pStyle w:val="text"/>
+      </w:pPr>
+      <w:r>
+        <w:t>M</w:t>
+      </w:r>
+      <w:r>
+        <w:t xml:space="preserve">eilleure </w:t>
+      </w:r>
+      <w:r>
+        <w:t>maintenabilité</w:t>
+      </w:r>
+      <w:r>
+        <w:t xml:space="preserve"> et meilleure </w:t>
+      </w:r>
+      <w:r>
+        <w:t>lisibilité</w:t>
+      </w:r>
+      <w:r>
+        <w:t xml:space="preserve"> fonctionnelle.</w:t>
+      </w:r>
+    </w:p>
+    <w:p>
+      <w:pPr>
+        <w:pStyle w:val="text"/>
+      </w:pPr>
+    </w:p>
+    <w:p>
+      <w:pPr>
+        <w:pStyle w:val="text"/>
+        <w:numPr>
+          <w:ilvl w:val="0"/>
+          <w:numId w:val="4"/>
+        </w:numPr>
+        <w:rPr>
+          <w:b/>
+          <w:bCs/>
+        </w:rPr>
+      </w:pPr>
+      <w:r>
+        <w:rPr>
+          <w:b/>
+          <w:bCs/>
+        </w:rPr>
+        <w:t>Moteur de placement (conserve, structure et renforce)</w:t>
+      </w:r>
+    </w:p>
+    <w:p>
+      <w:pPr>
+        <w:pStyle w:val="text"/>
+      </w:pPr>
+      <w:r>
+        <w:tab/>
+      </w:r>
+      <w:r>
+        <w:tab/>
+      </w:r>
+      <w:r>
+        <w:t xml:space="preserve">Avant : algorithme </w:t>
+      </w:r>
+      <w:r>
+        <w:t>procédural</w:t>
+      </w:r>
+      <w:r>
+        <w:t xml:space="preserve"> lie aux pages et sessions disperses.</w:t>
+      </w:r>
+    </w:p>
+    <w:p>
+      <w:pPr>
+        <w:pStyle w:val="text"/>
+      </w:pPr>
+      <w:r>
+        <w:tab/>
+      </w:r>
+      <w:r>
+        <w:tab/>
+      </w:r>
+      <w:r>
+        <w:t>Après</w:t>
+      </w:r>
+      <w:r>
+        <w:t xml:space="preserve"> : orchestration par PlacementController, </w:t>
+      </w:r>
+      <w:r>
+        <w:t>vérifications</w:t>
+      </w:r>
+      <w:r>
+        <w:t xml:space="preserve"> de capacite, </w:t>
+      </w:r>
+      <w:r>
+        <w:tab/>
+      </w:r>
+      <w:r>
+        <w:tab/>
+      </w:r>
+      <w:r>
+        <w:tab/>
+        <w:t>g</w:t>
+      </w:r>
+      <w:r>
+        <w:t>estion de combinaisons, interversions via AJAX.</w:t>
+      </w:r>
+    </w:p>
+    <w:p>
+      <w:pPr>
+        <w:pStyle w:val="text"/>
+      </w:pPr>
+      <w:r>
+        <w:t>R</w:t>
+      </w:r>
+      <w:r>
+        <w:t xml:space="preserve">obustesse </w:t>
+      </w:r>
+      <w:r>
+        <w:t>métier</w:t>
+      </w:r>
+      <w:r>
+        <w:t xml:space="preserve"> accrue (</w:t>
+      </w:r>
+      <w:r>
+        <w:t>cohérence</w:t>
+      </w:r>
+      <w:r>
+        <w:t xml:space="preserve"> des </w:t>
+      </w:r>
+      <w:r>
+        <w:t>capacités</w:t>
+      </w:r>
+      <w:r>
+        <w:t xml:space="preserve">, meilleure gestion des erreurs utilisateur), </w:t>
+      </w:r>
+      <w:r>
+        <w:t>réduction</w:t>
+      </w:r>
+      <w:r>
+        <w:t xml:space="preserve"> des effets de bord.</w:t>
+      </w:r>
+    </w:p>
+    <w:p>
+      <w:pPr>
+        <w:pStyle w:val="text"/>
+      </w:pPr>
+    </w:p>
+    <w:p>
+      <w:pPr>
+        <w:pStyle w:val="text"/>
+        <w:numPr>
+          <w:ilvl w:val="0"/>
+          <w:numId w:val="4"/>
+        </w:numPr>
+        <w:rPr>
+          <w:b/>
+          <w:bCs/>
+        </w:rPr>
+      </w:pPr>
+      <w:r>
+        <w:rPr>
+          <w:b/>
+          <w:bCs/>
+        </w:rPr>
+        <w:t>Accès</w:t>
+      </w:r>
+      <w:r>
+        <w:rPr>
+          <w:b/>
+          <w:bCs/>
+        </w:rPr>
+        <w:t xml:space="preserve"> aux </w:t>
+      </w:r>
+      <w:r>
+        <w:rPr>
+          <w:b/>
+          <w:bCs/>
+        </w:rPr>
+        <w:t>données</w:t>
+      </w:r>
+      <w:r>
+        <w:rPr>
+          <w:b/>
+          <w:bCs/>
+        </w:rPr>
+        <w:t xml:space="preserve"> (modifie pour </w:t>
+      </w:r>
+      <w:r>
+        <w:rPr>
+          <w:b/>
+          <w:bCs/>
+        </w:rPr>
+        <w:t>sécurité)</w:t>
+      </w:r>
+    </w:p>
+    <w:p>
+      <w:pPr>
+        <w:pStyle w:val="text"/>
+      </w:pPr>
+      <w:r>
+        <w:tab/>
+      </w:r>
+      <w:r>
+        <w:tab/>
+      </w:r>
+      <w:r>
+        <w:t xml:space="preserve">Avant : </w:t>
+      </w:r>
+      <w:r>
+        <w:t>requetés</w:t>
+      </w:r>
+      <w:r>
+        <w:t xml:space="preserve"> parfois </w:t>
+      </w:r>
+      <w:r>
+        <w:t>interpolées</w:t>
+      </w:r>
+      <w:r>
+        <w:t xml:space="preserve"> directement dans les scripts.</w:t>
+      </w:r>
+    </w:p>
+    <w:p>
+      <w:pPr>
+        <w:pStyle w:val="text"/>
+      </w:pPr>
+      <w:r>
+        <w:tab/>
+      </w:r>
+      <w:r>
+        <w:tab/>
+      </w:r>
+      <w:r>
+        <w:t>Après</w:t>
+      </w:r>
+      <w:r>
+        <w:t xml:space="preserve"> : usage </w:t>
+      </w:r>
+      <w:r>
+        <w:t>prédominant</w:t>
+      </w:r>
+      <w:r>
+        <w:t xml:space="preserve"> de </w:t>
+      </w:r>
+      <w:r>
+        <w:t>requ</w:t>
+      </w:r>
+      <w:r>
+        <w:t>ête</w:t>
+      </w:r>
+      <w:r>
+        <w:t>s</w:t>
+      </w:r>
+      <w:r>
+        <w:t xml:space="preserve"> </w:t>
+      </w:r>
+      <w:r>
+        <w:t>préparées</w:t>
+      </w:r>
+      <w:r>
+        <w:t xml:space="preserve"> dans les </w:t>
+      </w:r>
+      <w:r>
+        <w:t>modelés</w:t>
+      </w:r>
+      <w:r>
+        <w:t>.</w:t>
+      </w:r>
+    </w:p>
+    <w:p>
+      <w:pPr>
+        <w:pStyle w:val="text"/>
+      </w:pPr>
+      <w:r>
+        <w:t>D</w:t>
+      </w:r>
+      <w:r>
+        <w:t xml:space="preserve">iminution du risque d'injection SQL et meilleure </w:t>
+      </w:r>
+      <w:r>
+        <w:t>réutilisabilité</w:t>
+      </w:r>
+      <w:r>
+        <w:t xml:space="preserve"> des </w:t>
+      </w:r>
+      <w:r>
+        <w:t>accès</w:t>
+      </w:r>
+      <w:r>
+        <w:t xml:space="preserve"> BDD.</w:t>
+      </w:r>
+    </w:p>
+    <w:p>
+      <w:pPr>
+        <w:pStyle w:val="text"/>
+      </w:pPr>
+    </w:p>
+    <w:p>
+      <w:pPr>
+        <w:pStyle w:val="text"/>
+        <w:numPr>
+          <w:ilvl w:val="0"/>
+          <w:numId w:val="4"/>
+        </w:numPr>
+        <w:rPr>
+          <w:b/>
+          <w:bCs/>
+        </w:rPr>
+      </w:pPr>
+      <w:r>
+        <w:rPr>
+          <w:b/>
+          <w:bCs/>
+        </w:rPr>
+        <w:t>Exports PDF (conserves fonctionnellement, refondus techniquement)</w:t>
+      </w:r>
+    </w:p>
+    <w:p>
+      <w:pPr>
+        <w:pStyle w:val="text"/>
+      </w:pPr>
+      <w:r>
+        <w:tab/>
+      </w:r>
+      <w:r>
+        <w:tab/>
+      </w:r>
+      <w:r>
+        <w:t xml:space="preserve">Avant : </w:t>
+      </w:r>
+      <w:r>
+        <w:t>génération</w:t>
+      </w:r>
+      <w:r>
+        <w:t xml:space="preserve"> historique </w:t>
+      </w:r>
+      <w:r>
+        <w:t>mélangée</w:t>
+      </w:r>
+      <w:r>
+        <w:t xml:space="preserve"> (</w:t>
+      </w:r>
+      <w:proofErr w:type="spellStart"/>
+      <w:r>
+        <w:t>ezPDF</w:t>
+      </w:r>
+      <w:proofErr w:type="spellEnd"/>
+      <w:r>
+        <w:t xml:space="preserve">) et </w:t>
+      </w:r>
+      <w:r>
+        <w:t>dépendante</w:t>
+      </w:r>
+      <w:r>
+        <w:t xml:space="preserve"> de variables </w:t>
+      </w:r>
+      <w:r>
+        <w:tab/>
+      </w:r>
+      <w:r>
+        <w:tab/>
+      </w:r>
+      <w:r>
+        <w:t>de session legacy.</w:t>
+      </w:r>
+    </w:p>
+    <w:p>
+      <w:pPr>
+        <w:pStyle w:val="text"/>
+      </w:pPr>
+      <w:r>
+        <w:tab/>
+      </w:r>
+      <w:r>
+        <w:tab/>
+      </w:r>
+      <w:r>
+        <w:t>Après</w:t>
+      </w:r>
+      <w:r>
+        <w:t xml:space="preserve"> : </w:t>
+      </w:r>
+      <w:r>
+        <w:t>génération</w:t>
+      </w:r>
+      <w:r>
+        <w:t xml:space="preserve"> FPDF plus </w:t>
+      </w:r>
+      <w:r>
+        <w:t>déterministe</w:t>
+      </w:r>
+      <w:r>
+        <w:t xml:space="preserve"> et mieux </w:t>
+      </w:r>
+      <w:r>
+        <w:t>contrôlée</w:t>
+      </w:r>
+      <w:r>
+        <w:t xml:space="preserve"> (liste, </w:t>
+      </w:r>
+      <w:r>
+        <w:tab/>
+      </w:r>
+      <w:r>
+        <w:tab/>
+      </w:r>
+      <w:r>
+        <w:tab/>
+      </w:r>
+      <w:r>
+        <w:t>émargement</w:t>
+      </w:r>
+      <w:r>
+        <w:t>, plan).</w:t>
+      </w:r>
+    </w:p>
+    <w:p>
+      <w:pPr>
+        <w:pStyle w:val="text"/>
+      </w:pPr>
+      <w:r>
+        <w:t>F</w:t>
+      </w:r>
+      <w:r>
+        <w:t>iabilité</w:t>
+      </w:r>
+      <w:r>
+        <w:t xml:space="preserve"> d'ouverture des fichiers PDF, </w:t>
+      </w:r>
+      <w:r>
+        <w:t>compatibilité</w:t>
+      </w:r>
+      <w:r>
+        <w:t xml:space="preserve"> navigateur, simplification de maintenance.</w:t>
+      </w:r>
+    </w:p>
+    <w:p>
+      <w:pPr>
+        <w:pStyle w:val="text"/>
+      </w:pPr>
+    </w:p>
+    <w:p>
+      <w:pPr>
+        <w:pStyle w:val="text"/>
+        <w:numPr>
+          <w:ilvl w:val="0"/>
+          <w:numId w:val="4"/>
+        </w:numPr>
+        <w:rPr>
+          <w:b/>
+          <w:bCs/>
+        </w:rPr>
+      </w:pPr>
+      <w:r>
+        <w:rPr>
+          <w:b/>
+          <w:bCs/>
+        </w:rPr>
+        <w:t xml:space="preserve">Navigation et ergonomie </w:t>
+      </w:r>
+      <w:r>
+        <w:rPr>
+          <w:b/>
+          <w:bCs/>
+        </w:rPr>
+        <w:t>générale</w:t>
+      </w:r>
+      <w:r>
+        <w:rPr>
+          <w:b/>
+          <w:bCs/>
+        </w:rPr>
+        <w:t xml:space="preserve"> (</w:t>
+      </w:r>
+      <w:r>
+        <w:rPr>
+          <w:b/>
+          <w:bCs/>
+        </w:rPr>
+        <w:t>conservée</w:t>
+      </w:r>
+      <w:r>
+        <w:rPr>
+          <w:b/>
+          <w:bCs/>
+        </w:rPr>
+        <w:t>, rendue explicite)</w:t>
+      </w:r>
+    </w:p>
+    <w:p>
+      <w:pPr>
+        <w:pStyle w:val="text"/>
+      </w:pPr>
+      <w:r>
+        <w:tab/>
+      </w:r>
+      <w:r>
+        <w:tab/>
+      </w:r>
+      <w:r>
+        <w:t xml:space="preserve">Avant : navigation par pages </w:t>
+      </w:r>
+      <w:r>
+        <w:t>procédurales</w:t>
+      </w:r>
+      <w:r>
+        <w:t xml:space="preserve"> et conventions implicites (p=).</w:t>
+      </w:r>
+    </w:p>
+    <w:p>
+      <w:pPr>
+        <w:pStyle w:val="text"/>
+      </w:pPr>
+      <w:r>
+        <w:tab/>
+      </w:r>
+      <w:r>
+        <w:tab/>
+      </w:r>
+      <w:r>
+        <w:t>Après</w:t>
+      </w:r>
+      <w:r>
+        <w:t xml:space="preserve"> : routes </w:t>
+      </w:r>
+      <w:r>
+        <w:t>nommées</w:t>
+      </w:r>
+      <w:r>
+        <w:t xml:space="preserve"> (action=), </w:t>
+      </w:r>
+      <w:r>
+        <w:t>écrans</w:t>
+      </w:r>
+      <w:r>
+        <w:t xml:space="preserve"> d'</w:t>
+      </w:r>
+      <w:r>
+        <w:t>étape</w:t>
+      </w:r>
+      <w:r>
+        <w:t xml:space="preserve"> plus clairs, messages </w:t>
+      </w:r>
+      <w:r>
+        <w:tab/>
+      </w:r>
+      <w:r>
+        <w:tab/>
+      </w:r>
+      <w:r>
+        <w:t>d'erreur plus visibles.</w:t>
+      </w:r>
+    </w:p>
+    <w:p>
+      <w:pPr>
+        <w:pStyle w:val="text"/>
+      </w:pPr>
+      <w:r>
+        <w:t>M</w:t>
+      </w:r>
+      <w:r>
+        <w:t xml:space="preserve">eilleure </w:t>
+      </w:r>
+      <w:r>
+        <w:t>expérience</w:t>
+      </w:r>
+      <w:r>
+        <w:t xml:space="preserve"> utilisateur et meilleure </w:t>
+      </w:r>
+      <w:r>
+        <w:t>compréhensibilité</w:t>
+      </w:r>
+      <w:r>
+        <w:t xml:space="preserve"> du flux.</w:t>
+      </w:r>
+    </w:p>
+    <w:p>
+      <w:pPr>
+        <w:pStyle w:val="Titre1"/>
+        <w:rPr>
+          <w:rFonts w:eastAsia="Arial"/>
+        </w:rPr>
+      </w:pPr>
+      <w:bookmarkStart w:id="8" w:name="_Toc225506945"/>
       <w:r>
         <w:t>6.</w:t>
       </w:r>
@@ -4324,34 +6145,1224 @@
         </w:rPr>
         <w:t xml:space="preserve"> Répartition détaillée des tâches</w:t>
       </w:r>
-      <w:bookmarkEnd w:id="7"/>
-    </w:p>
-    <w:p>
-      <w:pPr>
-        <w:pStyle w:val="text"/>
-      </w:pPr>
-      <w:r>
-        <w:rPr>
-          <w:i/>
-          <w:iCs/>
-          <w:color w:val="888888"/>
-        </w:rPr>
-        <w:t>[À COMPLÉTER PAR L'ÉQUIPE]</w:t>
-      </w:r>
-    </w:p>
-    <w:p>
-      <w:pPr>
-        <w:pStyle w:val="text"/>
-      </w:pPr>
-    </w:p>
-    <w:p>
-      <w:pPr>
-        <w:pStyle w:val="Titre2"/>
+      <w:bookmarkEnd w:id="8"/>
+    </w:p>
+    <w:p>
+      <w:pPr>
+        <w:pStyle w:val="Titre3"/>
+      </w:pPr>
+      <w:r>
+        <w:tab/>
+      </w:r>
+      <w:bookmarkStart w:id="9" w:name="_Toc225506946"/>
+      <w:r>
+        <w:t>6.1 S</w:t>
+      </w:r>
+      <w:r>
+        <w:t>é</w:t>
+      </w:r>
+      <w:r>
+        <w:t xml:space="preserve">verin </w:t>
+      </w:r>
+      <w:r>
+        <w:t>-</w:t>
+      </w:r>
+      <w:r>
+        <w:t xml:space="preserve"> Chef de projet &amp; Data Lead (~40%)</w:t>
+      </w:r>
+      <w:bookmarkEnd w:id="9"/>
+    </w:p>
+    <w:p>
+      <w:pPr>
+        <w:pStyle w:val="text"/>
+        <w:numPr>
+          <w:ilvl w:val="0"/>
+          <w:numId w:val="4"/>
+        </w:numPr>
+        <w:jc w:val="both"/>
+      </w:pPr>
+      <w:r>
+        <w:t>Responsabilités</w:t>
+      </w:r>
+      <w:r>
+        <w:t xml:space="preserve"> principales (architecture data / backend)</w:t>
+      </w:r>
+    </w:p>
+    <w:p>
+      <w:pPr>
+        <w:pStyle w:val="text"/>
+        <w:jc w:val="both"/>
+      </w:pPr>
+      <w:r>
+        <w:t xml:space="preserve">- </w:t>
+      </w:r>
+      <w:r>
+        <w:t xml:space="preserve">Refonte </w:t>
+      </w:r>
+      <w:r>
+        <w:t>complète</w:t>
+      </w:r>
+      <w:r>
+        <w:t xml:space="preserve"> de la base de </w:t>
+      </w:r>
+      <w:r>
+        <w:t>données</w:t>
+      </w:r>
+      <w:r>
+        <w:t xml:space="preserve"> et normalisation</w:t>
+      </w:r>
+      <w:r>
+        <w:t>.</w:t>
+      </w:r>
+    </w:p>
+    <w:p>
+      <w:pPr>
+        <w:pStyle w:val="text"/>
+        <w:jc w:val="both"/>
+      </w:pPr>
+      <w:r>
+        <w:t xml:space="preserve">- </w:t>
+      </w:r>
+      <w:r>
+        <w:t xml:space="preserve">Migration et </w:t>
+      </w:r>
+      <w:r>
+        <w:t>sécurisation</w:t>
+      </w:r>
+      <w:r>
+        <w:t xml:space="preserve"> de l’</w:t>
+      </w:r>
+      <w:r>
+        <w:t>accès</w:t>
+      </w:r>
+      <w:r>
+        <w:t xml:space="preserve"> aux </w:t>
+      </w:r>
+      <w:r>
+        <w:t>données</w:t>
+      </w:r>
+      <w:r>
+        <w:t xml:space="preserve"> via PDO.</w:t>
+      </w:r>
+    </w:p>
+    <w:p>
+      <w:pPr>
+        <w:pStyle w:val="text"/>
+        <w:jc w:val="both"/>
+      </w:pPr>
+      <w:r>
+        <w:t xml:space="preserve">- </w:t>
+      </w:r>
+      <w:r>
+        <w:t xml:space="preserve">Contribution </w:t>
+      </w:r>
+      <w:r>
+        <w:t>à</w:t>
+      </w:r>
+      <w:r>
+        <w:t xml:space="preserve"> la mise en place du cadre MVC sur les couches structurelles</w:t>
+      </w:r>
+    </w:p>
+    <w:p>
+      <w:pPr>
+        <w:pStyle w:val="text"/>
+        <w:jc w:val="both"/>
+      </w:pPr>
+      <w:r>
+        <w:t xml:space="preserve">(routage + </w:t>
+      </w:r>
+      <w:r>
+        <w:t>modélisation</w:t>
+      </w:r>
+      <w:r>
+        <w:t>).</w:t>
+      </w:r>
+    </w:p>
+    <w:p>
+      <w:pPr>
+        <w:pStyle w:val="text"/>
+        <w:jc w:val="both"/>
+      </w:pPr>
+      <w:r>
+        <w:t xml:space="preserve">- </w:t>
+      </w:r>
+      <w:r>
+        <w:t>Rédaction</w:t>
+      </w:r>
+      <w:r>
+        <w:t xml:space="preserve"> des comptes-rendus hebdomadaires de suivi.</w:t>
+      </w:r>
+    </w:p>
+    <w:p>
+      <w:pPr>
+        <w:pStyle w:val="text"/>
+        <w:jc w:val="both"/>
+      </w:pPr>
+    </w:p>
+    <w:p>
+      <w:pPr>
+        <w:pStyle w:val="text"/>
+        <w:numPr>
+          <w:ilvl w:val="0"/>
+          <w:numId w:val="4"/>
+        </w:numPr>
+      </w:pPr>
+      <w:r>
+        <w:t>Implémentation</w:t>
+      </w:r>
+    </w:p>
+    <w:p>
+      <w:pPr>
+        <w:pStyle w:val="text"/>
+      </w:pPr>
+      <w:r>
+        <w:t>-</w:t>
+      </w:r>
+      <w:r>
+        <w:t xml:space="preserve"> </w:t>
+      </w:r>
+      <w:r>
+        <w:t xml:space="preserve">Migration SQL/PDO Placement/config/connexion.php (connexion unique </w:t>
+      </w:r>
+      <w:r>
+        <w:t>centralisée</w:t>
+      </w:r>
+      <w:r>
+        <w:t>).</w:t>
+      </w:r>
+    </w:p>
+    <w:p>
+      <w:pPr>
+        <w:pStyle w:val="text"/>
+      </w:pPr>
+      <w:r>
+        <w:t xml:space="preserve">- </w:t>
+      </w:r>
+      <w:r>
+        <w:t xml:space="preserve">Construction de la couche </w:t>
+      </w:r>
+      <w:r>
+        <w:t>modèle</w:t>
+      </w:r>
+      <w:r>
+        <w:t xml:space="preserve">, avec classes </w:t>
+      </w:r>
+      <w:r>
+        <w:t>dédiées</w:t>
+      </w:r>
+      <w:r>
+        <w:t xml:space="preserve"> </w:t>
+      </w:r>
+      <w:r>
+        <w:t>dans Placement/models/ :</w:t>
+      </w:r>
+    </w:p>
+    <w:p>
+      <w:pPr>
+        <w:pStyle w:val="text"/>
+      </w:pPr>
+      <w:r>
+        <w:t xml:space="preserve">- </w:t>
+      </w:r>
+      <w:r>
+        <w:t xml:space="preserve">Passage d’un code ancien </w:t>
+      </w:r>
+      <w:r>
+        <w:t>mélangeant</w:t>
+      </w:r>
+      <w:r>
+        <w:t xml:space="preserve"> logique et SQL</w:t>
+      </w:r>
+      <w:r>
+        <w:t xml:space="preserve"> </w:t>
+      </w:r>
+      <w:r>
+        <w:t xml:space="preserve">vers une </w:t>
+      </w:r>
+      <w:r>
+        <w:t>séparation</w:t>
+      </w:r>
+      <w:r>
+        <w:t xml:space="preserve"> </w:t>
+      </w:r>
+      <w:r>
+        <w:t>métier</w:t>
+      </w:r>
+      <w:r>
+        <w:t xml:space="preserve"> plus propre.</w:t>
+      </w:r>
+    </w:p>
+    <w:p>
+      <w:pPr>
+        <w:pStyle w:val="text"/>
+      </w:pPr>
+      <w:r>
+        <w:t xml:space="preserve">- </w:t>
+      </w:r>
+      <w:r>
+        <w:t xml:space="preserve">Appui sur le </w:t>
+      </w:r>
+      <w:r>
+        <w:t>schéma</w:t>
+      </w:r>
+      <w:r>
+        <w:t xml:space="preserve"> final de </w:t>
+      </w:r>
+      <w:r>
+        <w:t>référence</w:t>
+      </w:r>
+      <w:r>
+        <w:t> BDD/e40250u_sae401_vfinal.sql pour</w:t>
+      </w:r>
+      <w:r>
+        <w:t xml:space="preserve"> </w:t>
+      </w:r>
+      <w:r>
+        <w:t xml:space="preserve">garantir la </w:t>
+      </w:r>
+      <w:r>
+        <w:t>cohérence</w:t>
+      </w:r>
+      <w:r>
+        <w:t xml:space="preserve"> entre </w:t>
+      </w:r>
+      <w:r>
+        <w:t>mod</w:t>
+      </w:r>
+      <w:r>
+        <w:t xml:space="preserve">èles </w:t>
+      </w:r>
+      <w:r>
+        <w:t>et BDD.</w:t>
+      </w:r>
+    </w:p>
+    <w:p>
+      <w:pPr>
+        <w:pStyle w:val="text"/>
+      </w:pPr>
+    </w:p>
+    <w:p>
+      <w:pPr>
+        <w:pStyle w:val="text"/>
+        <w:numPr>
+          <w:ilvl w:val="0"/>
+          <w:numId w:val="4"/>
+        </w:numPr>
+      </w:pPr>
+      <w:r>
+        <w:t xml:space="preserve">Autres </w:t>
+      </w:r>
+      <w:r>
+        <w:t>t</w:t>
+      </w:r>
+      <w:r>
+        <w:t xml:space="preserve">aches </w:t>
+      </w:r>
+    </w:p>
+    <w:p>
+      <w:pPr>
+        <w:pStyle w:val="text"/>
+      </w:pPr>
+      <w:r>
+        <w:t xml:space="preserve">- </w:t>
+      </w:r>
+      <w:r>
+        <w:t>Rédaction</w:t>
+      </w:r>
+      <w:r>
+        <w:t xml:space="preserve"> continue de</w:t>
+      </w:r>
+      <w:r>
+        <w:t>s</w:t>
+      </w:r>
+      <w:r>
+        <w:t xml:space="preserve"> livrables de pilotage comptes-rendus</w:t>
+      </w:r>
+      <w:r>
+        <w:t xml:space="preserve"> et </w:t>
+      </w:r>
+      <w:r>
+        <w:t>suivi d’avancement</w:t>
+      </w:r>
+      <w:r>
+        <w:t>.</w:t>
+      </w:r>
+    </w:p>
+    <w:p>
+      <w:pPr>
+        <w:pStyle w:val="text"/>
+      </w:pPr>
+    </w:p>
+    <w:p>
+      <w:pPr>
+        <w:pStyle w:val="Titre3"/>
+        <w:rPr>
+          <w:lang w:val="en-US"/>
+        </w:rPr>
+      </w:pPr>
+      <w:r>
+        <w:tab/>
+      </w:r>
+      <w:bookmarkStart w:id="10" w:name="_Toc225506947"/>
+      <w:r>
+        <w:rPr>
+          <w:lang w:val="en-US"/>
+        </w:rPr>
+        <w:t xml:space="preserve">6.2 Enzo </w:t>
+      </w:r>
+      <w:r>
+        <w:rPr>
+          <w:lang w:val="en-US"/>
+        </w:rPr>
+        <w:t>-</w:t>
+      </w:r>
+      <w:r>
+        <w:rPr>
+          <w:lang w:val="en-US"/>
+        </w:rPr>
+        <w:t xml:space="preserve"> Lead Developer Architecture MVC (~30%)</w:t>
+      </w:r>
+      <w:bookmarkEnd w:id="10"/>
+    </w:p>
+    <w:p>
+      <w:pPr>
+        <w:pStyle w:val="text"/>
+        <w:numPr>
+          <w:ilvl w:val="0"/>
+          <w:numId w:val="4"/>
+        </w:numPr>
+      </w:pPr>
+      <w:r>
+        <w:t>Responsabilités</w:t>
+      </w:r>
+      <w:r>
+        <w:t xml:space="preserve"> principales (socle applicatif)</w:t>
+      </w:r>
+    </w:p>
+    <w:p>
+      <w:pPr>
+        <w:pStyle w:val="text"/>
+      </w:pPr>
+      <w:r>
+        <w:t xml:space="preserve">- </w:t>
+      </w:r>
+      <w:r>
+        <w:t xml:space="preserve">Conception et </w:t>
+      </w:r>
+      <w:r>
+        <w:t>implémentation</w:t>
+      </w:r>
+      <w:r>
+        <w:t xml:space="preserve"> du </w:t>
+      </w:r>
+      <w:r>
+        <w:t>cœur</w:t>
+      </w:r>
+      <w:r>
+        <w:t xml:space="preserve"> MVC (</w:t>
+      </w:r>
+      <w:r>
+        <w:t>tâche</w:t>
+      </w:r>
+      <w:r>
+        <w:t xml:space="preserve"> la plus longue et la plus structurante).</w:t>
+      </w:r>
+    </w:p>
+    <w:p>
+      <w:pPr>
+        <w:pStyle w:val="text"/>
+      </w:pPr>
+      <w:r>
+        <w:t xml:space="preserve">- </w:t>
+      </w:r>
+      <w:r>
+        <w:t xml:space="preserve">Transformation du code </w:t>
+      </w:r>
+      <w:r>
+        <w:t>procédural</w:t>
+      </w:r>
+      <w:r>
+        <w:t xml:space="preserve"> “spaghetti” vers une architecture modulaire.</w:t>
+      </w:r>
+    </w:p>
+    <w:p>
+      <w:pPr>
+        <w:pStyle w:val="text"/>
+      </w:pPr>
+      <w:r>
+        <w:t xml:space="preserve">- </w:t>
+      </w:r>
+      <w:r>
+        <w:t xml:space="preserve">Mise en place de la </w:t>
+      </w:r>
+      <w:r>
+        <w:t>séparation</w:t>
+      </w:r>
+      <w:r>
+        <w:t xml:space="preserve"> des </w:t>
+      </w:r>
+      <w:r>
+        <w:t>responsabilités</w:t>
+      </w:r>
+      <w:r>
+        <w:t xml:space="preserve"> : controllers / models / views.</w:t>
+      </w:r>
+    </w:p>
+    <w:p>
+      <w:pPr>
+        <w:pStyle w:val="text"/>
+      </w:pPr>
+    </w:p>
+    <w:p>
+      <w:pPr>
+        <w:pStyle w:val="text"/>
+        <w:numPr>
+          <w:ilvl w:val="0"/>
+          <w:numId w:val="4"/>
+        </w:numPr>
+      </w:pPr>
+      <w:r>
+        <w:t>I</w:t>
+      </w:r>
+      <w:r>
+        <w:t>mplémentation</w:t>
+      </w:r>
+    </w:p>
+    <w:p>
+      <w:pPr>
+        <w:pStyle w:val="text"/>
+      </w:pPr>
+      <w:r>
+        <w:t xml:space="preserve">- </w:t>
+      </w:r>
+      <w:r>
+        <w:t>Front-controller et routage central dans Placement/index.php :</w:t>
+      </w:r>
+      <w:r>
+        <w:t xml:space="preserve"> </w:t>
+      </w:r>
+    </w:p>
+    <w:p>
+      <w:pPr>
+        <w:pStyle w:val="text"/>
+      </w:pPr>
+      <w:r>
+        <w:tab/>
+        <w:t>R</w:t>
+      </w:r>
+      <w:r>
+        <w:t>outage explicite action=...,</w:t>
+      </w:r>
+    </w:p>
+    <w:p>
+      <w:pPr>
+        <w:pStyle w:val="text"/>
+      </w:pPr>
+      <w:r>
+        <w:tab/>
+        <w:t>G</w:t>
+      </w:r>
+      <w:r>
+        <w:t xml:space="preserve">estion des routes </w:t>
+      </w:r>
+      <w:r>
+        <w:t>métier</w:t>
+      </w:r>
+      <w:r>
+        <w:t xml:space="preserve"> et AJAX,</w:t>
+      </w:r>
+    </w:p>
+    <w:p>
+      <w:pPr>
+        <w:pStyle w:val="text"/>
+      </w:pPr>
+      <w:r>
+        <w:tab/>
+        <w:t>C</w:t>
+      </w:r>
+      <w:r>
+        <w:t>ontrôle</w:t>
+      </w:r>
+      <w:r>
+        <w:t xml:space="preserve"> des </w:t>
+      </w:r>
+      <w:r>
+        <w:t>accès</w:t>
+      </w:r>
+      <w:r>
+        <w:t xml:space="preserve"> et redirections.</w:t>
+      </w:r>
+    </w:p>
+    <w:p>
+      <w:pPr>
+        <w:pStyle w:val="text"/>
+      </w:pPr>
+      <w:r>
+        <w:t xml:space="preserve">- </w:t>
+      </w:r>
+      <w:r>
+        <w:t xml:space="preserve">Base commune des </w:t>
+      </w:r>
+      <w:r>
+        <w:t>contrôleurs</w:t>
+      </w:r>
+      <w:r>
+        <w:t xml:space="preserve"> dans Placement/controllers/Controller.php </w:t>
+      </w:r>
+    </w:p>
+    <w:p>
+      <w:pPr>
+        <w:pStyle w:val="text"/>
+      </w:pPr>
+      <w:r>
+        <w:t>(rendu de vues, garde admin, JSON).</w:t>
+      </w:r>
+    </w:p>
+    <w:p>
+      <w:pPr>
+        <w:pStyle w:val="text"/>
+      </w:pPr>
+      <w:r>
+        <w:t xml:space="preserve">- </w:t>
+      </w:r>
+      <w:r>
+        <w:t>Construction d</w:t>
+      </w:r>
+      <w:r>
+        <w:t xml:space="preserve">es fichiers </w:t>
+      </w:r>
+      <w:r>
+        <w:t>de controleurs metier dans Placement/controllers/ :</w:t>
+      </w:r>
+    </w:p>
+    <w:p>
+      <w:pPr>
+        <w:pStyle w:val="text"/>
+      </w:pPr>
+      <w:r>
+        <w:t xml:space="preserve">- </w:t>
+      </w:r>
+      <w:r>
+        <w:t>Sécurisation</w:t>
+      </w:r>
+      <w:r>
+        <w:t xml:space="preserve"> de l’authentification au niveau architecture :</w:t>
+      </w:r>
+    </w:p>
+    <w:p>
+      <w:pPr>
+        <w:pStyle w:val="text"/>
+      </w:pPr>
+      <w:r>
+        <w:tab/>
+        <w:t>L</w:t>
+      </w:r>
+      <w:r>
+        <w:t>ogique de session et flux auth dans AuthController.php,</w:t>
+      </w:r>
+    </w:p>
+    <w:p>
+      <w:pPr>
+        <w:pStyle w:val="text"/>
+      </w:pPr>
+      <w:r>
+        <w:tab/>
+        <w:t>P</w:t>
+      </w:r>
+      <w:r>
+        <w:t>assage a password_hash / password_verify dans models/EnseignantModel.php.</w:t>
+      </w:r>
+    </w:p>
+    <w:p>
+      <w:pPr>
+        <w:pStyle w:val="text"/>
+      </w:pPr>
+    </w:p>
+    <w:p>
+      <w:pPr>
+        <w:pStyle w:val="text"/>
+        <w:numPr>
+          <w:ilvl w:val="0"/>
+          <w:numId w:val="4"/>
+        </w:numPr>
+      </w:pPr>
+      <w:r>
+        <w:t>Autres t</w:t>
+      </w:r>
+      <w:r>
+        <w:t>aches</w:t>
+      </w:r>
+    </w:p>
+    <w:p>
+      <w:pPr>
+        <w:pStyle w:val="text"/>
+      </w:pPr>
+      <w:r>
+        <w:t xml:space="preserve">- </w:t>
+      </w:r>
+      <w:r>
+        <w:t>Assistance ponctuelle des autres membres sur les points bloquants d’</w:t>
+      </w:r>
+      <w:r>
+        <w:t>intégration</w:t>
+      </w:r>
+      <w:r>
+        <w:t xml:space="preserve"> MVC.</w:t>
+      </w:r>
+    </w:p>
+    <w:p>
+      <w:pPr>
+        <w:pStyle w:val="text"/>
+      </w:pPr>
+      <w:r>
+        <w:t xml:space="preserve">- </w:t>
+      </w:r>
+      <w:r>
+        <w:t xml:space="preserve">Validation de la </w:t>
+      </w:r>
+      <w:r>
+        <w:t>cohérence</w:t>
+      </w:r>
+      <w:r>
+        <w:t xml:space="preserve"> inter-couches (routeur -&gt; controleur -&gt; modele -&gt; vue).</w:t>
+      </w:r>
+    </w:p>
+    <w:p>
+      <w:pPr>
+        <w:pStyle w:val="text"/>
+      </w:pPr>
+    </w:p>
+    <w:p>
+      <w:pPr>
+        <w:pStyle w:val="Titre3"/>
+        <w:rPr>
+          <w:lang w:val="en-US"/>
+        </w:rPr>
+      </w:pPr>
+      <w:r>
+        <w:rPr>
+          <w:lang w:val="en-US"/>
+        </w:rPr>
+        <w:lastRenderedPageBreak/>
+        <w:tab/>
+      </w:r>
+      <w:bookmarkStart w:id="11" w:name="_Toc225506948"/>
+      <w:r>
+        <w:rPr>
+          <w:lang w:val="en-US"/>
+        </w:rPr>
+        <w:t xml:space="preserve">6.3 Hugo </w:t>
+      </w:r>
+      <w:r>
+        <w:rPr>
+          <w:lang w:val="en-US"/>
+        </w:rPr>
+        <w:t>-</w:t>
+      </w:r>
+      <w:r>
+        <w:rPr>
+          <w:lang w:val="en-US"/>
+        </w:rPr>
+        <w:t xml:space="preserve"> Developpeur Full-Stack &amp; Integration PDF (~30%)</w:t>
+      </w:r>
+      <w:bookmarkEnd w:id="11"/>
+    </w:p>
+    <w:p>
+      <w:pPr>
+        <w:pStyle w:val="text"/>
+        <w:numPr>
+          <w:ilvl w:val="0"/>
+          <w:numId w:val="4"/>
+        </w:numPr>
+      </w:pPr>
+      <w:r>
+        <w:t>Responsabilités</w:t>
+      </w:r>
+      <w:r>
+        <w:t xml:space="preserve"> principales</w:t>
+      </w:r>
+    </w:p>
+    <w:p>
+      <w:pPr>
+        <w:pStyle w:val="text"/>
+      </w:pPr>
+      <w:r>
+        <w:t xml:space="preserve">- </w:t>
+      </w:r>
+      <w:r>
+        <w:t>Prise en charge du module Gestion des salles (</w:t>
+      </w:r>
+      <w:r>
+        <w:t>création</w:t>
+      </w:r>
+      <w:r>
+        <w:t xml:space="preserve">, modification, visualisation, parcours </w:t>
+      </w:r>
+      <w:r>
+        <w:t>multi-étapes</w:t>
+      </w:r>
+      <w:r>
+        <w:t>).</w:t>
+      </w:r>
+    </w:p>
+    <w:p>
+      <w:pPr>
+        <w:pStyle w:val="text"/>
+      </w:pPr>
+      <w:r>
+        <w:t xml:space="preserve">- </w:t>
+      </w:r>
+      <w:r>
+        <w:t>Intégration</w:t>
+      </w:r>
+      <w:r>
+        <w:t xml:space="preserve"> et fiabilisation des exports PDF (liste, emargement, plan).</w:t>
+      </w:r>
+    </w:p>
+    <w:p>
+      <w:pPr>
+        <w:pStyle w:val="text"/>
+      </w:pPr>
+      <w:r>
+        <w:t xml:space="preserve">- </w:t>
+      </w:r>
+      <w:r>
+        <w:t xml:space="preserve">Corrections frontend/structurelles, dont suppression des </w:t>
+      </w:r>
+      <w:r>
+        <w:t>mécanismes</w:t>
+      </w:r>
+      <w:r>
+        <w:t xml:space="preserve"> </w:t>
+      </w:r>
+      <w:r>
+        <w:t>obsolètes</w:t>
+      </w:r>
+      <w:r>
+        <w:t xml:space="preserve"> (</w:t>
+      </w:r>
+      <w:r>
+        <w:t>frames</w:t>
+      </w:r>
+      <w:r>
+        <w:t xml:space="preserve"> / affichages legacy).</w:t>
+      </w:r>
+    </w:p>
+    <w:p>
+      <w:pPr>
+        <w:pStyle w:val="text"/>
+      </w:pPr>
+    </w:p>
+    <w:p>
+      <w:pPr>
+        <w:pStyle w:val="text"/>
+        <w:numPr>
+          <w:ilvl w:val="0"/>
+          <w:numId w:val="4"/>
+        </w:numPr>
+      </w:pPr>
+      <w:r>
+        <w:t>I</w:t>
+      </w:r>
+      <w:r>
+        <w:t>mplémentation</w:t>
+      </w:r>
+    </w:p>
+    <w:p>
+      <w:pPr>
+        <w:pStyle w:val="text"/>
+      </w:pPr>
+      <w:r>
+        <w:t xml:space="preserve">- </w:t>
+      </w:r>
+      <w:r>
+        <w:t>Module salles dans :</w:t>
+      </w:r>
+    </w:p>
+    <w:p>
+      <w:pPr>
+        <w:pStyle w:val="text"/>
+      </w:pPr>
+      <w:r>
+        <w:tab/>
+      </w:r>
+      <w:r>
+        <w:t>Placement/controllers/SalleController.php,</w:t>
+      </w:r>
+    </w:p>
+    <w:p>
+      <w:pPr>
+        <w:pStyle w:val="text"/>
+      </w:pPr>
+      <w:r>
+        <w:tab/>
+      </w:r>
+      <w:r>
+        <w:t>Placement/views/salle/</w:t>
+      </w:r>
+    </w:p>
+    <w:p>
+      <w:pPr>
+        <w:pStyle w:val="text"/>
+      </w:pPr>
+      <w:r>
+        <w:t xml:space="preserve">- </w:t>
+      </w:r>
+      <w:r>
+        <w:t>Refonte de l’export PDF dans :</w:t>
+      </w:r>
+    </w:p>
+    <w:p>
+      <w:pPr>
+        <w:pStyle w:val="text"/>
+      </w:pPr>
+      <w:r>
+        <w:tab/>
+      </w:r>
+      <w:r>
+        <w:t>Placement/public/export_pdf.php,</w:t>
+      </w:r>
+    </w:p>
+    <w:p>
+      <w:pPr>
+        <w:pStyle w:val="text"/>
+      </w:pPr>
+      <w:r>
+        <w:tab/>
+      </w:r>
+      <w:r>
+        <w:t>Placement/public/export_pdf_ens.php,</w:t>
+      </w:r>
+    </w:p>
+    <w:p>
+      <w:pPr>
+        <w:pStyle w:val="text"/>
+      </w:pPr>
+      <w:r>
+        <w:tab/>
+        <w:t>U</w:t>
+      </w:r>
+      <w:r>
+        <w:t>tilisation de la librairie Placement/libs/fpdf186/.</w:t>
+      </w:r>
+    </w:p>
+    <w:p>
+      <w:pPr>
+        <w:pStyle w:val="text"/>
+      </w:pPr>
+      <w:r>
+        <w:t xml:space="preserve">- </w:t>
+      </w:r>
+      <w:r>
+        <w:t xml:space="preserve">Rationalisation par rapport </w:t>
+      </w:r>
+      <w:r>
+        <w:t>à</w:t>
+      </w:r>
+      <w:r>
+        <w:t xml:space="preserve"> l’ancien export </w:t>
+      </w:r>
+      <w:r>
+        <w:t>procédural</w:t>
+      </w:r>
+      <w:r>
+        <w:t xml:space="preserve"> :</w:t>
+      </w:r>
+    </w:p>
+    <w:p>
+      <w:pPr>
+        <w:pStyle w:val="text"/>
+      </w:pPr>
+      <w:r>
+        <w:tab/>
+        <w:t>N</w:t>
+      </w:r>
+      <w:r>
+        <w:t xml:space="preserve">ouveau flux route action=export_pdf vers export </w:t>
+      </w:r>
+      <w:r>
+        <w:t>dédie</w:t>
+      </w:r>
+      <w:r>
+        <w:t xml:space="preserve"> et stabilise.</w:t>
+      </w:r>
+    </w:p>
+    <w:p>
+      <w:pPr>
+        <w:pStyle w:val="text"/>
+      </w:pPr>
+    </w:p>
+    <w:p>
+      <w:pPr>
+        <w:pStyle w:val="text"/>
+      </w:pPr>
+      <w:r>
+        <w:t xml:space="preserve">- </w:t>
+      </w:r>
+      <w:r>
+        <w:t xml:space="preserve">Evolution visuelle et structurelle sur les </w:t>
+      </w:r>
+      <w:r>
+        <w:t>écrans</w:t>
+      </w:r>
+      <w:r>
+        <w:t xml:space="preserve"> de placement :</w:t>
+      </w:r>
+    </w:p>
+    <w:p>
+      <w:pPr>
+        <w:pStyle w:val="text"/>
+      </w:pPr>
+      <w:r>
+        <w:tab/>
+      </w:r>
+      <w:r>
+        <w:t>CSS/JS de Placement/public/css/ et Placement/public/javascript/,</w:t>
+      </w:r>
+    </w:p>
+    <w:p>
+      <w:pPr>
+        <w:pStyle w:val="text"/>
+      </w:pPr>
+      <w:r>
+        <w:tab/>
+        <w:t>R</w:t>
+      </w:r>
+      <w:r>
+        <w:t xml:space="preserve">etrait progressif des logiques de rendu anciennes </w:t>
+      </w:r>
+      <w:r>
+        <w:t>basées</w:t>
+      </w:r>
+      <w:r>
+        <w:t xml:space="preserve"> sur sous-pages/iframes </w:t>
+      </w:r>
+      <w:r>
+        <w:tab/>
+      </w:r>
+      <w:r>
+        <w:t>du legacy.</w:t>
+      </w:r>
+    </w:p>
+    <w:p>
+      <w:pPr>
+        <w:pStyle w:val="text"/>
+      </w:pPr>
+    </w:p>
+    <w:p>
+      <w:pPr>
+        <w:pStyle w:val="text"/>
+        <w:numPr>
+          <w:ilvl w:val="0"/>
+          <w:numId w:val="4"/>
+        </w:numPr>
+      </w:pPr>
+      <w:r>
+        <w:t>Autres t</w:t>
+      </w:r>
+      <w:r>
+        <w:t>aches</w:t>
+      </w:r>
+    </w:p>
+    <w:p>
+      <w:pPr>
+        <w:pStyle w:val="text"/>
+      </w:pPr>
+      <w:r>
+        <w:t xml:space="preserve">- </w:t>
+      </w:r>
+      <w:r>
+        <w:t>Débogage</w:t>
+      </w:r>
+      <w:r>
+        <w:t xml:space="preserve"> de </w:t>
+      </w:r>
+      <w:r>
+        <w:t>régressions</w:t>
+      </w:r>
+      <w:r>
+        <w:t xml:space="preserve"> d’affichage et de </w:t>
+      </w:r>
+      <w:r>
+        <w:t>compatibilité</w:t>
+      </w:r>
+      <w:r>
+        <w:t xml:space="preserve"> navigateurs.</w:t>
+      </w:r>
+    </w:p>
+    <w:p>
+      <w:pPr>
+        <w:pStyle w:val="text"/>
+      </w:pPr>
+      <w:r>
+        <w:t xml:space="preserve">- </w:t>
+      </w:r>
+      <w:r>
+        <w:t>Ajustements ergonomiques pour la lecture des grilles et des sorties PDF.</w:t>
+      </w:r>
+    </w:p>
+    <w:p>
+      <w:pPr>
+        <w:pStyle w:val="Titre3"/>
+      </w:pPr>
+      <w:r>
+        <w:tab/>
+      </w:r>
+      <w:bookmarkStart w:id="12" w:name="_Toc225506949"/>
+      <w:r>
+        <w:t>6.4 Conclusion sur l</w:t>
+      </w:r>
+      <w:r>
+        <w:t>a GPO</w:t>
+      </w:r>
+      <w:bookmarkEnd w:id="12"/>
+    </w:p>
+    <w:p>
+      <w:pPr>
+        <w:pStyle w:val="text"/>
+      </w:pPr>
+      <w:r>
+        <w:tab/>
+      </w:r>
+      <w:r>
+        <w:t xml:space="preserve">La charge de travail a </w:t>
+      </w:r>
+      <w:r>
+        <w:t>été</w:t>
+      </w:r>
+      <w:r>
+        <w:t xml:space="preserve"> effectivement r</w:t>
+      </w:r>
+      <w:r>
+        <w:t>é</w:t>
+      </w:r>
+      <w:r>
+        <w:t xml:space="preserve">partie de </w:t>
+      </w:r>
+      <w:r>
+        <w:t>manière</w:t>
+      </w:r>
+      <w:r>
+        <w:t xml:space="preserve"> </w:t>
+      </w:r>
+      <w:r>
+        <w:t>équitable</w:t>
+      </w:r>
+      <w:r>
+        <w:t xml:space="preserve"> selon une logique 40/30/30, non pas </w:t>
+      </w:r>
+      <w:r>
+        <w:t>figée</w:t>
+      </w:r>
+      <w:r>
+        <w:t xml:space="preserve"> mais </w:t>
+      </w:r>
+      <w:r>
+        <w:t>adaptée</w:t>
+      </w:r>
+      <w:r>
+        <w:t xml:space="preserve"> en continu a la </w:t>
+      </w:r>
+      <w:r>
+        <w:t>complexité</w:t>
+      </w:r>
+      <w:r>
+        <w:t xml:space="preserve"> </w:t>
+      </w:r>
+      <w:r>
+        <w:t xml:space="preserve">de rénovation </w:t>
+      </w:r>
+      <w:r>
+        <w:t>du projet.</w:t>
+      </w:r>
+      <w:r>
+        <w:t xml:space="preserve"> </w:t>
+      </w:r>
+      <w:r>
+        <w:t xml:space="preserve">Cette dynamique agile a </w:t>
+      </w:r>
+      <w:r>
+        <w:t>renforcé</w:t>
+      </w:r>
+      <w:r>
+        <w:t xml:space="preserve"> la </w:t>
+      </w:r>
+      <w:r>
+        <w:t>complémentarité</w:t>
+      </w:r>
+      <w:r>
+        <w:t xml:space="preserve"> des </w:t>
+      </w:r>
+      <w:r>
+        <w:t>rôles</w:t>
+      </w:r>
+      <w:r>
+        <w:t xml:space="preserve"> : </w:t>
+      </w:r>
+    </w:p>
+    <w:p>
+      <w:pPr>
+        <w:pStyle w:val="text"/>
+      </w:pPr>
+      <w:r>
+        <w:t>P</w:t>
+      </w:r>
+      <w:r>
+        <w:t xml:space="preserve">ilotage data et </w:t>
+      </w:r>
+      <w:r>
+        <w:t>sécurisation</w:t>
+      </w:r>
+      <w:r>
+        <w:t xml:space="preserve">, construction du socle MVC, et </w:t>
+      </w:r>
+      <w:r>
+        <w:t>intégration</w:t>
+      </w:r>
+      <w:r>
+        <w:t xml:space="preserve"> full-stack metier. </w:t>
+      </w:r>
+    </w:p>
+    <w:p>
+      <w:pPr>
+        <w:pStyle w:val="text"/>
+      </w:pPr>
+      <w:r>
+        <w:t xml:space="preserve">En </w:t>
+      </w:r>
+      <w:r>
+        <w:t>conséquence</w:t>
+      </w:r>
+      <w:r>
+        <w:t>, l’</w:t>
+      </w:r>
+      <w:r>
+        <w:t>équipe</w:t>
+      </w:r>
+      <w:r>
+        <w:t xml:space="preserve"> a maintenu la </w:t>
+      </w:r>
+      <w:r>
+        <w:t>cohésion</w:t>
+      </w:r>
+      <w:r>
+        <w:t xml:space="preserve"> et réglé</w:t>
+      </w:r>
+      <w:r>
+        <w:t xml:space="preserve"> les risques techniques</w:t>
+      </w:r>
+      <w:r>
+        <w:t>.</w:t>
+      </w:r>
+    </w:p>
+    <w:p>
+      <w:pPr>
+        <w:pStyle w:val="Titre1"/>
         <w:rPr>
           <w:rFonts w:eastAsia="Arial"/>
         </w:rPr>
       </w:pPr>
-      <w:bookmarkStart w:id="8" w:name="_Toc225433178"/>
+      <w:bookmarkStart w:id="13" w:name="_Toc225506950"/>
       <w:r>
         <w:t xml:space="preserve">7. </w:t>
       </w:r>
@@ -4361,9 +7372,14 @@
         </w:rPr>
         <w:t>Conclusion</w:t>
       </w:r>
-      <w:bookmarkEnd w:id="8"/>
-    </w:p>
-    <w:p/>
+      <w:r>
+        <w:rPr>
+          <w:rFonts w:eastAsia="Arial"/>
+        </w:rPr>
+        <w:t xml:space="preserve"> du projet</w:t>
+      </w:r>
+      <w:bookmarkEnd w:id="13"/>
+    </w:p>
     <w:p>
       <w:pPr>
         <w:pStyle w:val="text"/>
@@ -4390,39 +7406,7 @@
         <w:t>Maintenabilité</w:t>
       </w:r>
       <w:r>
-        <w:t xml:space="preserve"> : La séparation stricte des responsabilités entre contrôleurs, modèles et vues permet désormais à chaque développeur d'intervenir sur une couche sans risquer d'impacter les autres. L'organisation des fichiers en dossiers thématiques (</w:t>
-      </w:r>
-      <w:proofErr w:type="spellStart"/>
-      <w:r>
-        <w:t>controllers</w:t>
-      </w:r>
-      <w:proofErr w:type="spellEnd"/>
-      <w:r>
-        <w:t xml:space="preserve">/, </w:t>
-      </w:r>
-      <w:proofErr w:type="spellStart"/>
-      <w:r>
-        <w:t>models</w:t>
-      </w:r>
-      <w:proofErr w:type="spellEnd"/>
-      <w:r>
-        <w:t xml:space="preserve">/, </w:t>
-      </w:r>
-      <w:proofErr w:type="spellStart"/>
-      <w:r>
-        <w:t>views</w:t>
-      </w:r>
-      <w:proofErr w:type="spellEnd"/>
-      <w:r>
-        <w:t xml:space="preserve">/, ajax/, </w:t>
-      </w:r>
-      <w:proofErr w:type="spellStart"/>
-      <w:r>
-        <w:t>utils</w:t>
-      </w:r>
-      <w:proofErr w:type="spellEnd"/>
-      <w:r>
-        <w:t>/) rend le projet immédiatement lisible pour tout nouveau contributeur.</w:t>
+        <w:t xml:space="preserve"> : La séparation stricte des responsabilités entre contrôleurs, modèles et vues permet désormais à chaque développeur d'intervenir sur une couche sans risquer d'impacter les autres. L'organisation des fichiers en dossiers thématiques (controllers/, models/, views/, ajax/, utils/) rend le projet immédiatement lisible pour tout nouveau contributeur.</w:t>
       </w:r>
     </w:p>
     <w:p>
@@ -4442,23 +7426,7 @@
         <w:t>Sécurité</w:t>
       </w:r>
       <w:r>
-        <w:t xml:space="preserve"> : Deux améliorations majeures ont été apportées. D'une part, le remplacement du hachage MD5 par l'algorithme </w:t>
-      </w:r>
-      <w:proofErr w:type="spellStart"/>
-      <w:r>
-        <w:t>BCrypt</w:t>
-      </w:r>
-      <w:proofErr w:type="spellEnd"/>
-      <w:r>
-        <w:t xml:space="preserve"> élimine la vulnérabilité aux attaques, </w:t>
-      </w:r>
-      <w:proofErr w:type="spellStart"/>
-      <w:r>
-        <w:t>BCrypt</w:t>
-      </w:r>
-      <w:proofErr w:type="spellEnd"/>
-      <w:r>
-        <w:t xml:space="preserve"> intègre un sel aléatoire unique par hash et est intentionnellement coûteux en calcul, ce qui rend les attaques par force brute impossible ou beaucoup trop longues. </w:t>
+        <w:t xml:space="preserve"> : Deux améliorations majeures ont été apportées. D'une part, le remplacement du hachage MD5 par l'algorithme BCrypt élimine la vulnérabilité aux attaques, BCrypt intègre un sel aléatoire unique par hash et est intentionnellement coûteux en calcul, ce qui rend les attaques par force brute impossible ou beaucoup trop longues. </w:t>
       </w:r>
     </w:p>
     <w:p>
@@ -4468,11 +7436,6 @@
       <w:r>
         <w:t>D'autre part, la systématisation des requêtes préparées PDO avec paramètres nommés supprime toute possibilité d'injection SQL.</w:t>
       </w:r>
-    </w:p>
-    <w:p>
-      <w:pPr>
-        <w:pStyle w:val="text"/>
-      </w:pPr>
     </w:p>
     <w:p>
       <w:pPr>
@@ -4483,6 +7446,7 @@
           <w:b/>
           <w:bCs/>
         </w:rPr>
+        <w:lastRenderedPageBreak/>
         <w:t>Base de données</w:t>
       </w:r>
       <w:r>
@@ -4510,51 +7474,10 @@
     </w:p>
     <w:p>
       <w:pPr>
-        <w:pStyle w:val="text"/>
-      </w:pPr>
-    </w:p>
-    <w:p>
-      <w:pPr>
-        <w:pStyle w:val="text"/>
-      </w:pPr>
-    </w:p>
-    <w:p>
-      <w:pPr>
-        <w:pStyle w:val="text"/>
-      </w:pPr>
-    </w:p>
-    <w:p>
-      <w:pPr>
-        <w:pStyle w:val="text"/>
-      </w:pPr>
-    </w:p>
-    <w:p>
-      <w:pPr>
-        <w:pStyle w:val="text"/>
-      </w:pPr>
-    </w:p>
-    <w:p>
-      <w:pPr>
-        <w:pStyle w:val="text"/>
-      </w:pPr>
-    </w:p>
-    <w:p>
-      <w:pPr>
-        <w:pStyle w:val="text"/>
-      </w:pPr>
-    </w:p>
-    <w:p>
-      <w:pPr>
-        <w:pStyle w:val="text"/>
-      </w:pPr>
-    </w:p>
-    <w:p>
-      <w:pPr>
         <w:pStyle w:val="Titre1"/>
       </w:pPr>
-      <w:bookmarkStart w:id="9" w:name="_Toc225433179"/>
-      <w:r>
-        <w:lastRenderedPageBreak/>
+      <w:bookmarkStart w:id="14" w:name="_Toc225506951"/>
+      <w:r>
         <w:t>8.</w:t>
       </w:r>
       <w:r>
@@ -4563,22 +7486,14 @@
         </w:rPr>
         <w:t xml:space="preserve"> Annexe : Manuel d'utilisation du projet</w:t>
       </w:r>
-      <w:bookmarkEnd w:id="9"/>
-    </w:p>
-    <w:p>
-      <w:pPr>
-        <w:pStyle w:val="text"/>
-      </w:pPr>
-      <w:r>
-        <w:t xml:space="preserve">Ce manuel est destiné aux utilisateurs de l'application </w:t>
-      </w:r>
-      <w:proofErr w:type="spellStart"/>
-      <w:r>
-        <w:t>InfoPlacement</w:t>
-      </w:r>
-      <w:proofErr w:type="spellEnd"/>
-      <w:r>
-        <w:t xml:space="preserve"> (enseignants et administrateurs). Il décrit le parcours d'utilisation de l'interface.</w:t>
+      <w:bookmarkEnd w:id="14"/>
+    </w:p>
+    <w:p>
+      <w:pPr>
+        <w:pStyle w:val="text"/>
+      </w:pPr>
+      <w:r>
+        <w:t>Ce manuel est destiné aux utilisateurs de l'application InfoPlacement (enseignants et administrateurs). Il décrit le parcours d'utilisation de l'interface.</w:t>
       </w:r>
     </w:p>
     <w:p>
@@ -4596,7 +7511,7 @@
         </w:rPr>
         <w:tab/>
       </w:r>
-      <w:bookmarkStart w:id="10" w:name="_Toc225433180"/>
+      <w:bookmarkStart w:id="15" w:name="_Toc225506952"/>
       <w:r>
         <w:rPr>
           <w:rFonts w:eastAsia="Arial"/>
@@ -4615,22 +7530,20 @@
         </w:rPr>
         <w:t>Connexion à l'application</w:t>
       </w:r>
-      <w:bookmarkEnd w:id="10"/>
-    </w:p>
-    <w:p>
-      <w:pPr>
-        <w:pStyle w:val="text"/>
-      </w:pPr>
-      <w:r>
-        <w:t xml:space="preserve">Accédez à l'application via le lien </w:t>
-      </w:r>
-      <w:proofErr w:type="spellStart"/>
-      <w:r>
-        <w:t>devweb</w:t>
-      </w:r>
-      <w:proofErr w:type="spellEnd"/>
-      <w:r>
-        <w:t xml:space="preserve"> fourni en section III. La page de connexion s'affiche automatiquement pour tout utilisateur non authentifié.</w:t>
+      <w:bookmarkEnd w:id="15"/>
+    </w:p>
+    <w:p>
+      <w:pPr>
+        <w:pStyle w:val="text"/>
+      </w:pPr>
+      <w:r>
+        <w:t xml:space="preserve">Accédez à l'application via le lien devweb fourni en section </w:t>
+      </w:r>
+      <w:r>
+        <w:t>3</w:t>
+      </w:r>
+      <w:r>
+        <w:t>. La page de connexion s'affiche automatiquement pour tout utilisateur non authentifié.</w:t>
       </w:r>
     </w:p>
     <w:p>
@@ -4728,23 +7641,7 @@
                 <w:i/>
                 <w:iCs/>
               </w:rPr>
-              <w:t>Si votre mot de passe est le mot de passe initial par défaut (</w:t>
-            </w:r>
-            <w:proofErr w:type="spellStart"/>
-            <w:r>
-              <w:rPr>
-                <w:i/>
-                <w:iCs/>
-              </w:rPr>
-              <w:t>declic</w:t>
-            </w:r>
-            <w:proofErr w:type="spellEnd"/>
-            <w:r>
-              <w:rPr>
-                <w:i/>
-                <w:iCs/>
-              </w:rPr>
-              <w:t>), l'application vous redirigera automatiquement vers la page de changement de mot de passe avant toute autre action.</w:t>
+              <w:t>Si votre mot de passe est le mot de passe initial par défaut (declic), l'application vous redirigera automatiquement vers la page de changement de mot de passe avant toute autre action.</w:t>
             </w:r>
           </w:p>
         </w:tc>
@@ -4796,35 +7693,51 @@
           <w:p>
             <w:pPr>
               <w:pStyle w:val="text"/>
+              <w:jc w:val="center"/>
             </w:pPr>
-            <w:proofErr w:type="gramStart"/>
             <w:r>
               <w:rPr>
                 <w:i/>
                 <w:iCs/>
+                <w:noProof/>
                 <w:color w:val="888888"/>
               </w:rPr>
-              <w:t>[ CAPTURE</w:t>
-            </w:r>
-            <w:proofErr w:type="gramEnd"/>
-            <w:r>
-              <w:rPr>
-                <w:i/>
-                <w:iCs/>
-                <w:color w:val="888888"/>
-              </w:rPr>
-              <w:t xml:space="preserve"> D'ÉCRAN — Page de </w:t>
-            </w:r>
-            <w:proofErr w:type="gramStart"/>
-            <w:r>
-              <w:rPr>
-                <w:i/>
-                <w:iCs/>
-                <w:color w:val="888888"/>
-              </w:rPr>
-              <w:t>connexion ]</w:t>
-            </w:r>
-            <w:proofErr w:type="gramEnd"/>
+              <w:drawing>
+                <wp:inline distT="0" distB="0" distL="0" distR="0" wp14:anchorId="0AB615DD" wp14:editId="4296D237">
+                  <wp:extent cx="2550411" cy="1967593"/>
+                  <wp:effectExtent l="0" t="0" r="2540" b="0"/>
+                  <wp:docPr id="2424598" name="Image 1"/>
+                  <wp:cNvGraphicFramePr>
+                    <a:graphicFrameLocks xmlns:a="http://schemas.openxmlformats.org/drawingml/2006/main" noChangeAspect="1"/>
+                  </wp:cNvGraphicFramePr>
+                  <a:graphic xmlns:a="http://schemas.openxmlformats.org/drawingml/2006/main">
+                    <a:graphicData uri="http://schemas.openxmlformats.org/drawingml/2006/picture">
+                      <pic:pic xmlns:pic="http://schemas.openxmlformats.org/drawingml/2006/picture">
+                        <pic:nvPicPr>
+                          <pic:cNvPr id="2424598" name=""/>
+                          <pic:cNvPicPr/>
+                        </pic:nvPicPr>
+                        <pic:blipFill>
+                          <a:blip r:embed="rId12"/>
+                          <a:stretch>
+                            <a:fillRect/>
+                          </a:stretch>
+                        </pic:blipFill>
+                        <pic:spPr>
+                          <a:xfrm>
+                            <a:off x="0" y="0"/>
+                            <a:ext cx="2550411" cy="1967593"/>
+                          </a:xfrm>
+                          <a:prstGeom prst="rect">
+                            <a:avLst/>
+                          </a:prstGeom>
+                        </pic:spPr>
+                      </pic:pic>
+                    </a:graphicData>
+                  </a:graphic>
+                </wp:inline>
+              </w:drawing>
+            </w:r>
           </w:p>
         </w:tc>
       </w:tr>
@@ -4841,7 +7754,7 @@
       <w:r>
         <w:tab/>
       </w:r>
-      <w:bookmarkStart w:id="11" w:name="_Toc225433181"/>
+      <w:bookmarkStart w:id="16" w:name="_Toc225506953"/>
       <w:r>
         <w:rPr>
           <w:rFonts w:eastAsia="Arial"/>
@@ -4860,7 +7773,7 @@
         </w:rPr>
         <w:t xml:space="preserve"> Page d'accueil (Dashboard)</w:t>
       </w:r>
-      <w:bookmarkEnd w:id="11"/>
+      <w:bookmarkEnd w:id="16"/>
     </w:p>
     <w:p>
       <w:pPr>
@@ -4888,6 +7801,7 @@
         <w:pStyle w:val="text"/>
       </w:pPr>
       <w:r>
+        <w:lastRenderedPageBreak/>
         <w:t>Gestion des données (bâtiments, salles, départements, promotions, groupes, matières, enseignants)</w:t>
       </w:r>
     </w:p>
@@ -4911,6 +7825,653 @@
       <w:pPr>
         <w:pStyle w:val="text"/>
       </w:pPr>
+    </w:p>
+    <w:tbl>
+      <w:tblPr>
+        <w:tblW w:w="9360" w:type="dxa"/>
+        <w:tblBorders>
+          <w:top w:val="single" w:sz="4" w:space="0" w:color="auto"/>
+          <w:left w:val="single" w:sz="4" w:space="0" w:color="auto"/>
+          <w:bottom w:val="single" w:sz="4" w:space="0" w:color="auto"/>
+          <w:right w:val="single" w:sz="4" w:space="0" w:color="auto"/>
+          <w:insideH w:val="single" w:sz="4" w:space="0" w:color="auto"/>
+          <w:insideV w:val="single" w:sz="4" w:space="0" w:color="auto"/>
+        </w:tblBorders>
+        <w:tblCellMar>
+          <w:left w:w="10" w:type="dxa"/>
+          <w:right w:w="10" w:type="dxa"/>
+        </w:tblCellMar>
+        <w:tblLook w:val="04A0" w:firstRow="1" w:lastRow="0" w:firstColumn="1" w:lastColumn="0" w:noHBand="0" w:noVBand="1"/>
+      </w:tblPr>
+      <w:tblGrid>
+        <w:gridCol w:w="9432"/>
+      </w:tblGrid>
+      <w:tr>
+        <w:tc>
+          <w:tcPr>
+            <w:tcW w:w="9360" w:type="dxa"/>
+            <w:tcBorders>
+              <w:top w:val="single" w:sz="1" w:space="0" w:color="A0B0C8"/>
+              <w:left w:val="single" w:sz="1" w:space="0" w:color="A0B0C8"/>
+              <w:bottom w:val="single" w:sz="1" w:space="0" w:color="A0B0C8"/>
+              <w:right w:val="single" w:sz="1" w:space="0" w:color="A0B0C8"/>
+            </w:tcBorders>
+            <w:shd w:val="clear" w:color="auto" w:fill="F5F5F5"/>
+            <w:tcMar>
+              <w:top w:w="120" w:type="dxa"/>
+              <w:left w:w="180" w:type="dxa"/>
+              <w:bottom w:w="120" w:type="dxa"/>
+              <w:right w:w="180" w:type="dxa"/>
+            </w:tcMar>
+          </w:tcPr>
+          <w:p>
+            <w:pPr>
+              <w:pStyle w:val="text"/>
+            </w:pPr>
+            <w:r>
+              <w:rPr>
+                <w:noProof/>
+              </w:rPr>
+              <w:drawing>
+                <wp:inline distT="0" distB="0" distL="0" distR="0" wp14:anchorId="60465926" wp14:editId="05D6F780">
+                  <wp:extent cx="5760720" cy="2978150"/>
+                  <wp:effectExtent l="0" t="0" r="0" b="0"/>
+                  <wp:docPr id="35823250" name="Image 1"/>
+                  <wp:cNvGraphicFramePr>
+                    <a:graphicFrameLocks xmlns:a="http://schemas.openxmlformats.org/drawingml/2006/main" noChangeAspect="1"/>
+                  </wp:cNvGraphicFramePr>
+                  <a:graphic xmlns:a="http://schemas.openxmlformats.org/drawingml/2006/main">
+                    <a:graphicData uri="http://schemas.openxmlformats.org/drawingml/2006/picture">
+                      <pic:pic xmlns:pic="http://schemas.openxmlformats.org/drawingml/2006/picture">
+                        <pic:nvPicPr>
+                          <pic:cNvPr id="35823250" name=""/>
+                          <pic:cNvPicPr/>
+                        </pic:nvPicPr>
+                        <pic:blipFill>
+                          <a:blip r:embed="rId13"/>
+                          <a:stretch>
+                            <a:fillRect/>
+                          </a:stretch>
+                        </pic:blipFill>
+                        <pic:spPr>
+                          <a:xfrm>
+                            <a:off x="0" y="0"/>
+                            <a:ext cx="5760720" cy="2978150"/>
+                          </a:xfrm>
+                          <a:prstGeom prst="rect">
+                            <a:avLst/>
+                          </a:prstGeom>
+                        </pic:spPr>
+                      </pic:pic>
+                    </a:graphicData>
+                  </a:graphic>
+                </wp:inline>
+              </w:drawing>
+            </w:r>
+          </w:p>
+        </w:tc>
+      </w:tr>
+    </w:tbl>
+    <w:p>
+      <w:pPr>
+        <w:pStyle w:val="text"/>
+      </w:pPr>
+    </w:p>
+    <w:p>
+      <w:pPr>
+        <w:pStyle w:val="Titre2"/>
+      </w:pPr>
+      <w:r>
+        <w:tab/>
+      </w:r>
+      <w:r>
+        <w:br/>
+      </w:r>
+      <w:r>
+        <w:br/>
+      </w:r>
+      <w:r>
+        <w:br/>
+      </w:r>
+      <w:r>
+        <w:br/>
+      </w:r>
+      <w:r>
+        <w:br/>
+      </w:r>
+      <w:r>
+        <w:br/>
+      </w:r>
+      <w:r>
+        <w:br/>
+      </w:r>
+      <w:r>
+        <w:br/>
+      </w:r>
+      <w:r>
+        <w:br/>
+      </w:r>
+      <w:r>
+        <w:br/>
+      </w:r>
+      <w:r>
+        <w:br/>
+      </w:r>
+      <w:r>
+        <w:br/>
+      </w:r>
+      <w:r>
+        <w:br/>
+      </w:r>
+      <w:r>
+        <w:br/>
+      </w:r>
+      <w:r>
+        <w:br/>
+      </w:r>
+      <w:r>
+        <w:br/>
+      </w:r>
+      <w:r>
+        <w:tab/>
+      </w:r>
+      <w:bookmarkStart w:id="17" w:name="_Toc225506954"/>
+      <w:r>
+        <w:rPr>
+          <w:rFonts w:eastAsia="Arial"/>
+        </w:rPr>
+        <w:t xml:space="preserve">Étape 3 </w:t>
+      </w:r>
+      <w:r>
+        <w:rPr>
+          <w:rFonts w:eastAsia="Arial"/>
+        </w:rPr>
+        <w:t xml:space="preserve">- </w:t>
+      </w:r>
+      <w:r>
+        <w:rPr>
+          <w:rFonts w:eastAsia="Arial"/>
+        </w:rPr>
+        <w:t>Gestion des données (module administrateur)</w:t>
+      </w:r>
+      <w:bookmarkEnd w:id="17"/>
+    </w:p>
+    <w:p>
+      <w:pPr>
+        <w:pStyle w:val="text"/>
+      </w:pPr>
+      <w:r>
+        <w:t>Les modules de gestion sont accessibles uniquement aux utilisateurs disposant du rôle Administrateur (admin = 1).</w:t>
+      </w:r>
+    </w:p>
+    <w:p>
+      <w:pPr>
+        <w:pStyle w:val="Titre3"/>
+      </w:pPr>
+      <w:r>
+        <w:lastRenderedPageBreak/>
+        <w:tab/>
+      </w:r>
+      <w:r>
+        <w:tab/>
+      </w:r>
+      <w:bookmarkStart w:id="18" w:name="_Toc225506955"/>
+      <w:r>
+        <w:rPr>
+          <w:rFonts w:eastAsia="Arial"/>
+        </w:rPr>
+        <w:t>3.1 Gestion des salles (?action=</w:t>
+      </w:r>
+      <w:proofErr w:type="spellStart"/>
+      <w:r>
+        <w:rPr>
+          <w:rFonts w:eastAsia="Arial"/>
+        </w:rPr>
+        <w:t>gest_salle</w:t>
+      </w:r>
+      <w:proofErr w:type="spellEnd"/>
+      <w:r>
+        <w:rPr>
+          <w:rFonts w:eastAsia="Arial"/>
+        </w:rPr>
+        <w:t>)</w:t>
+      </w:r>
+      <w:bookmarkEnd w:id="18"/>
+    </w:p>
+    <w:p>
+      <w:pPr>
+        <w:pStyle w:val="text"/>
+      </w:pPr>
+      <w:r>
+        <w:t>Affiche la liste de toutes les salles enregistrées. Pour chaque salle, des actions sont disponibles : visualiser le plan, modifier la configuration, ou supprimer la salle</w:t>
+      </w:r>
+    </w:p>
+    <w:p>
+      <w:pPr>
+        <w:pStyle w:val="text"/>
+      </w:pPr>
+    </w:p>
+    <w:tbl>
+      <w:tblPr>
+        <w:tblW w:w="9360" w:type="dxa"/>
+        <w:tblBorders>
+          <w:top w:val="single" w:sz="4" w:space="0" w:color="auto"/>
+          <w:left w:val="single" w:sz="4" w:space="0" w:color="auto"/>
+          <w:bottom w:val="single" w:sz="4" w:space="0" w:color="auto"/>
+          <w:right w:val="single" w:sz="4" w:space="0" w:color="auto"/>
+          <w:insideH w:val="single" w:sz="4" w:space="0" w:color="auto"/>
+          <w:insideV w:val="single" w:sz="4" w:space="0" w:color="auto"/>
+        </w:tblBorders>
+        <w:tblCellMar>
+          <w:left w:w="10" w:type="dxa"/>
+          <w:right w:w="10" w:type="dxa"/>
+        </w:tblCellMar>
+        <w:tblLook w:val="04A0" w:firstRow="1" w:lastRow="0" w:firstColumn="1" w:lastColumn="0" w:noHBand="0" w:noVBand="1"/>
+      </w:tblPr>
+      <w:tblGrid>
+        <w:gridCol w:w="9432"/>
+      </w:tblGrid>
+      <w:tr>
+        <w:tc>
+          <w:tcPr>
+            <w:tcW w:w="9360" w:type="dxa"/>
+            <w:tcBorders>
+              <w:top w:val="single" w:sz="1" w:space="0" w:color="A0B0C8"/>
+              <w:left w:val="single" w:sz="1" w:space="0" w:color="A0B0C8"/>
+              <w:bottom w:val="single" w:sz="1" w:space="0" w:color="A0B0C8"/>
+              <w:right w:val="single" w:sz="1" w:space="0" w:color="A0B0C8"/>
+            </w:tcBorders>
+            <w:shd w:val="clear" w:color="auto" w:fill="F5F5F5"/>
+            <w:tcMar>
+              <w:top w:w="120" w:type="dxa"/>
+              <w:left w:w="180" w:type="dxa"/>
+              <w:bottom w:w="120" w:type="dxa"/>
+              <w:right w:w="180" w:type="dxa"/>
+            </w:tcMar>
+          </w:tcPr>
+          <w:p>
+            <w:pPr>
+              <w:pStyle w:val="text"/>
+            </w:pPr>
+            <w:r>
+              <w:rPr>
+                <w:i/>
+                <w:iCs/>
+                <w:noProof/>
+                <w:color w:val="888888"/>
+              </w:rPr>
+              <w:drawing>
+                <wp:inline distT="0" distB="0" distL="0" distR="0" wp14:anchorId="42271863" wp14:editId="559080A7">
+                  <wp:extent cx="5760720" cy="4975860"/>
+                  <wp:effectExtent l="0" t="0" r="0" b="0"/>
+                  <wp:docPr id="36797399" name="Image 1"/>
+                  <wp:cNvGraphicFramePr>
+                    <a:graphicFrameLocks xmlns:a="http://schemas.openxmlformats.org/drawingml/2006/main" noChangeAspect="1"/>
+                  </wp:cNvGraphicFramePr>
+                  <a:graphic xmlns:a="http://schemas.openxmlformats.org/drawingml/2006/main">
+                    <a:graphicData uri="http://schemas.openxmlformats.org/drawingml/2006/picture">
+                      <pic:pic xmlns:pic="http://schemas.openxmlformats.org/drawingml/2006/picture">
+                        <pic:nvPicPr>
+                          <pic:cNvPr id="36797399" name=""/>
+                          <pic:cNvPicPr/>
+                        </pic:nvPicPr>
+                        <pic:blipFill>
+                          <a:blip r:embed="rId14"/>
+                          <a:stretch>
+                            <a:fillRect/>
+                          </a:stretch>
+                        </pic:blipFill>
+                        <pic:spPr>
+                          <a:xfrm>
+                            <a:off x="0" y="0"/>
+                            <a:ext cx="5760720" cy="4975860"/>
+                          </a:xfrm>
+                          <a:prstGeom prst="rect">
+                            <a:avLst/>
+                          </a:prstGeom>
+                        </pic:spPr>
+                      </pic:pic>
+                    </a:graphicData>
+                  </a:graphic>
+                </wp:inline>
+              </w:drawing>
+            </w:r>
+          </w:p>
+        </w:tc>
+      </w:tr>
+    </w:tbl>
+    <w:p>
+      <w:pPr>
+        <w:pStyle w:val="text"/>
+      </w:pPr>
+    </w:p>
+    <w:p>
+      <w:pPr>
+        <w:pStyle w:val="text"/>
+      </w:pPr>
+    </w:p>
+    <w:p>
+      <w:pPr>
+        <w:pStyle w:val="text"/>
+      </w:pPr>
+    </w:p>
+    <w:p>
+      <w:pPr>
+        <w:pStyle w:val="text"/>
+      </w:pPr>
+    </w:p>
+    <w:p>
+      <w:pPr>
+        <w:pStyle w:val="text"/>
+      </w:pPr>
+    </w:p>
+    <w:p>
+      <w:pPr>
+        <w:pStyle w:val="text"/>
+      </w:pPr>
+    </w:p>
+    <w:p>
+      <w:pPr>
+        <w:pStyle w:val="text"/>
+      </w:pPr>
+    </w:p>
+    <w:p>
+      <w:pPr>
+        <w:pStyle w:val="text"/>
+      </w:pPr>
+    </w:p>
+    <w:p>
+      <w:pPr>
+        <w:pStyle w:val="text"/>
+      </w:pPr>
+    </w:p>
+    <w:p>
+      <w:pPr>
+        <w:pStyle w:val="text"/>
+      </w:pPr>
+    </w:p>
+    <w:p>
+      <w:pPr>
+        <w:pStyle w:val="text"/>
+      </w:pPr>
+    </w:p>
+    <w:p>
+      <w:pPr>
+        <w:pStyle w:val="text"/>
+      </w:pPr>
+    </w:p>
+    <w:p>
+      <w:pPr>
+        <w:pStyle w:val="text"/>
+      </w:pPr>
+    </w:p>
+    <w:p>
+      <w:pPr>
+        <w:pStyle w:val="text"/>
+      </w:pPr>
+    </w:p>
+    <w:p>
+      <w:pPr>
+        <w:pStyle w:val="text"/>
+      </w:pPr>
+    </w:p>
+    <w:p>
+      <w:pPr>
+        <w:pStyle w:val="text"/>
+      </w:pPr>
+    </w:p>
+    <w:p>
+      <w:pPr>
+        <w:pStyle w:val="Titre3"/>
+      </w:pPr>
+      <w:r>
+        <w:lastRenderedPageBreak/>
+        <w:tab/>
+      </w:r>
+      <w:r>
+        <w:tab/>
+      </w:r>
+      <w:bookmarkStart w:id="19" w:name="_Toc225506956"/>
+      <w:r>
+        <w:rPr>
+          <w:rFonts w:eastAsia="Arial"/>
+        </w:rPr>
+        <w:t>3.2 Création d'une salle (?action=</w:t>
+      </w:r>
+      <w:proofErr w:type="spellStart"/>
+      <w:r>
+        <w:rPr>
+          <w:rFonts w:eastAsia="Arial"/>
+        </w:rPr>
+        <w:t>crea_salle</w:t>
+      </w:r>
+      <w:proofErr w:type="spellEnd"/>
+      <w:r>
+        <w:rPr>
+          <w:rFonts w:eastAsia="Arial"/>
+        </w:rPr>
+        <w:t>)</w:t>
+      </w:r>
+      <w:bookmarkEnd w:id="19"/>
+    </w:p>
+    <w:p>
+      <w:pPr>
+        <w:pStyle w:val="text"/>
+      </w:pPr>
+      <w:r>
+        <w:t>La création d'une salle se fait en plusieurs étapes guidées (</w:t>
+      </w:r>
+      <w:proofErr w:type="spellStart"/>
+      <w:r>
+        <w:t>wizard</w:t>
+      </w:r>
+      <w:proofErr w:type="spellEnd"/>
+      <w:r>
+        <w:t xml:space="preserve"> multi-étapes) :</w:t>
+      </w:r>
+    </w:p>
+    <w:p>
+      <w:pPr>
+        <w:pStyle w:val="text"/>
+      </w:pPr>
+      <w:r>
+        <w:t>Étape 1 (cs_stage1.php) : Saisie du nom de la salle et sélection du bâtiment.</w:t>
+      </w:r>
+    </w:p>
+    <w:p>
+      <w:pPr>
+        <w:pStyle w:val="text"/>
+      </w:pPr>
+      <w:r>
+        <w:t>Étape 2 (cs_stage2.php) : Définition des dimensions de la grille (nombre de rangées et de colonnes).</w:t>
+      </w:r>
+    </w:p>
+    <w:p>
+      <w:pPr>
+        <w:pStyle w:val="text"/>
+      </w:pPr>
+      <w:r>
+        <w:t>Étape 3 (cs_stage3.php) : Configuration case par case du plan de la salle (places disponibles, places PMR, allées).</w:t>
+      </w:r>
+    </w:p>
+    <w:p>
+      <w:pPr>
+        <w:pStyle w:val="text"/>
+      </w:pPr>
+      <w:r>
+        <w:t>Étape 4 (cs_stage4.php) : Confirmation et enregistrement.</w:t>
+      </w:r>
+    </w:p>
+    <w:p>
+      <w:pPr>
+        <w:pStyle w:val="text"/>
+      </w:pPr>
+    </w:p>
+    <w:tbl>
+      <w:tblPr>
+        <w:tblW w:w="9360" w:type="dxa"/>
+        <w:tblBorders>
+          <w:top w:val="single" w:sz="4" w:space="0" w:color="auto"/>
+          <w:left w:val="single" w:sz="4" w:space="0" w:color="auto"/>
+          <w:bottom w:val="single" w:sz="4" w:space="0" w:color="auto"/>
+          <w:right w:val="single" w:sz="4" w:space="0" w:color="auto"/>
+          <w:insideH w:val="single" w:sz="4" w:space="0" w:color="auto"/>
+          <w:insideV w:val="single" w:sz="4" w:space="0" w:color="auto"/>
+        </w:tblBorders>
+        <w:tblCellMar>
+          <w:left w:w="10" w:type="dxa"/>
+          <w:right w:w="10" w:type="dxa"/>
+        </w:tblCellMar>
+        <w:tblLook w:val="04A0" w:firstRow="1" w:lastRow="0" w:firstColumn="1" w:lastColumn="0" w:noHBand="0" w:noVBand="1"/>
+      </w:tblPr>
+      <w:tblGrid>
+        <w:gridCol w:w="9432"/>
+      </w:tblGrid>
+      <w:tr>
+        <w:tc>
+          <w:tcPr>
+            <w:tcW w:w="9360" w:type="dxa"/>
+            <w:tcBorders>
+              <w:top w:val="single" w:sz="1" w:space="0" w:color="A0B0C8"/>
+              <w:left w:val="single" w:sz="1" w:space="0" w:color="A0B0C8"/>
+              <w:bottom w:val="single" w:sz="1" w:space="0" w:color="A0B0C8"/>
+              <w:right w:val="single" w:sz="1" w:space="0" w:color="A0B0C8"/>
+            </w:tcBorders>
+            <w:shd w:val="clear" w:color="auto" w:fill="F5F5F5"/>
+            <w:tcMar>
+              <w:top w:w="120" w:type="dxa"/>
+              <w:left w:w="180" w:type="dxa"/>
+              <w:bottom w:w="120" w:type="dxa"/>
+              <w:right w:w="180" w:type="dxa"/>
+            </w:tcMar>
+          </w:tcPr>
+          <w:p>
+            <w:pPr>
+              <w:pStyle w:val="text"/>
+            </w:pPr>
+            <w:r>
+              <w:rPr>
+                <w:i/>
+                <w:iCs/>
+                <w:noProof/>
+                <w:color w:val="888888"/>
+              </w:rPr>
+              <w:drawing>
+                <wp:inline distT="0" distB="0" distL="0" distR="0" wp14:anchorId="3AEFB694" wp14:editId="193C1B44">
+                  <wp:extent cx="5760720" cy="3350260"/>
+                  <wp:effectExtent l="0" t="0" r="0" b="2540"/>
+                  <wp:docPr id="657105727" name="Image 1"/>
+                  <wp:cNvGraphicFramePr>
+                    <a:graphicFrameLocks xmlns:a="http://schemas.openxmlformats.org/drawingml/2006/main" noChangeAspect="1"/>
+                  </wp:cNvGraphicFramePr>
+                  <a:graphic xmlns:a="http://schemas.openxmlformats.org/drawingml/2006/main">
+                    <a:graphicData uri="http://schemas.openxmlformats.org/drawingml/2006/picture">
+                      <pic:pic xmlns:pic="http://schemas.openxmlformats.org/drawingml/2006/picture">
+                        <pic:nvPicPr>
+                          <pic:cNvPr id="657105727" name=""/>
+                          <pic:cNvPicPr/>
+                        </pic:nvPicPr>
+                        <pic:blipFill>
+                          <a:blip r:embed="rId15"/>
+                          <a:stretch>
+                            <a:fillRect/>
+                          </a:stretch>
+                        </pic:blipFill>
+                        <pic:spPr>
+                          <a:xfrm>
+                            <a:off x="0" y="0"/>
+                            <a:ext cx="5760720" cy="3350260"/>
+                          </a:xfrm>
+                          <a:prstGeom prst="rect">
+                            <a:avLst/>
+                          </a:prstGeom>
+                        </pic:spPr>
+                      </pic:pic>
+                    </a:graphicData>
+                  </a:graphic>
+                </wp:inline>
+              </w:drawing>
+            </w:r>
+          </w:p>
+        </w:tc>
+      </w:tr>
+    </w:tbl>
+    <w:p>
+      <w:pPr>
+        <w:pStyle w:val="text"/>
+      </w:pPr>
+    </w:p>
+    <w:p>
+      <w:pPr>
+        <w:pStyle w:val="text"/>
+      </w:pPr>
+    </w:p>
+    <w:p>
+      <w:pPr>
+        <w:pStyle w:val="Titre3"/>
+      </w:pPr>
+      <w:r>
+        <w:tab/>
+      </w:r>
+      <w:r>
+        <w:tab/>
+      </w:r>
+      <w:bookmarkStart w:id="20" w:name="_Toc225506957"/>
+      <w:r>
+        <w:rPr>
+          <w:rFonts w:eastAsia="Arial"/>
+        </w:rPr>
+        <w:t>3.3 Gestion des enseignants, matières, promotions et groupes</w:t>
+      </w:r>
+      <w:bookmarkEnd w:id="20"/>
+    </w:p>
+    <w:p>
+      <w:pPr>
+        <w:pStyle w:val="text"/>
+      </w:pPr>
+      <w:r>
+        <w:t>Chacun de ces modules suit le même patron CRUD (</w:t>
+      </w:r>
+      <w:proofErr w:type="spellStart"/>
+      <w:r>
+        <w:t>Create</w:t>
+      </w:r>
+      <w:proofErr w:type="spellEnd"/>
+      <w:r>
+        <w:t xml:space="preserve">, Read, Update, </w:t>
+      </w:r>
+      <w:proofErr w:type="spellStart"/>
+      <w:r>
+        <w:t>Delete</w:t>
+      </w:r>
+      <w:proofErr w:type="spellEnd"/>
+      <w:r>
+        <w:t>) :</w:t>
+      </w:r>
+    </w:p>
+    <w:p>
+      <w:pPr>
+        <w:pStyle w:val="text"/>
+      </w:pPr>
+      <w:r>
+        <w:t>Un tableau liste les enregistrements existants.</w:t>
+      </w:r>
+    </w:p>
+    <w:p>
+      <w:pPr>
+        <w:pStyle w:val="text"/>
+      </w:pPr>
+      <w:r>
+        <w:t>Un formulaire permet d'ajouter un nouvel élément.</w:t>
+      </w:r>
+    </w:p>
+    <w:p>
+      <w:pPr>
+        <w:pStyle w:val="text"/>
+      </w:pPr>
+      <w:r>
+        <w:t>Des icônes d'action (modification, suppression) sont disponibles sur chaque ligne.</w:t>
+      </w:r>
     </w:p>
     <w:tbl>
       <w:tblPr>
@@ -4953,57 +8514,69 @@
           <w:p>
             <w:pPr>
               <w:pStyle w:val="text"/>
+              <w:jc w:val="center"/>
             </w:pPr>
-            <w:proofErr w:type="gramStart"/>
             <w:r>
               <w:rPr>
                 <w:i/>
                 <w:iCs/>
+                <w:noProof/>
                 <w:color w:val="888888"/>
               </w:rPr>
-              <w:t>[ CAPTURE</w:t>
-            </w:r>
-            <w:proofErr w:type="gramEnd"/>
-            <w:r>
-              <w:rPr>
-                <w:i/>
-                <w:iCs/>
-                <w:color w:val="888888"/>
-              </w:rPr>
-              <w:t xml:space="preserve"> D'ÉCRAN — Page </w:t>
-            </w:r>
-            <w:proofErr w:type="gramStart"/>
-            <w:r>
-              <w:rPr>
-                <w:i/>
-                <w:iCs/>
-                <w:color w:val="888888"/>
-              </w:rPr>
-              <w:t>d'accueil ]</w:t>
-            </w:r>
-            <w:proofErr w:type="gramEnd"/>
+              <w:drawing>
+                <wp:inline distT="0" distB="0" distL="0" distR="0" wp14:anchorId="4D5ADD90" wp14:editId="2C9821C9">
+                  <wp:extent cx="5257800" cy="2297969"/>
+                  <wp:effectExtent l="0" t="0" r="0" b="7620"/>
+                  <wp:docPr id="565844488" name="Image 1"/>
+                  <wp:cNvGraphicFramePr>
+                    <a:graphicFrameLocks xmlns:a="http://schemas.openxmlformats.org/drawingml/2006/main" noChangeAspect="1"/>
+                  </wp:cNvGraphicFramePr>
+                  <a:graphic xmlns:a="http://schemas.openxmlformats.org/drawingml/2006/main">
+                    <a:graphicData uri="http://schemas.openxmlformats.org/drawingml/2006/picture">
+                      <pic:pic xmlns:pic="http://schemas.openxmlformats.org/drawingml/2006/picture">
+                        <pic:nvPicPr>
+                          <pic:cNvPr id="565844488" name=""/>
+                          <pic:cNvPicPr/>
+                        </pic:nvPicPr>
+                        <pic:blipFill>
+                          <a:blip r:embed="rId16"/>
+                          <a:stretch>
+                            <a:fillRect/>
+                          </a:stretch>
+                        </pic:blipFill>
+                        <pic:spPr>
+                          <a:xfrm>
+                            <a:off x="0" y="0"/>
+                            <a:ext cx="5262579" cy="2300057"/>
+                          </a:xfrm>
+                          <a:prstGeom prst="rect">
+                            <a:avLst/>
+                          </a:prstGeom>
+                        </pic:spPr>
+                      </pic:pic>
+                    </a:graphicData>
+                  </a:graphic>
+                </wp:inline>
+              </w:drawing>
+            </w:r>
           </w:p>
         </w:tc>
       </w:tr>
     </w:tbl>
     <w:p>
       <w:pPr>
-        <w:pStyle w:val="text"/>
-      </w:pPr>
-    </w:p>
-    <w:p>
-      <w:pPr>
         <w:pStyle w:val="Titre2"/>
       </w:pPr>
       <w:r>
+        <w:lastRenderedPageBreak/>
         <w:tab/>
       </w:r>
-      <w:bookmarkStart w:id="12" w:name="_Toc225433182"/>
+      <w:bookmarkStart w:id="21" w:name="_Toc225506958"/>
       <w:r>
         <w:rPr>
           <w:rFonts w:eastAsia="Arial"/>
         </w:rPr>
-        <w:t xml:space="preserve">Étape 3 </w:t>
+        <w:t xml:space="preserve">Étape 4 </w:t>
       </w:r>
       <w:r>
         <w:rPr>
@@ -5015,57 +8588,327 @@
         <w:rPr>
           <w:rFonts w:eastAsia="Arial"/>
         </w:rPr>
-        <w:t>Gestion des données (module administrateur)</w:t>
-      </w:r>
-      <w:bookmarkEnd w:id="12"/>
-    </w:p>
-    <w:p>
-      <w:pPr>
-        <w:pStyle w:val="text"/>
-      </w:pPr>
-      <w:r>
-        <w:t>Les modules de gestion sont accessibles uniquement aux utilisateurs disposant du rôle Administrateur (admin = 1).</w:t>
-      </w:r>
-    </w:p>
-    <w:p>
-      <w:pPr>
-        <w:pStyle w:val="Titre3"/>
-      </w:pPr>
-      <w:r>
-        <w:tab/>
-      </w:r>
-      <w:r>
-        <w:tab/>
-      </w:r>
-      <w:bookmarkStart w:id="13" w:name="_Toc225433183"/>
+        <w:t>Outil de placement (?action=</w:t>
+      </w:r>
+      <w:proofErr w:type="spellStart"/>
       <w:r>
         <w:rPr>
           <w:rFonts w:eastAsia="Arial"/>
         </w:rPr>
-        <w:t>3.1 Gestion des salles (?action=</w:t>
+        <w:t>util_placement</w:t>
+      </w:r>
+      <w:proofErr w:type="spellEnd"/>
+      <w:r>
+        <w:rPr>
+          <w:rFonts w:eastAsia="Arial"/>
+        </w:rPr>
+        <w:t>)</w:t>
+      </w:r>
+      <w:bookmarkEnd w:id="21"/>
+    </w:p>
+    <w:p>
+      <w:pPr>
+        <w:pStyle w:val="text"/>
+      </w:pPr>
+      <w:r>
+        <w:t>C'est la fonctionnalité centrale de l'application. Elle permet de générer automatiquement le placement des étudiants dans les salles pour un devoir donné.</w:t>
+      </w:r>
+    </w:p>
+    <w:p>
+      <w:pPr>
+        <w:pStyle w:val="text"/>
+      </w:pPr>
+    </w:p>
+    <w:p>
+      <w:pPr>
+        <w:pStyle w:val="text"/>
+      </w:pPr>
+      <w:r>
+        <w:t>Le processus se déroule en plusieurs étapes guidées :</w:t>
+      </w:r>
+    </w:p>
+    <w:p>
+      <w:pPr>
+        <w:pStyle w:val="text"/>
+      </w:pPr>
+      <w:r>
+        <w:t>Sélection du devoir, de la promotion et/ou du groupe à placer. (up_stage1.php)</w:t>
+      </w:r>
+    </w:p>
+    <w:p>
+      <w:pPr>
+        <w:pStyle w:val="text"/>
+      </w:pPr>
+    </w:p>
+    <w:tbl>
+      <w:tblPr>
+        <w:tblW w:w="9360" w:type="dxa"/>
+        <w:tblBorders>
+          <w:top w:val="single" w:sz="4" w:space="0" w:color="auto"/>
+          <w:left w:val="single" w:sz="4" w:space="0" w:color="auto"/>
+          <w:bottom w:val="single" w:sz="4" w:space="0" w:color="auto"/>
+          <w:right w:val="single" w:sz="4" w:space="0" w:color="auto"/>
+          <w:insideH w:val="single" w:sz="4" w:space="0" w:color="auto"/>
+          <w:insideV w:val="single" w:sz="4" w:space="0" w:color="auto"/>
+        </w:tblBorders>
+        <w:tblCellMar>
+          <w:left w:w="10" w:type="dxa"/>
+          <w:right w:w="10" w:type="dxa"/>
+        </w:tblCellMar>
+        <w:tblLook w:val="04A0" w:firstRow="1" w:lastRow="0" w:firstColumn="1" w:lastColumn="0" w:noHBand="0" w:noVBand="1"/>
+      </w:tblPr>
+      <w:tblGrid>
+        <w:gridCol w:w="9432"/>
+      </w:tblGrid>
+      <w:tr>
+        <w:tc>
+          <w:tcPr>
+            <w:tcW w:w="9360" w:type="dxa"/>
+            <w:tcBorders>
+              <w:top w:val="single" w:sz="1" w:space="0" w:color="A0B0C8"/>
+              <w:left w:val="single" w:sz="1" w:space="0" w:color="A0B0C8"/>
+              <w:bottom w:val="single" w:sz="1" w:space="0" w:color="A0B0C8"/>
+              <w:right w:val="single" w:sz="1" w:space="0" w:color="A0B0C8"/>
+            </w:tcBorders>
+            <w:shd w:val="clear" w:color="auto" w:fill="F5F5F5"/>
+            <w:tcMar>
+              <w:top w:w="120" w:type="dxa"/>
+              <w:left w:w="180" w:type="dxa"/>
+              <w:bottom w:w="120" w:type="dxa"/>
+              <w:right w:w="180" w:type="dxa"/>
+            </w:tcMar>
+          </w:tcPr>
+          <w:p>
+            <w:pPr>
+              <w:pStyle w:val="text"/>
+            </w:pPr>
+            <w:r>
+              <w:rPr>
+                <w:i/>
+                <w:iCs/>
+                <w:noProof/>
+                <w:color w:val="888888"/>
+              </w:rPr>
+              <w:drawing>
+                <wp:inline distT="0" distB="0" distL="0" distR="0" wp14:anchorId="514F002C" wp14:editId="5EC66BFA">
+                  <wp:extent cx="5760720" cy="2360930"/>
+                  <wp:effectExtent l="0" t="0" r="0" b="1270"/>
+                  <wp:docPr id="498746935" name="Image 1"/>
+                  <wp:cNvGraphicFramePr>
+                    <a:graphicFrameLocks xmlns:a="http://schemas.openxmlformats.org/drawingml/2006/main" noChangeAspect="1"/>
+                  </wp:cNvGraphicFramePr>
+                  <a:graphic xmlns:a="http://schemas.openxmlformats.org/drawingml/2006/main">
+                    <a:graphicData uri="http://schemas.openxmlformats.org/drawingml/2006/picture">
+                      <pic:pic xmlns:pic="http://schemas.openxmlformats.org/drawingml/2006/picture">
+                        <pic:nvPicPr>
+                          <pic:cNvPr id="498746935" name=""/>
+                          <pic:cNvPicPr/>
+                        </pic:nvPicPr>
+                        <pic:blipFill>
+                          <a:blip r:embed="rId17"/>
+                          <a:stretch>
+                            <a:fillRect/>
+                          </a:stretch>
+                        </pic:blipFill>
+                        <pic:spPr>
+                          <a:xfrm>
+                            <a:off x="0" y="0"/>
+                            <a:ext cx="5760720" cy="2360930"/>
+                          </a:xfrm>
+                          <a:prstGeom prst="rect">
+                            <a:avLst/>
+                          </a:prstGeom>
+                        </pic:spPr>
+                      </pic:pic>
+                    </a:graphicData>
+                  </a:graphic>
+                </wp:inline>
+              </w:drawing>
+            </w:r>
+          </w:p>
+        </w:tc>
+      </w:tr>
+    </w:tbl>
+    <w:p>
+      <w:pPr>
+        <w:pStyle w:val="text"/>
+      </w:pPr>
+    </w:p>
+    <w:p>
+      <w:pPr>
+        <w:pStyle w:val="text"/>
+      </w:pPr>
+      <w:r>
+        <w:t>Sélection de la ou des salles disponibles pour le devoir. L'application affiche la capacité de chaque salle en fonction de son plan. (up_stage2.php)</w:t>
+      </w:r>
+    </w:p>
+    <w:p>
+      <w:pPr>
+        <w:pStyle w:val="text"/>
+      </w:pPr>
+    </w:p>
+    <w:tbl>
+      <w:tblPr>
+        <w:tblW w:w="9360" w:type="dxa"/>
+        <w:tblBorders>
+          <w:top w:val="single" w:sz="4" w:space="0" w:color="auto"/>
+          <w:left w:val="single" w:sz="4" w:space="0" w:color="auto"/>
+          <w:bottom w:val="single" w:sz="4" w:space="0" w:color="auto"/>
+          <w:right w:val="single" w:sz="4" w:space="0" w:color="auto"/>
+          <w:insideH w:val="single" w:sz="4" w:space="0" w:color="auto"/>
+          <w:insideV w:val="single" w:sz="4" w:space="0" w:color="auto"/>
+        </w:tblBorders>
+        <w:tblCellMar>
+          <w:left w:w="10" w:type="dxa"/>
+          <w:right w:w="10" w:type="dxa"/>
+        </w:tblCellMar>
+        <w:tblLook w:val="04A0" w:firstRow="1" w:lastRow="0" w:firstColumn="1" w:lastColumn="0" w:noHBand="0" w:noVBand="1"/>
+      </w:tblPr>
+      <w:tblGrid>
+        <w:gridCol w:w="9432"/>
+      </w:tblGrid>
+      <w:tr>
+        <w:tc>
+          <w:tcPr>
+            <w:tcW w:w="9360" w:type="dxa"/>
+            <w:tcBorders>
+              <w:top w:val="single" w:sz="1" w:space="0" w:color="A0B0C8"/>
+              <w:left w:val="single" w:sz="1" w:space="0" w:color="A0B0C8"/>
+              <w:bottom w:val="single" w:sz="1" w:space="0" w:color="A0B0C8"/>
+              <w:right w:val="single" w:sz="1" w:space="0" w:color="A0B0C8"/>
+            </w:tcBorders>
+            <w:shd w:val="clear" w:color="auto" w:fill="F5F5F5"/>
+            <w:tcMar>
+              <w:top w:w="120" w:type="dxa"/>
+              <w:left w:w="180" w:type="dxa"/>
+              <w:bottom w:w="120" w:type="dxa"/>
+              <w:right w:w="180" w:type="dxa"/>
+            </w:tcMar>
+          </w:tcPr>
+          <w:p>
+            <w:pPr>
+              <w:pStyle w:val="text"/>
+            </w:pPr>
+            <w:r>
+              <w:rPr>
+                <w:i/>
+                <w:iCs/>
+                <w:noProof/>
+                <w:color w:val="888888"/>
+              </w:rPr>
+              <w:drawing>
+                <wp:inline distT="0" distB="0" distL="0" distR="0" wp14:anchorId="4A207081" wp14:editId="5988F3C2">
+                  <wp:extent cx="5760720" cy="3767455"/>
+                  <wp:effectExtent l="0" t="0" r="0" b="4445"/>
+                  <wp:docPr id="245665849" name="Image 1"/>
+                  <wp:cNvGraphicFramePr>
+                    <a:graphicFrameLocks xmlns:a="http://schemas.openxmlformats.org/drawingml/2006/main" noChangeAspect="1"/>
+                  </wp:cNvGraphicFramePr>
+                  <a:graphic xmlns:a="http://schemas.openxmlformats.org/drawingml/2006/main">
+                    <a:graphicData uri="http://schemas.openxmlformats.org/drawingml/2006/picture">
+                      <pic:pic xmlns:pic="http://schemas.openxmlformats.org/drawingml/2006/picture">
+                        <pic:nvPicPr>
+                          <pic:cNvPr id="245665849" name=""/>
+                          <pic:cNvPicPr/>
+                        </pic:nvPicPr>
+                        <pic:blipFill>
+                          <a:blip r:embed="rId18"/>
+                          <a:stretch>
+                            <a:fillRect/>
+                          </a:stretch>
+                        </pic:blipFill>
+                        <pic:spPr>
+                          <a:xfrm>
+                            <a:off x="0" y="0"/>
+                            <a:ext cx="5760720" cy="3767455"/>
+                          </a:xfrm>
+                          <a:prstGeom prst="rect">
+                            <a:avLst/>
+                          </a:prstGeom>
+                        </pic:spPr>
+                      </pic:pic>
+                    </a:graphicData>
+                  </a:graphic>
+                </wp:inline>
+              </w:drawing>
+            </w:r>
+          </w:p>
+        </w:tc>
+      </w:tr>
+    </w:tbl>
+    <w:p>
+      <w:pPr>
+        <w:pStyle w:val="text"/>
+      </w:pPr>
+    </w:p>
+    <w:p>
+      <w:pPr>
+        <w:pStyle w:val="text"/>
+      </w:pPr>
+      <w:r>
+        <w:lastRenderedPageBreak/>
+        <w:t>Exécution de l'algorithme de placement. Il tient compte des besoins d'accessibilité des étudiants (</w:t>
       </w:r>
       <w:proofErr w:type="spellStart"/>
       <w:r>
-        <w:rPr>
-          <w:rFonts w:eastAsia="Arial"/>
-        </w:rPr>
-        <w:t>gest_salle</w:t>
+        <w:t>mob_reduite</w:t>
       </w:r>
       <w:proofErr w:type="spellEnd"/>
       <w:r>
-        <w:rPr>
-          <w:rFonts w:eastAsia="Arial"/>
-        </w:rPr>
-        <w:t>)</w:t>
-      </w:r>
-      <w:bookmarkEnd w:id="13"/>
-    </w:p>
-    <w:p>
-      <w:pPr>
-        <w:pStyle w:val="text"/>
-      </w:pPr>
-      <w:r>
-        <w:t>Affiche la liste de toutes les salles enregistrées. Pour chaque salle, des actions sont disponibles : visualiser le plan, modifier la configuration, ou supprimer la salle.</w:t>
+        <w:t xml:space="preserve">, </w:t>
+      </w:r>
+      <w:proofErr w:type="spellStart"/>
+      <w:r>
+        <w:t>premier_rang</w:t>
+      </w:r>
+      <w:proofErr w:type="spellEnd"/>
+      <w:r>
+        <w:t xml:space="preserve">, </w:t>
+      </w:r>
+      <w:proofErr w:type="spellStart"/>
+      <w:r>
+        <w:t>tiers_temps</w:t>
+      </w:r>
+      <w:proofErr w:type="spellEnd"/>
+      <w:r>
+        <w:t xml:space="preserve">) pour attribuer les places en priorité. Le résultat est affiché sous forme de grille correspondant au </w:t>
+      </w:r>
+      <w:proofErr w:type="gramStart"/>
+      <w:r>
+        <w:t>plan</w:t>
+      </w:r>
+      <w:proofErr w:type="gramEnd"/>
+      <w:r>
+        <w:t xml:space="preserve"> de la salle. (up_stage3.php)</w:t>
+      </w:r>
+    </w:p>
+    <w:p>
+      <w:pPr>
+        <w:pStyle w:val="text"/>
+      </w:pPr>
+    </w:p>
+    <w:p>
+      <w:pPr>
+        <w:pStyle w:val="text"/>
+      </w:pPr>
+      <w:r>
+        <w:t>Validation du placement. Des interversions manuelles de places sont possibles via une interface AJAX (</w:t>
+      </w:r>
+      <w:proofErr w:type="spellStart"/>
+      <w:r>
+        <w:t>endpoint</w:t>
+      </w:r>
+      <w:proofErr w:type="spellEnd"/>
+      <w:r>
+        <w:t xml:space="preserve"> </w:t>
+      </w:r>
+      <w:proofErr w:type="spellStart"/>
+      <w:r>
+        <w:t>ajaxIntervertion.php</w:t>
+      </w:r>
+      <w:proofErr w:type="spellEnd"/>
+      <w:r>
+        <w:t>). (up_stage4.php)</w:t>
       </w:r>
     </w:p>
     <w:p>
@@ -5114,124 +8957,116 @@
           <w:p>
             <w:pPr>
               <w:pStyle w:val="text"/>
+              <w:jc w:val="center"/>
             </w:pPr>
-            <w:proofErr w:type="gramStart"/>
             <w:r>
               <w:rPr>
                 <w:i/>
                 <w:iCs/>
+                <w:noProof/>
                 <w:color w:val="888888"/>
               </w:rPr>
-              <w:t>[ CAPTURE</w:t>
-            </w:r>
-            <w:proofErr w:type="gramEnd"/>
-            <w:r>
-              <w:rPr>
-                <w:i/>
-                <w:iCs/>
-                <w:color w:val="888888"/>
-              </w:rPr>
-              <w:t xml:space="preserve"> D'ÉCRAN — Liste des </w:t>
-            </w:r>
-            <w:proofErr w:type="gramStart"/>
-            <w:r>
-              <w:rPr>
-                <w:i/>
-                <w:iCs/>
-                <w:color w:val="888888"/>
-              </w:rPr>
-              <w:t>salles ]</w:t>
-            </w:r>
-            <w:proofErr w:type="gramEnd"/>
+              <w:drawing>
+                <wp:inline distT="0" distB="0" distL="0" distR="0" wp14:anchorId="002D1CA8" wp14:editId="5DB0FA73">
+                  <wp:extent cx="3048425" cy="247685"/>
+                  <wp:effectExtent l="0" t="0" r="0" b="0"/>
+                  <wp:docPr id="62677475" name="Image 1"/>
+                  <wp:cNvGraphicFramePr>
+                    <a:graphicFrameLocks xmlns:a="http://schemas.openxmlformats.org/drawingml/2006/main" noChangeAspect="1"/>
+                  </wp:cNvGraphicFramePr>
+                  <a:graphic xmlns:a="http://schemas.openxmlformats.org/drawingml/2006/main">
+                    <a:graphicData uri="http://schemas.openxmlformats.org/drawingml/2006/picture">
+                      <pic:pic xmlns:pic="http://schemas.openxmlformats.org/drawingml/2006/picture">
+                        <pic:nvPicPr>
+                          <pic:cNvPr id="62677475" name=""/>
+                          <pic:cNvPicPr/>
+                        </pic:nvPicPr>
+                        <pic:blipFill>
+                          <a:blip r:embed="rId19"/>
+                          <a:stretch>
+                            <a:fillRect/>
+                          </a:stretch>
+                        </pic:blipFill>
+                        <pic:spPr>
+                          <a:xfrm>
+                            <a:off x="0" y="0"/>
+                            <a:ext cx="3048425" cy="247685"/>
+                          </a:xfrm>
+                          <a:prstGeom prst="rect">
+                            <a:avLst/>
+                          </a:prstGeom>
+                        </pic:spPr>
+                      </pic:pic>
+                    </a:graphicData>
+                  </a:graphic>
+                </wp:inline>
+              </w:drawing>
+            </w:r>
           </w:p>
         </w:tc>
       </w:tr>
     </w:tbl>
     <w:p>
       <w:pPr>
-        <w:pStyle w:val="text"/>
-      </w:pPr>
-    </w:p>
-    <w:p>
-      <w:pPr>
-        <w:pStyle w:val="Titre3"/>
-      </w:pPr>
-      <w:r>
-        <w:lastRenderedPageBreak/>
+        <w:pStyle w:val="Titre2"/>
+      </w:pPr>
+      <w:r>
+        <w:rPr>
+          <w:rFonts w:eastAsia="Arial"/>
+        </w:rPr>
         <w:tab/>
       </w:r>
-      <w:r>
-        <w:tab/>
-      </w:r>
-      <w:bookmarkStart w:id="14" w:name="_Toc225433184"/>
+      <w:bookmarkStart w:id="22" w:name="_Toc225506959"/>
       <w:r>
         <w:rPr>
           <w:rFonts w:eastAsia="Arial"/>
         </w:rPr>
-        <w:t>3.2 Création d'une salle (?action=</w:t>
+        <w:t xml:space="preserve">Étape 5 </w:t>
+      </w:r>
+      <w:r>
+        <w:rPr>
+          <w:rFonts w:eastAsia="Arial"/>
+        </w:rPr>
+        <w:t xml:space="preserve">- </w:t>
+      </w:r>
+      <w:r>
+        <w:rPr>
+          <w:rFonts w:eastAsia="Arial"/>
+        </w:rPr>
+        <w:t>Export PDF</w:t>
+      </w:r>
+      <w:bookmarkEnd w:id="22"/>
+    </w:p>
+    <w:p>
+      <w:pPr>
+        <w:pStyle w:val="text"/>
+      </w:pPr>
+      <w:r>
+        <w:t xml:space="preserve">Une fois le placement validé, deux exports PDF sont disponibles via la bibliothèque </w:t>
       </w:r>
       <w:proofErr w:type="spellStart"/>
       <w:r>
-        <w:rPr>
-          <w:rFonts w:eastAsia="Arial"/>
-        </w:rPr>
-        <w:t>crea_salle</w:t>
+        <w:t>ezpdf</w:t>
       </w:r>
       <w:proofErr w:type="spellEnd"/>
       <w:r>
-        <w:rPr>
-          <w:rFonts w:eastAsia="Arial"/>
-        </w:rPr>
-        <w:t>)</w:t>
-      </w:r>
-      <w:bookmarkEnd w:id="14"/>
-    </w:p>
-    <w:p>
-      <w:pPr>
-        <w:pStyle w:val="text"/>
-      </w:pPr>
-      <w:r>
-        <w:t>La création d'une salle se fait en plusieurs étapes guidées (</w:t>
-      </w:r>
-      <w:proofErr w:type="spellStart"/>
-      <w:r>
-        <w:t>wizard</w:t>
-      </w:r>
-      <w:proofErr w:type="spellEnd"/>
-      <w:r>
-        <w:t xml:space="preserve"> multi-étapes) :</w:t>
-      </w:r>
-    </w:p>
-    <w:p>
-      <w:pPr>
-        <w:pStyle w:val="text"/>
-      </w:pPr>
-      <w:r>
-        <w:t>Étape 1 (cs_stage1.php) : Saisie du nom de la salle et sélection du bâtiment.</w:t>
-      </w:r>
-    </w:p>
-    <w:p>
-      <w:pPr>
-        <w:pStyle w:val="text"/>
-      </w:pPr>
-      <w:r>
-        <w:t>Étape 2 (cs_stage2.php) : Définition des dimensions de la grille (nombre de rangées et de colonnes).</w:t>
-      </w:r>
-    </w:p>
-    <w:p>
-      <w:pPr>
-        <w:pStyle w:val="text"/>
-      </w:pPr>
-      <w:r>
-        <w:t>Étape 3 (cs_stage3.php) : Configuration case par case du plan de la salle (places disponibles, places PMR, allées).</w:t>
-      </w:r>
-    </w:p>
-    <w:p>
-      <w:pPr>
-        <w:pStyle w:val="text"/>
-      </w:pPr>
-      <w:r>
-        <w:t>Étape 4 (cs_stage4.php) : Confirmation et enregistrement.</w:t>
+        <w:t xml:space="preserve"> :</w:t>
+      </w:r>
+    </w:p>
+    <w:p>
+      <w:pPr>
+        <w:pStyle w:val="text"/>
+      </w:pPr>
+      <w:r>
+        <w:t>Export salle (export_pdf.php) : Génère un document PDF avec le plan de la salle et les noms des étudiants à chaque place. Destiné à être affiché en salle le jour de l'épreuve.</w:t>
+      </w:r>
+    </w:p>
+    <w:p>
+      <w:pPr>
+        <w:pStyle w:val="text"/>
+      </w:pPr>
+      <w:r>
+        <w:t>Export enseignant (export_pdf_ens.php) : Génère une liste nominative triée par enseignant surveillant. Destiné à la remise aux surveillants.</w:t>
       </w:r>
     </w:p>
     <w:p>
@@ -5257,7 +9092,7 @@
         <w:tblLook w:val="04A0" w:firstRow="1" w:lastRow="0" w:firstColumn="1" w:lastColumn="0" w:noHBand="0" w:noVBand="1"/>
       </w:tblPr>
       <w:tblGrid>
-        <w:gridCol w:w="9360"/>
+        <w:gridCol w:w="9432"/>
       </w:tblGrid>
       <w:tr>
         <w:tc>
@@ -5281,52 +9116,49 @@
             <w:pPr>
               <w:pStyle w:val="text"/>
             </w:pPr>
-            <w:proofErr w:type="gramStart"/>
             <w:r>
               <w:rPr>
                 <w:i/>
                 <w:iCs/>
+                <w:noProof/>
                 <w:color w:val="888888"/>
               </w:rPr>
-              <w:t>[ CAPTURE</w:t>
-            </w:r>
-            <w:proofErr w:type="gramEnd"/>
-            <w:r>
-              <w:rPr>
-                <w:i/>
-                <w:iCs/>
-                <w:color w:val="888888"/>
-              </w:rPr>
-              <w:t xml:space="preserve"> D'ÉCRAN — </w:t>
-            </w:r>
-            <w:proofErr w:type="spellStart"/>
-            <w:r>
-              <w:rPr>
-                <w:i/>
-                <w:iCs/>
-                <w:color w:val="888888"/>
-              </w:rPr>
-              <w:t>Wizard</w:t>
-            </w:r>
-            <w:proofErr w:type="spellEnd"/>
-            <w:r>
-              <w:rPr>
-                <w:i/>
-                <w:iCs/>
-                <w:color w:val="888888"/>
-              </w:rPr>
-              <w:t xml:space="preserve"> de création de salle (étape 3 : plan</w:t>
-            </w:r>
-            <w:proofErr w:type="gramStart"/>
-            <w:r>
-              <w:rPr>
-                <w:i/>
-                <w:iCs/>
-                <w:color w:val="888888"/>
-              </w:rPr>
-              <w:t>) ]</w:t>
-            </w:r>
-            <w:proofErr w:type="gramEnd"/>
+              <w:drawing>
+                <wp:inline distT="0" distB="0" distL="0" distR="0" wp14:anchorId="309886E4" wp14:editId="667B9A77">
+                  <wp:extent cx="5760720" cy="1985010"/>
+                  <wp:effectExtent l="0" t="0" r="0" b="0"/>
+                  <wp:docPr id="248714029" name="Image 1"/>
+                  <wp:cNvGraphicFramePr>
+                    <a:graphicFrameLocks xmlns:a="http://schemas.openxmlformats.org/drawingml/2006/main" noChangeAspect="1"/>
+                  </wp:cNvGraphicFramePr>
+                  <a:graphic xmlns:a="http://schemas.openxmlformats.org/drawingml/2006/main">
+                    <a:graphicData uri="http://schemas.openxmlformats.org/drawingml/2006/picture">
+                      <pic:pic xmlns:pic="http://schemas.openxmlformats.org/drawingml/2006/picture">
+                        <pic:nvPicPr>
+                          <pic:cNvPr id="248714029" name=""/>
+                          <pic:cNvPicPr/>
+                        </pic:nvPicPr>
+                        <pic:blipFill>
+                          <a:blip r:embed="rId20"/>
+                          <a:stretch>
+                            <a:fillRect/>
+                          </a:stretch>
+                        </pic:blipFill>
+                        <pic:spPr>
+                          <a:xfrm>
+                            <a:off x="0" y="0"/>
+                            <a:ext cx="5760720" cy="1985010"/>
+                          </a:xfrm>
+                          <a:prstGeom prst="rect">
+                            <a:avLst/>
+                          </a:prstGeom>
+                        </pic:spPr>
+                      </pic:pic>
+                    </a:graphicData>
+                  </a:graphic>
+                </wp:inline>
+              </w:drawing>
+            </w:r>
           </w:p>
         </w:tc>
       </w:tr>
@@ -5338,826 +9170,22 @@
     </w:p>
     <w:p>
       <w:pPr>
-        <w:pStyle w:val="Titre3"/>
-      </w:pPr>
-      <w:r>
+        <w:pStyle w:val="Titre2"/>
+      </w:pPr>
+      <w:r>
+        <w:rPr>
+          <w:rFonts w:eastAsia="Arial"/>
+        </w:rPr>
         <w:tab/>
       </w:r>
-      <w:r>
-        <w:tab/>
-      </w:r>
-      <w:bookmarkStart w:id="15" w:name="_Toc225433185"/>
+      <w:bookmarkStart w:id="23" w:name="_Toc225506960"/>
       <w:r>
         <w:rPr>
           <w:rFonts w:eastAsia="Arial"/>
         </w:rPr>
-        <w:t>3.3 Gestion des enseignants, matières, promotions et groupes</w:t>
-      </w:r>
-      <w:bookmarkEnd w:id="15"/>
-    </w:p>
-    <w:p>
-      <w:pPr>
-        <w:pStyle w:val="text"/>
-      </w:pPr>
-      <w:r>
-        <w:t>Chacun de ces modules suit le même patron CRUD (</w:t>
-      </w:r>
-      <w:proofErr w:type="spellStart"/>
-      <w:r>
-        <w:t>Create</w:t>
-      </w:r>
-      <w:proofErr w:type="spellEnd"/>
-      <w:r>
-        <w:t xml:space="preserve">, Read, Update, </w:t>
-      </w:r>
-      <w:proofErr w:type="spellStart"/>
-      <w:r>
-        <w:t>Delete</w:t>
-      </w:r>
-      <w:proofErr w:type="spellEnd"/>
-      <w:r>
-        <w:t>) :</w:t>
-      </w:r>
-    </w:p>
-    <w:p>
-      <w:pPr>
-        <w:pStyle w:val="text"/>
-      </w:pPr>
-      <w:r>
-        <w:t>Un tableau liste les enregistrements existants.</w:t>
-      </w:r>
-    </w:p>
-    <w:p>
-      <w:pPr>
-        <w:pStyle w:val="text"/>
-      </w:pPr>
-      <w:r>
-        <w:t>Un formulaire permet d'ajouter un nouvel élément.</w:t>
-      </w:r>
-    </w:p>
-    <w:p>
-      <w:pPr>
-        <w:pStyle w:val="text"/>
-      </w:pPr>
-      <w:r>
-        <w:t>Des icônes d'action (modification, suppression) sont disponibles sur chaque ligne.</w:t>
-      </w:r>
-    </w:p>
-    <w:p>
-      <w:pPr>
-        <w:pStyle w:val="text"/>
-      </w:pPr>
-    </w:p>
-    <w:tbl>
-      <w:tblPr>
-        <w:tblW w:w="9360" w:type="dxa"/>
-        <w:tblBorders>
-          <w:top w:val="single" w:sz="4" w:space="0" w:color="auto"/>
-          <w:left w:val="single" w:sz="4" w:space="0" w:color="auto"/>
-          <w:bottom w:val="single" w:sz="4" w:space="0" w:color="auto"/>
-          <w:right w:val="single" w:sz="4" w:space="0" w:color="auto"/>
-          <w:insideH w:val="single" w:sz="4" w:space="0" w:color="auto"/>
-          <w:insideV w:val="single" w:sz="4" w:space="0" w:color="auto"/>
-        </w:tblBorders>
-        <w:tblCellMar>
-          <w:left w:w="10" w:type="dxa"/>
-          <w:right w:w="10" w:type="dxa"/>
-        </w:tblCellMar>
-        <w:tblLook w:val="04A0" w:firstRow="1" w:lastRow="0" w:firstColumn="1" w:lastColumn="0" w:noHBand="0" w:noVBand="1"/>
-      </w:tblPr>
-      <w:tblGrid>
-        <w:gridCol w:w="9360"/>
-      </w:tblGrid>
-      <w:tr>
-        <w:tc>
-          <w:tcPr>
-            <w:tcW w:w="9360" w:type="dxa"/>
-            <w:tcBorders>
-              <w:top w:val="single" w:sz="1" w:space="0" w:color="A0B0C8"/>
-              <w:left w:val="single" w:sz="1" w:space="0" w:color="A0B0C8"/>
-              <w:bottom w:val="single" w:sz="1" w:space="0" w:color="A0B0C8"/>
-              <w:right w:val="single" w:sz="1" w:space="0" w:color="A0B0C8"/>
-            </w:tcBorders>
-            <w:shd w:val="clear" w:color="auto" w:fill="F5F5F5"/>
-            <w:tcMar>
-              <w:top w:w="120" w:type="dxa"/>
-              <w:left w:w="180" w:type="dxa"/>
-              <w:bottom w:w="120" w:type="dxa"/>
-              <w:right w:w="180" w:type="dxa"/>
-            </w:tcMar>
-          </w:tcPr>
-          <w:p>
-            <w:pPr>
-              <w:pStyle w:val="text"/>
-            </w:pPr>
-            <w:proofErr w:type="gramStart"/>
-            <w:r>
-              <w:rPr>
-                <w:i/>
-                <w:iCs/>
-                <w:color w:val="888888"/>
-              </w:rPr>
-              <w:t>[ CAPTURE</w:t>
-            </w:r>
-            <w:proofErr w:type="gramEnd"/>
-            <w:r>
-              <w:rPr>
-                <w:i/>
-                <w:iCs/>
-                <w:color w:val="888888"/>
-              </w:rPr>
-              <w:t xml:space="preserve"> D'ÉCRAN — Exemple de module de gestion (enseignants</w:t>
-            </w:r>
-            <w:proofErr w:type="gramStart"/>
-            <w:r>
-              <w:rPr>
-                <w:i/>
-                <w:iCs/>
-                <w:color w:val="888888"/>
-              </w:rPr>
-              <w:t>) ]</w:t>
-            </w:r>
-            <w:proofErr w:type="gramEnd"/>
-          </w:p>
-        </w:tc>
-      </w:tr>
-    </w:tbl>
-    <w:p>
-      <w:pPr>
-        <w:pStyle w:val="text"/>
-      </w:pPr>
-    </w:p>
-    <w:p>
-      <w:pPr>
-        <w:pStyle w:val="Titre2"/>
-      </w:pPr>
-      <w:r>
-        <w:tab/>
-      </w:r>
-      <w:bookmarkStart w:id="16" w:name="_Toc225433186"/>
-      <w:r>
-        <w:rPr>
-          <w:rFonts w:eastAsia="Arial"/>
-        </w:rPr>
-        <w:t xml:space="preserve">Étape 4 </w:t>
-      </w:r>
-      <w:r>
-        <w:rPr>
-          <w:rFonts w:eastAsia="Arial"/>
-        </w:rPr>
-        <w:t xml:space="preserve">- </w:t>
-      </w:r>
-      <w:r>
-        <w:rPr>
-          <w:rFonts w:eastAsia="Arial"/>
-        </w:rPr>
-        <w:t>Outil de placement (?action=</w:t>
-      </w:r>
-      <w:proofErr w:type="spellStart"/>
-      <w:r>
-        <w:rPr>
-          <w:rFonts w:eastAsia="Arial"/>
-        </w:rPr>
-        <w:t>util_placement</w:t>
-      </w:r>
-      <w:proofErr w:type="spellEnd"/>
-      <w:r>
-        <w:rPr>
-          <w:rFonts w:eastAsia="Arial"/>
-        </w:rPr>
-        <w:t>)</w:t>
-      </w:r>
-      <w:bookmarkEnd w:id="16"/>
-    </w:p>
-    <w:p>
-      <w:pPr>
-        <w:pStyle w:val="text"/>
-      </w:pPr>
-      <w:r>
-        <w:t>C'est la fonctionnalité centrale de l'application. Elle permet de générer automatiquement le placement des étudiants dans les salles pour un devoir donné.</w:t>
-      </w:r>
-    </w:p>
-    <w:p>
-      <w:pPr>
-        <w:pStyle w:val="text"/>
-      </w:pPr>
-    </w:p>
-    <w:p>
-      <w:pPr>
-        <w:pStyle w:val="text"/>
-      </w:pPr>
-      <w:r>
-        <w:t>Le processus se déroule en plusieurs étapes guidées :</w:t>
-      </w:r>
-    </w:p>
-    <w:p>
-      <w:pPr>
-        <w:pStyle w:val="text"/>
-      </w:pPr>
-      <w:r>
-        <w:t>Sélection du devoir, de la promotion et/ou du groupe à placer. (up_stage1.php)</w:t>
-      </w:r>
-    </w:p>
-    <w:p>
-      <w:pPr>
-        <w:pStyle w:val="text"/>
-      </w:pPr>
-    </w:p>
-    <w:tbl>
-      <w:tblPr>
-        <w:tblW w:w="9360" w:type="dxa"/>
-        <w:tblBorders>
-          <w:top w:val="single" w:sz="4" w:space="0" w:color="auto"/>
-          <w:left w:val="single" w:sz="4" w:space="0" w:color="auto"/>
-          <w:bottom w:val="single" w:sz="4" w:space="0" w:color="auto"/>
-          <w:right w:val="single" w:sz="4" w:space="0" w:color="auto"/>
-          <w:insideH w:val="single" w:sz="4" w:space="0" w:color="auto"/>
-          <w:insideV w:val="single" w:sz="4" w:space="0" w:color="auto"/>
-        </w:tblBorders>
-        <w:tblCellMar>
-          <w:left w:w="10" w:type="dxa"/>
-          <w:right w:w="10" w:type="dxa"/>
-        </w:tblCellMar>
-        <w:tblLook w:val="04A0" w:firstRow="1" w:lastRow="0" w:firstColumn="1" w:lastColumn="0" w:noHBand="0" w:noVBand="1"/>
-      </w:tblPr>
-      <w:tblGrid>
-        <w:gridCol w:w="9360"/>
-      </w:tblGrid>
-      <w:tr>
-        <w:tc>
-          <w:tcPr>
-            <w:tcW w:w="9360" w:type="dxa"/>
-            <w:tcBorders>
-              <w:top w:val="single" w:sz="1" w:space="0" w:color="A0B0C8"/>
-              <w:left w:val="single" w:sz="1" w:space="0" w:color="A0B0C8"/>
-              <w:bottom w:val="single" w:sz="1" w:space="0" w:color="A0B0C8"/>
-              <w:right w:val="single" w:sz="1" w:space="0" w:color="A0B0C8"/>
-            </w:tcBorders>
-            <w:shd w:val="clear" w:color="auto" w:fill="F5F5F5"/>
-            <w:tcMar>
-              <w:top w:w="120" w:type="dxa"/>
-              <w:left w:w="180" w:type="dxa"/>
-              <w:bottom w:w="120" w:type="dxa"/>
-              <w:right w:w="180" w:type="dxa"/>
-            </w:tcMar>
-          </w:tcPr>
-          <w:p>
-            <w:pPr>
-              <w:pStyle w:val="text"/>
-            </w:pPr>
-            <w:proofErr w:type="gramStart"/>
-            <w:r>
-              <w:rPr>
-                <w:i/>
-                <w:iCs/>
-                <w:color w:val="888888"/>
-              </w:rPr>
-              <w:t>[ CAPTURE</w:t>
-            </w:r>
-            <w:proofErr w:type="gramEnd"/>
-            <w:r>
-              <w:rPr>
-                <w:i/>
-                <w:iCs/>
-                <w:color w:val="888888"/>
-              </w:rPr>
-              <w:t xml:space="preserve"> D'ÉCRAN — Sélection du </w:t>
-            </w:r>
-            <w:proofErr w:type="gramStart"/>
-            <w:r>
-              <w:rPr>
-                <w:i/>
-                <w:iCs/>
-                <w:color w:val="888888"/>
-              </w:rPr>
-              <w:t>devoir ]</w:t>
-            </w:r>
-            <w:proofErr w:type="gramEnd"/>
-          </w:p>
-        </w:tc>
-      </w:tr>
-    </w:tbl>
-    <w:p>
-      <w:pPr>
-        <w:pStyle w:val="text"/>
-      </w:pPr>
-    </w:p>
-    <w:p>
-      <w:pPr>
-        <w:pStyle w:val="text"/>
-      </w:pPr>
-      <w:r>
-        <w:t>Sélection de la ou des salles disponibles pour le devoir. L'application affiche la capacité de chaque salle en fonction de son plan. (up_stage2.php)</w:t>
-      </w:r>
-    </w:p>
-    <w:p>
-      <w:pPr>
-        <w:pStyle w:val="text"/>
-      </w:pPr>
-    </w:p>
-    <w:tbl>
-      <w:tblPr>
-        <w:tblW w:w="9360" w:type="dxa"/>
-        <w:tblBorders>
-          <w:top w:val="single" w:sz="4" w:space="0" w:color="auto"/>
-          <w:left w:val="single" w:sz="4" w:space="0" w:color="auto"/>
-          <w:bottom w:val="single" w:sz="4" w:space="0" w:color="auto"/>
-          <w:right w:val="single" w:sz="4" w:space="0" w:color="auto"/>
-          <w:insideH w:val="single" w:sz="4" w:space="0" w:color="auto"/>
-          <w:insideV w:val="single" w:sz="4" w:space="0" w:color="auto"/>
-        </w:tblBorders>
-        <w:tblCellMar>
-          <w:left w:w="10" w:type="dxa"/>
-          <w:right w:w="10" w:type="dxa"/>
-        </w:tblCellMar>
-        <w:tblLook w:val="04A0" w:firstRow="1" w:lastRow="0" w:firstColumn="1" w:lastColumn="0" w:noHBand="0" w:noVBand="1"/>
-      </w:tblPr>
-      <w:tblGrid>
-        <w:gridCol w:w="9360"/>
-      </w:tblGrid>
-      <w:tr>
-        <w:tc>
-          <w:tcPr>
-            <w:tcW w:w="9360" w:type="dxa"/>
-            <w:tcBorders>
-              <w:top w:val="single" w:sz="1" w:space="0" w:color="A0B0C8"/>
-              <w:left w:val="single" w:sz="1" w:space="0" w:color="A0B0C8"/>
-              <w:bottom w:val="single" w:sz="1" w:space="0" w:color="A0B0C8"/>
-              <w:right w:val="single" w:sz="1" w:space="0" w:color="A0B0C8"/>
-            </w:tcBorders>
-            <w:shd w:val="clear" w:color="auto" w:fill="F5F5F5"/>
-            <w:tcMar>
-              <w:top w:w="120" w:type="dxa"/>
-              <w:left w:w="180" w:type="dxa"/>
-              <w:bottom w:w="120" w:type="dxa"/>
-              <w:right w:w="180" w:type="dxa"/>
-            </w:tcMar>
-          </w:tcPr>
-          <w:p>
-            <w:pPr>
-              <w:pStyle w:val="text"/>
-            </w:pPr>
-            <w:proofErr w:type="gramStart"/>
-            <w:r>
-              <w:rPr>
-                <w:i/>
-                <w:iCs/>
-                <w:color w:val="888888"/>
-              </w:rPr>
-              <w:t>[ CAPTURE</w:t>
-            </w:r>
-            <w:proofErr w:type="gramEnd"/>
-            <w:r>
-              <w:rPr>
-                <w:i/>
-                <w:iCs/>
-                <w:color w:val="888888"/>
-              </w:rPr>
-              <w:t xml:space="preserve"> D'ÉCRAN — Sélection des </w:t>
-            </w:r>
-            <w:proofErr w:type="gramStart"/>
-            <w:r>
-              <w:rPr>
-                <w:i/>
-                <w:iCs/>
-                <w:color w:val="888888"/>
-              </w:rPr>
-              <w:t>salles ]</w:t>
-            </w:r>
-            <w:proofErr w:type="gramEnd"/>
-          </w:p>
-        </w:tc>
-      </w:tr>
-    </w:tbl>
-    <w:p>
-      <w:pPr>
-        <w:pStyle w:val="text"/>
-      </w:pPr>
-    </w:p>
-    <w:p>
-      <w:pPr>
-        <w:pStyle w:val="text"/>
-      </w:pPr>
-      <w:r>
-        <w:t>Exécution de l'algorithme de placement. Il tient compte des besoins d'accessibilité des étudiants (</w:t>
-      </w:r>
-      <w:proofErr w:type="spellStart"/>
-      <w:r>
-        <w:t>mob_reduite</w:t>
-      </w:r>
-      <w:proofErr w:type="spellEnd"/>
-      <w:r>
-        <w:t xml:space="preserve">, </w:t>
-      </w:r>
-      <w:proofErr w:type="spellStart"/>
-      <w:r>
-        <w:t>premier_rang</w:t>
-      </w:r>
-      <w:proofErr w:type="spellEnd"/>
-      <w:r>
-        <w:t xml:space="preserve">, </w:t>
-      </w:r>
-      <w:proofErr w:type="spellStart"/>
-      <w:r>
-        <w:t>tiers_temps</w:t>
-      </w:r>
-      <w:proofErr w:type="spellEnd"/>
-      <w:r>
-        <w:t xml:space="preserve">) pour attribuer les places en priorité. Le résultat est affiché sous forme de grille correspondant au </w:t>
-      </w:r>
-      <w:proofErr w:type="gramStart"/>
-      <w:r>
-        <w:t>plan</w:t>
-      </w:r>
-      <w:proofErr w:type="gramEnd"/>
-      <w:r>
-        <w:t xml:space="preserve"> de la salle. (up_stage3.php)</w:t>
-      </w:r>
-    </w:p>
-    <w:p>
-      <w:pPr>
-        <w:pStyle w:val="text"/>
-      </w:pPr>
-    </w:p>
-    <w:tbl>
-      <w:tblPr>
-        <w:tblW w:w="9360" w:type="dxa"/>
-        <w:tblBorders>
-          <w:top w:val="single" w:sz="4" w:space="0" w:color="auto"/>
-          <w:left w:val="single" w:sz="4" w:space="0" w:color="auto"/>
-          <w:bottom w:val="single" w:sz="4" w:space="0" w:color="auto"/>
-          <w:right w:val="single" w:sz="4" w:space="0" w:color="auto"/>
-          <w:insideH w:val="single" w:sz="4" w:space="0" w:color="auto"/>
-          <w:insideV w:val="single" w:sz="4" w:space="0" w:color="auto"/>
-        </w:tblBorders>
-        <w:tblCellMar>
-          <w:left w:w="10" w:type="dxa"/>
-          <w:right w:w="10" w:type="dxa"/>
-        </w:tblCellMar>
-        <w:tblLook w:val="04A0" w:firstRow="1" w:lastRow="0" w:firstColumn="1" w:lastColumn="0" w:noHBand="0" w:noVBand="1"/>
-      </w:tblPr>
-      <w:tblGrid>
-        <w:gridCol w:w="9360"/>
-      </w:tblGrid>
-      <w:tr>
-        <w:tc>
-          <w:tcPr>
-            <w:tcW w:w="9360" w:type="dxa"/>
-            <w:tcBorders>
-              <w:top w:val="single" w:sz="1" w:space="0" w:color="A0B0C8"/>
-              <w:left w:val="single" w:sz="1" w:space="0" w:color="A0B0C8"/>
-              <w:bottom w:val="single" w:sz="1" w:space="0" w:color="A0B0C8"/>
-              <w:right w:val="single" w:sz="1" w:space="0" w:color="A0B0C8"/>
-            </w:tcBorders>
-            <w:shd w:val="clear" w:color="auto" w:fill="F5F5F5"/>
-            <w:tcMar>
-              <w:top w:w="120" w:type="dxa"/>
-              <w:left w:w="180" w:type="dxa"/>
-              <w:bottom w:w="120" w:type="dxa"/>
-              <w:right w:w="180" w:type="dxa"/>
-            </w:tcMar>
-          </w:tcPr>
-          <w:p>
-            <w:pPr>
-              <w:pStyle w:val="text"/>
-            </w:pPr>
-            <w:proofErr w:type="gramStart"/>
-            <w:r>
-              <w:rPr>
-                <w:i/>
-                <w:iCs/>
-                <w:color w:val="888888"/>
-              </w:rPr>
-              <w:t>[ CAPTURE</w:t>
-            </w:r>
-            <w:proofErr w:type="gramEnd"/>
-            <w:r>
-              <w:rPr>
-                <w:i/>
-                <w:iCs/>
-                <w:color w:val="888888"/>
-              </w:rPr>
-              <w:t xml:space="preserve"> D'ÉCRAN — Grille de placement </w:t>
-            </w:r>
-            <w:proofErr w:type="gramStart"/>
-            <w:r>
-              <w:rPr>
-                <w:i/>
-                <w:iCs/>
-                <w:color w:val="888888"/>
-              </w:rPr>
-              <w:t>générée ]</w:t>
-            </w:r>
-            <w:proofErr w:type="gramEnd"/>
-          </w:p>
-        </w:tc>
-      </w:tr>
-    </w:tbl>
-    <w:p>
-      <w:pPr>
-        <w:pStyle w:val="text"/>
-      </w:pPr>
-    </w:p>
-    <w:p>
-      <w:pPr>
-        <w:pStyle w:val="text"/>
-      </w:pPr>
-      <w:r>
-        <w:t>Validation du placement. Des interversions manuelles de places sont possibles via une interface AJAX (</w:t>
-      </w:r>
-      <w:proofErr w:type="spellStart"/>
-      <w:r>
-        <w:t>endpoint</w:t>
-      </w:r>
-      <w:proofErr w:type="spellEnd"/>
-      <w:r>
-        <w:t xml:space="preserve"> </w:t>
-      </w:r>
-      <w:proofErr w:type="spellStart"/>
-      <w:r>
-        <w:t>ajaxIntervertion.php</w:t>
-      </w:r>
-      <w:proofErr w:type="spellEnd"/>
-      <w:r>
-        <w:t>). (up_stage4.php)</w:t>
-      </w:r>
-    </w:p>
-    <w:p>
-      <w:pPr>
-        <w:pStyle w:val="text"/>
-      </w:pPr>
-    </w:p>
-    <w:tbl>
-      <w:tblPr>
-        <w:tblW w:w="9360" w:type="dxa"/>
-        <w:tblBorders>
-          <w:top w:val="single" w:sz="4" w:space="0" w:color="auto"/>
-          <w:left w:val="single" w:sz="4" w:space="0" w:color="auto"/>
-          <w:bottom w:val="single" w:sz="4" w:space="0" w:color="auto"/>
-          <w:right w:val="single" w:sz="4" w:space="0" w:color="auto"/>
-          <w:insideH w:val="single" w:sz="4" w:space="0" w:color="auto"/>
-          <w:insideV w:val="single" w:sz="4" w:space="0" w:color="auto"/>
-        </w:tblBorders>
-        <w:tblCellMar>
-          <w:left w:w="10" w:type="dxa"/>
-          <w:right w:w="10" w:type="dxa"/>
-        </w:tblCellMar>
-        <w:tblLook w:val="04A0" w:firstRow="1" w:lastRow="0" w:firstColumn="1" w:lastColumn="0" w:noHBand="0" w:noVBand="1"/>
-      </w:tblPr>
-      <w:tblGrid>
-        <w:gridCol w:w="9360"/>
-      </w:tblGrid>
-      <w:tr>
-        <w:tc>
-          <w:tcPr>
-            <w:tcW w:w="9360" w:type="dxa"/>
-            <w:tcBorders>
-              <w:top w:val="single" w:sz="1" w:space="0" w:color="A0B0C8"/>
-              <w:left w:val="single" w:sz="1" w:space="0" w:color="A0B0C8"/>
-              <w:bottom w:val="single" w:sz="1" w:space="0" w:color="A0B0C8"/>
-              <w:right w:val="single" w:sz="1" w:space="0" w:color="A0B0C8"/>
-            </w:tcBorders>
-            <w:shd w:val="clear" w:color="auto" w:fill="F5F5F5"/>
-            <w:tcMar>
-              <w:top w:w="120" w:type="dxa"/>
-              <w:left w:w="180" w:type="dxa"/>
-              <w:bottom w:w="120" w:type="dxa"/>
-              <w:right w:w="180" w:type="dxa"/>
-            </w:tcMar>
-          </w:tcPr>
-          <w:p>
-            <w:pPr>
-              <w:pStyle w:val="text"/>
-            </w:pPr>
-            <w:proofErr w:type="gramStart"/>
-            <w:r>
-              <w:rPr>
-                <w:i/>
-                <w:iCs/>
-                <w:color w:val="888888"/>
-              </w:rPr>
-              <w:t>[ CAPTURE</w:t>
-            </w:r>
-            <w:proofErr w:type="gramEnd"/>
-            <w:r>
-              <w:rPr>
-                <w:i/>
-                <w:iCs/>
-                <w:color w:val="888888"/>
-              </w:rPr>
-              <w:t xml:space="preserve"> D'ÉCRAN — Validation et </w:t>
-            </w:r>
-            <w:proofErr w:type="gramStart"/>
-            <w:r>
-              <w:rPr>
-                <w:i/>
-                <w:iCs/>
-                <w:color w:val="888888"/>
-              </w:rPr>
-              <w:t>interversions ]</w:t>
-            </w:r>
-            <w:proofErr w:type="gramEnd"/>
-          </w:p>
-        </w:tc>
-      </w:tr>
-    </w:tbl>
-    <w:p>
-      <w:pPr>
-        <w:pStyle w:val="text"/>
-      </w:pPr>
-    </w:p>
-    <w:p>
-      <w:pPr>
-        <w:pStyle w:val="text"/>
-        <w:rPr>
-          <w:color w:val="2E75B6"/>
-          <w:sz w:val="26"/>
-          <w:szCs w:val="26"/>
-        </w:rPr>
-      </w:pPr>
-    </w:p>
-    <w:p>
-      <w:pPr>
-        <w:pStyle w:val="Titre2"/>
-      </w:pPr>
-      <w:r>
-        <w:rPr>
-          <w:rFonts w:eastAsia="Arial"/>
-        </w:rPr>
-        <w:lastRenderedPageBreak/>
-        <w:tab/>
-      </w:r>
-      <w:bookmarkStart w:id="17" w:name="_Toc225433187"/>
-      <w:r>
-        <w:rPr>
-          <w:rFonts w:eastAsia="Arial"/>
-        </w:rPr>
-        <w:t xml:space="preserve">Étape 5 </w:t>
-      </w:r>
-      <w:r>
-        <w:rPr>
-          <w:rFonts w:eastAsia="Arial"/>
-        </w:rPr>
-        <w:t xml:space="preserve">- </w:t>
-      </w:r>
-      <w:r>
-        <w:rPr>
-          <w:rFonts w:eastAsia="Arial"/>
-        </w:rPr>
-        <w:t>Export PDF</w:t>
-      </w:r>
-      <w:bookmarkEnd w:id="17"/>
-    </w:p>
-    <w:p>
-      <w:pPr>
-        <w:pStyle w:val="text"/>
-      </w:pPr>
-      <w:r>
-        <w:t xml:space="preserve">Une fois le placement validé, deux exports PDF sont disponibles via la bibliothèque </w:t>
-      </w:r>
-      <w:proofErr w:type="spellStart"/>
-      <w:r>
-        <w:t>ezpdf</w:t>
-      </w:r>
-      <w:proofErr w:type="spellEnd"/>
-      <w:r>
-        <w:t xml:space="preserve"> :</w:t>
-      </w:r>
-    </w:p>
-    <w:p>
-      <w:pPr>
-        <w:pStyle w:val="text"/>
-      </w:pPr>
-      <w:r>
-        <w:t>Export salle (</w:t>
-      </w:r>
-      <w:proofErr w:type="spellStart"/>
-      <w:r>
-        <w:t>export_pdf.php</w:t>
-      </w:r>
-      <w:proofErr w:type="spellEnd"/>
-      <w:r>
-        <w:t>) : Génère un document PDF avec le plan de la salle et les noms des étudiants à chaque place. Destiné à être affiché en salle le jour de l'épreuve.</w:t>
-      </w:r>
-    </w:p>
-    <w:p>
-      <w:pPr>
-        <w:pStyle w:val="text"/>
-      </w:pPr>
-      <w:r>
-        <w:t>Export enseignant (</w:t>
-      </w:r>
-      <w:proofErr w:type="spellStart"/>
-      <w:r>
-        <w:t>export_pdf_ens.php</w:t>
-      </w:r>
-      <w:proofErr w:type="spellEnd"/>
-      <w:r>
-        <w:t>) : Génère une liste nominative triée par enseignant surveillant. Destiné à la remise aux surveillants.</w:t>
-      </w:r>
-    </w:p>
-    <w:p>
-      <w:pPr>
-        <w:pStyle w:val="text"/>
-      </w:pPr>
-    </w:p>
-    <w:tbl>
-      <w:tblPr>
-        <w:tblW w:w="9360" w:type="dxa"/>
-        <w:tblBorders>
-          <w:top w:val="single" w:sz="4" w:space="0" w:color="auto"/>
-          <w:left w:val="single" w:sz="4" w:space="0" w:color="auto"/>
-          <w:bottom w:val="single" w:sz="4" w:space="0" w:color="auto"/>
-          <w:right w:val="single" w:sz="4" w:space="0" w:color="auto"/>
-          <w:insideH w:val="single" w:sz="4" w:space="0" w:color="auto"/>
-          <w:insideV w:val="single" w:sz="4" w:space="0" w:color="auto"/>
-        </w:tblBorders>
-        <w:tblCellMar>
-          <w:left w:w="10" w:type="dxa"/>
-          <w:right w:w="10" w:type="dxa"/>
-        </w:tblCellMar>
-        <w:tblLook w:val="04A0" w:firstRow="1" w:lastRow="0" w:firstColumn="1" w:lastColumn="0" w:noHBand="0" w:noVBand="1"/>
-      </w:tblPr>
-      <w:tblGrid>
-        <w:gridCol w:w="9360"/>
-      </w:tblGrid>
-      <w:tr>
-        <w:tc>
-          <w:tcPr>
-            <w:tcW w:w="9360" w:type="dxa"/>
-            <w:tcBorders>
-              <w:top w:val="single" w:sz="1" w:space="0" w:color="A0B0C8"/>
-              <w:left w:val="single" w:sz="1" w:space="0" w:color="A0B0C8"/>
-              <w:bottom w:val="single" w:sz="1" w:space="0" w:color="A0B0C8"/>
-              <w:right w:val="single" w:sz="1" w:space="0" w:color="A0B0C8"/>
-            </w:tcBorders>
-            <w:shd w:val="clear" w:color="auto" w:fill="F5F5F5"/>
-            <w:tcMar>
-              <w:top w:w="120" w:type="dxa"/>
-              <w:left w:w="180" w:type="dxa"/>
-              <w:bottom w:w="120" w:type="dxa"/>
-              <w:right w:w="180" w:type="dxa"/>
-            </w:tcMar>
-          </w:tcPr>
-          <w:p>
-            <w:pPr>
-              <w:pStyle w:val="text"/>
-            </w:pPr>
-            <w:proofErr w:type="gramStart"/>
-            <w:r>
-              <w:rPr>
-                <w:i/>
-                <w:iCs/>
-                <w:color w:val="888888"/>
-              </w:rPr>
-              <w:t>[ CAPTURE</w:t>
-            </w:r>
-            <w:proofErr w:type="gramEnd"/>
-            <w:r>
-              <w:rPr>
-                <w:i/>
-                <w:iCs/>
-                <w:color w:val="888888"/>
-              </w:rPr>
-              <w:t xml:space="preserve"> D'ÉCRAN — Exemple de PDF généré (plan de salle</w:t>
-            </w:r>
-            <w:proofErr w:type="gramStart"/>
-            <w:r>
-              <w:rPr>
-                <w:i/>
-                <w:iCs/>
-                <w:color w:val="888888"/>
-              </w:rPr>
-              <w:t>) ]</w:t>
-            </w:r>
-            <w:proofErr w:type="gramEnd"/>
-          </w:p>
-        </w:tc>
-      </w:tr>
-    </w:tbl>
-    <w:p>
-      <w:pPr>
-        <w:pStyle w:val="text"/>
-      </w:pPr>
-    </w:p>
-    <w:p>
-      <w:pPr>
-        <w:pStyle w:val="Titre2"/>
-      </w:pPr>
-      <w:r>
-        <w:rPr>
-          <w:rFonts w:eastAsia="Arial"/>
-        </w:rPr>
-        <w:tab/>
-      </w:r>
-      <w:bookmarkStart w:id="18" w:name="_Toc225433188"/>
-      <w:r>
-        <w:rPr>
-          <w:rFonts w:eastAsia="Arial"/>
-        </w:rPr>
         <w:t>Étape 6 — Déconnexion</w:t>
       </w:r>
-      <w:bookmarkEnd w:id="18"/>
+      <w:bookmarkEnd w:id="23"/>
     </w:p>
     <w:p>
       <w:pPr>
@@ -6168,7 +9196,7 @@
       </w:r>
     </w:p>
     <w:sectPr>
-      <w:footerReference w:type="default" r:id="rId12"/>
+      <w:footerReference w:type="default" r:id="rId21"/>
       <w:pgSz w:w="11906" w:h="16838"/>
       <w:pgMar w:top="1417" w:right="1417" w:bottom="1417" w:left="1417" w:header="708" w:footer="708" w:gutter="0"/>
       <w:cols w:space="708"/>
@@ -6569,6 +9597,977 @@
       <w:lvlJc w:val="left"/>
     </w:lvl>
   </w:abstractNum>
+  <w:abstractNum w:abstractNumId="3" w15:restartNumberingAfterBreak="0">
+    <w:nsid w:val="18971166"/>
+    <w:multiLevelType w:val="hybridMultilevel"/>
+    <w:tmpl w:val="87A411DE"/>
+    <w:lvl w:ilvl="0" w:tplc="9DBEEC60">
+      <w:start w:val="6"/>
+      <w:numFmt w:val="bullet"/>
+      <w:lvlText w:val="-"/>
+      <w:lvlJc w:val="left"/>
+      <w:pPr>
+        <w:ind w:left="720" w:hanging="360"/>
+      </w:pPr>
+      <w:rPr>
+        <w:rFonts w:ascii="Arial" w:eastAsia="Calibri" w:hAnsi="Arial" w:cs="Arial" w:hint="default"/>
+      </w:rPr>
+    </w:lvl>
+    <w:lvl w:ilvl="1" w:tplc="040C0003" w:tentative="1">
+      <w:start w:val="1"/>
+      <w:numFmt w:val="bullet"/>
+      <w:lvlText w:val="o"/>
+      <w:lvlJc w:val="left"/>
+      <w:pPr>
+        <w:ind w:left="1440" w:hanging="360"/>
+      </w:pPr>
+      <w:rPr>
+        <w:rFonts w:ascii="Courier New" w:hAnsi="Courier New" w:cs="Courier New" w:hint="default"/>
+      </w:rPr>
+    </w:lvl>
+    <w:lvl w:ilvl="2" w:tplc="040C0005" w:tentative="1">
+      <w:start w:val="1"/>
+      <w:numFmt w:val="bullet"/>
+      <w:lvlText w:val=""/>
+      <w:lvlJc w:val="left"/>
+      <w:pPr>
+        <w:ind w:left="2160" w:hanging="360"/>
+      </w:pPr>
+      <w:rPr>
+        <w:rFonts w:ascii="Wingdings" w:hAnsi="Wingdings" w:hint="default"/>
+      </w:rPr>
+    </w:lvl>
+    <w:lvl w:ilvl="3" w:tplc="040C0001" w:tentative="1">
+      <w:start w:val="1"/>
+      <w:numFmt w:val="bullet"/>
+      <w:lvlText w:val=""/>
+      <w:lvlJc w:val="left"/>
+      <w:pPr>
+        <w:ind w:left="2880" w:hanging="360"/>
+      </w:pPr>
+      <w:rPr>
+        <w:rFonts w:ascii="Symbol" w:hAnsi="Symbol" w:hint="default"/>
+      </w:rPr>
+    </w:lvl>
+    <w:lvl w:ilvl="4" w:tplc="040C0003" w:tentative="1">
+      <w:start w:val="1"/>
+      <w:numFmt w:val="bullet"/>
+      <w:lvlText w:val="o"/>
+      <w:lvlJc w:val="left"/>
+      <w:pPr>
+        <w:ind w:left="3600" w:hanging="360"/>
+      </w:pPr>
+      <w:rPr>
+        <w:rFonts w:ascii="Courier New" w:hAnsi="Courier New" w:cs="Courier New" w:hint="default"/>
+      </w:rPr>
+    </w:lvl>
+    <w:lvl w:ilvl="5" w:tplc="040C0005" w:tentative="1">
+      <w:start w:val="1"/>
+      <w:numFmt w:val="bullet"/>
+      <w:lvlText w:val=""/>
+      <w:lvlJc w:val="left"/>
+      <w:pPr>
+        <w:ind w:left="4320" w:hanging="360"/>
+      </w:pPr>
+      <w:rPr>
+        <w:rFonts w:ascii="Wingdings" w:hAnsi="Wingdings" w:hint="default"/>
+      </w:rPr>
+    </w:lvl>
+    <w:lvl w:ilvl="6" w:tplc="040C0001" w:tentative="1">
+      <w:start w:val="1"/>
+      <w:numFmt w:val="bullet"/>
+      <w:lvlText w:val=""/>
+      <w:lvlJc w:val="left"/>
+      <w:pPr>
+        <w:ind w:left="5040" w:hanging="360"/>
+      </w:pPr>
+      <w:rPr>
+        <w:rFonts w:ascii="Symbol" w:hAnsi="Symbol" w:hint="default"/>
+      </w:rPr>
+    </w:lvl>
+    <w:lvl w:ilvl="7" w:tplc="040C0003" w:tentative="1">
+      <w:start w:val="1"/>
+      <w:numFmt w:val="bullet"/>
+      <w:lvlText w:val="o"/>
+      <w:lvlJc w:val="left"/>
+      <w:pPr>
+        <w:ind w:left="5760" w:hanging="360"/>
+      </w:pPr>
+      <w:rPr>
+        <w:rFonts w:ascii="Courier New" w:hAnsi="Courier New" w:cs="Courier New" w:hint="default"/>
+      </w:rPr>
+    </w:lvl>
+    <w:lvl w:ilvl="8" w:tplc="040C0005" w:tentative="1">
+      <w:start w:val="1"/>
+      <w:numFmt w:val="bullet"/>
+      <w:lvlText w:val=""/>
+      <w:lvlJc w:val="left"/>
+      <w:pPr>
+        <w:ind w:left="6480" w:hanging="360"/>
+      </w:pPr>
+      <w:rPr>
+        <w:rFonts w:ascii="Wingdings" w:hAnsi="Wingdings" w:hint="default"/>
+      </w:rPr>
+    </w:lvl>
+  </w:abstractNum>
+  <w:abstractNum w:abstractNumId="4" w15:restartNumberingAfterBreak="0">
+    <w:nsid w:val="248111D8"/>
+    <w:multiLevelType w:val="multilevel"/>
+    <w:tmpl w:val="7FA088F8"/>
+    <w:lvl w:ilvl="0">
+      <w:start w:val="1"/>
+      <w:numFmt w:val="bullet"/>
+      <w:lvlText w:val=""/>
+      <w:lvlJc w:val="left"/>
+      <w:pPr>
+        <w:tabs>
+          <w:tab w:val="num" w:pos="720"/>
+        </w:tabs>
+        <w:ind w:left="720" w:hanging="360"/>
+      </w:pPr>
+      <w:rPr>
+        <w:rFonts w:ascii="Symbol" w:hAnsi="Symbol" w:hint="default"/>
+        <w:sz w:val="20"/>
+      </w:rPr>
+    </w:lvl>
+    <w:lvl w:ilvl="1">
+      <w:start w:val="1"/>
+      <w:numFmt w:val="bullet"/>
+      <w:lvlText w:val=""/>
+      <w:lvlJc w:val="left"/>
+      <w:pPr>
+        <w:tabs>
+          <w:tab w:val="num" w:pos="1440"/>
+        </w:tabs>
+        <w:ind w:left="1440" w:hanging="360"/>
+      </w:pPr>
+      <w:rPr>
+        <w:rFonts w:ascii="Symbol" w:hAnsi="Symbol" w:hint="default"/>
+        <w:sz w:val="20"/>
+      </w:rPr>
+    </w:lvl>
+    <w:lvl w:ilvl="2">
+      <w:start w:val="1"/>
+      <w:numFmt w:val="bullet"/>
+      <w:lvlText w:val=""/>
+      <w:lvlJc w:val="left"/>
+      <w:pPr>
+        <w:tabs>
+          <w:tab w:val="num" w:pos="2160"/>
+        </w:tabs>
+        <w:ind w:left="2160" w:hanging="360"/>
+      </w:pPr>
+      <w:rPr>
+        <w:rFonts w:ascii="Symbol" w:hAnsi="Symbol" w:hint="default"/>
+        <w:sz w:val="20"/>
+      </w:rPr>
+    </w:lvl>
+    <w:lvl w:ilvl="3" w:tentative="1">
+      <w:start w:val="1"/>
+      <w:numFmt w:val="bullet"/>
+      <w:lvlText w:val=""/>
+      <w:lvlJc w:val="left"/>
+      <w:pPr>
+        <w:tabs>
+          <w:tab w:val="num" w:pos="2880"/>
+        </w:tabs>
+        <w:ind w:left="2880" w:hanging="360"/>
+      </w:pPr>
+      <w:rPr>
+        <w:rFonts w:ascii="Symbol" w:hAnsi="Symbol" w:hint="default"/>
+        <w:sz w:val="20"/>
+      </w:rPr>
+    </w:lvl>
+    <w:lvl w:ilvl="4" w:tentative="1">
+      <w:start w:val="1"/>
+      <w:numFmt w:val="bullet"/>
+      <w:lvlText w:val=""/>
+      <w:lvlJc w:val="left"/>
+      <w:pPr>
+        <w:tabs>
+          <w:tab w:val="num" w:pos="3600"/>
+        </w:tabs>
+        <w:ind w:left="3600" w:hanging="360"/>
+      </w:pPr>
+      <w:rPr>
+        <w:rFonts w:ascii="Symbol" w:hAnsi="Symbol" w:hint="default"/>
+        <w:sz w:val="20"/>
+      </w:rPr>
+    </w:lvl>
+    <w:lvl w:ilvl="5" w:tentative="1">
+      <w:start w:val="1"/>
+      <w:numFmt w:val="bullet"/>
+      <w:lvlText w:val=""/>
+      <w:lvlJc w:val="left"/>
+      <w:pPr>
+        <w:tabs>
+          <w:tab w:val="num" w:pos="4320"/>
+        </w:tabs>
+        <w:ind w:left="4320" w:hanging="360"/>
+      </w:pPr>
+      <w:rPr>
+        <w:rFonts w:ascii="Symbol" w:hAnsi="Symbol" w:hint="default"/>
+        <w:sz w:val="20"/>
+      </w:rPr>
+    </w:lvl>
+    <w:lvl w:ilvl="6" w:tentative="1">
+      <w:start w:val="1"/>
+      <w:numFmt w:val="bullet"/>
+      <w:lvlText w:val=""/>
+      <w:lvlJc w:val="left"/>
+      <w:pPr>
+        <w:tabs>
+          <w:tab w:val="num" w:pos="5040"/>
+        </w:tabs>
+        <w:ind w:left="5040" w:hanging="360"/>
+      </w:pPr>
+      <w:rPr>
+        <w:rFonts w:ascii="Symbol" w:hAnsi="Symbol" w:hint="default"/>
+        <w:sz w:val="20"/>
+      </w:rPr>
+    </w:lvl>
+    <w:lvl w:ilvl="7" w:tentative="1">
+      <w:start w:val="1"/>
+      <w:numFmt w:val="bullet"/>
+      <w:lvlText w:val=""/>
+      <w:lvlJc w:val="left"/>
+      <w:pPr>
+        <w:tabs>
+          <w:tab w:val="num" w:pos="5760"/>
+        </w:tabs>
+        <w:ind w:left="5760" w:hanging="360"/>
+      </w:pPr>
+      <w:rPr>
+        <w:rFonts w:ascii="Symbol" w:hAnsi="Symbol" w:hint="default"/>
+        <w:sz w:val="20"/>
+      </w:rPr>
+    </w:lvl>
+    <w:lvl w:ilvl="8" w:tentative="1">
+      <w:start w:val="1"/>
+      <w:numFmt w:val="bullet"/>
+      <w:lvlText w:val=""/>
+      <w:lvlJc w:val="left"/>
+      <w:pPr>
+        <w:tabs>
+          <w:tab w:val="num" w:pos="6480"/>
+        </w:tabs>
+        <w:ind w:left="6480" w:hanging="360"/>
+      </w:pPr>
+      <w:rPr>
+        <w:rFonts w:ascii="Symbol" w:hAnsi="Symbol" w:hint="default"/>
+        <w:sz w:val="20"/>
+      </w:rPr>
+    </w:lvl>
+  </w:abstractNum>
+  <w:abstractNum w:abstractNumId="5" w15:restartNumberingAfterBreak="0">
+    <w:nsid w:val="345553BA"/>
+    <w:multiLevelType w:val="multilevel"/>
+    <w:tmpl w:val="BFACD682"/>
+    <w:lvl w:ilvl="0">
+      <w:start w:val="1"/>
+      <w:numFmt w:val="bullet"/>
+      <w:lvlText w:val=""/>
+      <w:lvlJc w:val="left"/>
+      <w:pPr>
+        <w:tabs>
+          <w:tab w:val="num" w:pos="720"/>
+        </w:tabs>
+        <w:ind w:left="720" w:hanging="360"/>
+      </w:pPr>
+      <w:rPr>
+        <w:rFonts w:ascii="Symbol" w:hAnsi="Symbol" w:hint="default"/>
+        <w:sz w:val="20"/>
+      </w:rPr>
+    </w:lvl>
+    <w:lvl w:ilvl="1">
+      <w:start w:val="1"/>
+      <w:numFmt w:val="bullet"/>
+      <w:lvlText w:val=""/>
+      <w:lvlJc w:val="left"/>
+      <w:pPr>
+        <w:tabs>
+          <w:tab w:val="num" w:pos="1440"/>
+        </w:tabs>
+        <w:ind w:left="1440" w:hanging="360"/>
+      </w:pPr>
+      <w:rPr>
+        <w:rFonts w:ascii="Symbol" w:hAnsi="Symbol" w:hint="default"/>
+        <w:sz w:val="20"/>
+      </w:rPr>
+    </w:lvl>
+    <w:lvl w:ilvl="2">
+      <w:start w:val="1"/>
+      <w:numFmt w:val="bullet"/>
+      <w:lvlText w:val=""/>
+      <w:lvlJc w:val="left"/>
+      <w:pPr>
+        <w:tabs>
+          <w:tab w:val="num" w:pos="2160"/>
+        </w:tabs>
+        <w:ind w:left="2160" w:hanging="360"/>
+      </w:pPr>
+      <w:rPr>
+        <w:rFonts w:ascii="Symbol" w:hAnsi="Symbol" w:hint="default"/>
+        <w:sz w:val="20"/>
+      </w:rPr>
+    </w:lvl>
+    <w:lvl w:ilvl="3" w:tentative="1">
+      <w:start w:val="1"/>
+      <w:numFmt w:val="bullet"/>
+      <w:lvlText w:val=""/>
+      <w:lvlJc w:val="left"/>
+      <w:pPr>
+        <w:tabs>
+          <w:tab w:val="num" w:pos="2880"/>
+        </w:tabs>
+        <w:ind w:left="2880" w:hanging="360"/>
+      </w:pPr>
+      <w:rPr>
+        <w:rFonts w:ascii="Symbol" w:hAnsi="Symbol" w:hint="default"/>
+        <w:sz w:val="20"/>
+      </w:rPr>
+    </w:lvl>
+    <w:lvl w:ilvl="4" w:tentative="1">
+      <w:start w:val="1"/>
+      <w:numFmt w:val="bullet"/>
+      <w:lvlText w:val=""/>
+      <w:lvlJc w:val="left"/>
+      <w:pPr>
+        <w:tabs>
+          <w:tab w:val="num" w:pos="3600"/>
+        </w:tabs>
+        <w:ind w:left="3600" w:hanging="360"/>
+      </w:pPr>
+      <w:rPr>
+        <w:rFonts w:ascii="Symbol" w:hAnsi="Symbol" w:hint="default"/>
+        <w:sz w:val="20"/>
+      </w:rPr>
+    </w:lvl>
+    <w:lvl w:ilvl="5" w:tentative="1">
+      <w:start w:val="1"/>
+      <w:numFmt w:val="bullet"/>
+      <w:lvlText w:val=""/>
+      <w:lvlJc w:val="left"/>
+      <w:pPr>
+        <w:tabs>
+          <w:tab w:val="num" w:pos="4320"/>
+        </w:tabs>
+        <w:ind w:left="4320" w:hanging="360"/>
+      </w:pPr>
+      <w:rPr>
+        <w:rFonts w:ascii="Symbol" w:hAnsi="Symbol" w:hint="default"/>
+        <w:sz w:val="20"/>
+      </w:rPr>
+    </w:lvl>
+    <w:lvl w:ilvl="6" w:tentative="1">
+      <w:start w:val="1"/>
+      <w:numFmt w:val="bullet"/>
+      <w:lvlText w:val=""/>
+      <w:lvlJc w:val="left"/>
+      <w:pPr>
+        <w:tabs>
+          <w:tab w:val="num" w:pos="5040"/>
+        </w:tabs>
+        <w:ind w:left="5040" w:hanging="360"/>
+      </w:pPr>
+      <w:rPr>
+        <w:rFonts w:ascii="Symbol" w:hAnsi="Symbol" w:hint="default"/>
+        <w:sz w:val="20"/>
+      </w:rPr>
+    </w:lvl>
+    <w:lvl w:ilvl="7" w:tentative="1">
+      <w:start w:val="1"/>
+      <w:numFmt w:val="bullet"/>
+      <w:lvlText w:val=""/>
+      <w:lvlJc w:val="left"/>
+      <w:pPr>
+        <w:tabs>
+          <w:tab w:val="num" w:pos="5760"/>
+        </w:tabs>
+        <w:ind w:left="5760" w:hanging="360"/>
+      </w:pPr>
+      <w:rPr>
+        <w:rFonts w:ascii="Symbol" w:hAnsi="Symbol" w:hint="default"/>
+        <w:sz w:val="20"/>
+      </w:rPr>
+    </w:lvl>
+    <w:lvl w:ilvl="8" w:tentative="1">
+      <w:start w:val="1"/>
+      <w:numFmt w:val="bullet"/>
+      <w:lvlText w:val=""/>
+      <w:lvlJc w:val="left"/>
+      <w:pPr>
+        <w:tabs>
+          <w:tab w:val="num" w:pos="6480"/>
+        </w:tabs>
+        <w:ind w:left="6480" w:hanging="360"/>
+      </w:pPr>
+      <w:rPr>
+        <w:rFonts w:ascii="Symbol" w:hAnsi="Symbol" w:hint="default"/>
+        <w:sz w:val="20"/>
+      </w:rPr>
+    </w:lvl>
+  </w:abstractNum>
+  <w:abstractNum w:abstractNumId="6" w15:restartNumberingAfterBreak="0">
+    <w:nsid w:val="3E8A67AB"/>
+    <w:multiLevelType w:val="multilevel"/>
+    <w:tmpl w:val="A71A0294"/>
+    <w:lvl w:ilvl="0">
+      <w:start w:val="1"/>
+      <w:numFmt w:val="bullet"/>
+      <w:lvlText w:val=""/>
+      <w:lvlJc w:val="left"/>
+      <w:pPr>
+        <w:tabs>
+          <w:tab w:val="num" w:pos="720"/>
+        </w:tabs>
+        <w:ind w:left="720" w:hanging="360"/>
+      </w:pPr>
+      <w:rPr>
+        <w:rFonts w:ascii="Symbol" w:hAnsi="Symbol" w:hint="default"/>
+        <w:sz w:val="20"/>
+      </w:rPr>
+    </w:lvl>
+    <w:lvl w:ilvl="1">
+      <w:start w:val="1"/>
+      <w:numFmt w:val="bullet"/>
+      <w:lvlText w:val=""/>
+      <w:lvlJc w:val="left"/>
+      <w:pPr>
+        <w:tabs>
+          <w:tab w:val="num" w:pos="1440"/>
+        </w:tabs>
+        <w:ind w:left="1440" w:hanging="360"/>
+      </w:pPr>
+      <w:rPr>
+        <w:rFonts w:ascii="Symbol" w:hAnsi="Symbol" w:hint="default"/>
+        <w:sz w:val="20"/>
+      </w:rPr>
+    </w:lvl>
+    <w:lvl w:ilvl="2">
+      <w:start w:val="1"/>
+      <w:numFmt w:val="bullet"/>
+      <w:lvlText w:val=""/>
+      <w:lvlJc w:val="left"/>
+      <w:pPr>
+        <w:tabs>
+          <w:tab w:val="num" w:pos="2160"/>
+        </w:tabs>
+        <w:ind w:left="2160" w:hanging="360"/>
+      </w:pPr>
+      <w:rPr>
+        <w:rFonts w:ascii="Symbol" w:hAnsi="Symbol" w:hint="default"/>
+        <w:sz w:val="20"/>
+      </w:rPr>
+    </w:lvl>
+    <w:lvl w:ilvl="3" w:tentative="1">
+      <w:start w:val="1"/>
+      <w:numFmt w:val="bullet"/>
+      <w:lvlText w:val=""/>
+      <w:lvlJc w:val="left"/>
+      <w:pPr>
+        <w:tabs>
+          <w:tab w:val="num" w:pos="2880"/>
+        </w:tabs>
+        <w:ind w:left="2880" w:hanging="360"/>
+      </w:pPr>
+      <w:rPr>
+        <w:rFonts w:ascii="Symbol" w:hAnsi="Symbol" w:hint="default"/>
+        <w:sz w:val="20"/>
+      </w:rPr>
+    </w:lvl>
+    <w:lvl w:ilvl="4" w:tentative="1">
+      <w:start w:val="1"/>
+      <w:numFmt w:val="bullet"/>
+      <w:lvlText w:val=""/>
+      <w:lvlJc w:val="left"/>
+      <w:pPr>
+        <w:tabs>
+          <w:tab w:val="num" w:pos="3600"/>
+        </w:tabs>
+        <w:ind w:left="3600" w:hanging="360"/>
+      </w:pPr>
+      <w:rPr>
+        <w:rFonts w:ascii="Symbol" w:hAnsi="Symbol" w:hint="default"/>
+        <w:sz w:val="20"/>
+      </w:rPr>
+    </w:lvl>
+    <w:lvl w:ilvl="5" w:tentative="1">
+      <w:start w:val="1"/>
+      <w:numFmt w:val="bullet"/>
+      <w:lvlText w:val=""/>
+      <w:lvlJc w:val="left"/>
+      <w:pPr>
+        <w:tabs>
+          <w:tab w:val="num" w:pos="4320"/>
+        </w:tabs>
+        <w:ind w:left="4320" w:hanging="360"/>
+      </w:pPr>
+      <w:rPr>
+        <w:rFonts w:ascii="Symbol" w:hAnsi="Symbol" w:hint="default"/>
+        <w:sz w:val="20"/>
+      </w:rPr>
+    </w:lvl>
+    <w:lvl w:ilvl="6" w:tentative="1">
+      <w:start w:val="1"/>
+      <w:numFmt w:val="bullet"/>
+      <w:lvlText w:val=""/>
+      <w:lvlJc w:val="left"/>
+      <w:pPr>
+        <w:tabs>
+          <w:tab w:val="num" w:pos="5040"/>
+        </w:tabs>
+        <w:ind w:left="5040" w:hanging="360"/>
+      </w:pPr>
+      <w:rPr>
+        <w:rFonts w:ascii="Symbol" w:hAnsi="Symbol" w:hint="default"/>
+        <w:sz w:val="20"/>
+      </w:rPr>
+    </w:lvl>
+    <w:lvl w:ilvl="7" w:tentative="1">
+      <w:start w:val="1"/>
+      <w:numFmt w:val="bullet"/>
+      <w:lvlText w:val=""/>
+      <w:lvlJc w:val="left"/>
+      <w:pPr>
+        <w:tabs>
+          <w:tab w:val="num" w:pos="5760"/>
+        </w:tabs>
+        <w:ind w:left="5760" w:hanging="360"/>
+      </w:pPr>
+      <w:rPr>
+        <w:rFonts w:ascii="Symbol" w:hAnsi="Symbol" w:hint="default"/>
+        <w:sz w:val="20"/>
+      </w:rPr>
+    </w:lvl>
+    <w:lvl w:ilvl="8" w:tentative="1">
+      <w:start w:val="1"/>
+      <w:numFmt w:val="bullet"/>
+      <w:lvlText w:val=""/>
+      <w:lvlJc w:val="left"/>
+      <w:pPr>
+        <w:tabs>
+          <w:tab w:val="num" w:pos="6480"/>
+        </w:tabs>
+        <w:ind w:left="6480" w:hanging="360"/>
+      </w:pPr>
+      <w:rPr>
+        <w:rFonts w:ascii="Symbol" w:hAnsi="Symbol" w:hint="default"/>
+        <w:sz w:val="20"/>
+      </w:rPr>
+    </w:lvl>
+  </w:abstractNum>
+  <w:abstractNum w:abstractNumId="7" w15:restartNumberingAfterBreak="0">
+    <w:nsid w:val="4CCE3CB0"/>
+    <w:multiLevelType w:val="hybridMultilevel"/>
+    <w:tmpl w:val="57C6DE9E"/>
+    <w:lvl w:ilvl="0" w:tplc="040C0001">
+      <w:start w:val="1"/>
+      <w:numFmt w:val="bullet"/>
+      <w:lvlText w:val=""/>
+      <w:lvlJc w:val="left"/>
+      <w:pPr>
+        <w:ind w:left="720" w:hanging="360"/>
+      </w:pPr>
+      <w:rPr>
+        <w:rFonts w:ascii="Symbol" w:hAnsi="Symbol" w:hint="default"/>
+      </w:rPr>
+    </w:lvl>
+    <w:lvl w:ilvl="1" w:tplc="040C0003" w:tentative="1">
+      <w:start w:val="1"/>
+      <w:numFmt w:val="bullet"/>
+      <w:lvlText w:val="o"/>
+      <w:lvlJc w:val="left"/>
+      <w:pPr>
+        <w:ind w:left="1440" w:hanging="360"/>
+      </w:pPr>
+      <w:rPr>
+        <w:rFonts w:ascii="Courier New" w:hAnsi="Courier New" w:cs="Courier New" w:hint="default"/>
+      </w:rPr>
+    </w:lvl>
+    <w:lvl w:ilvl="2" w:tplc="040C0005" w:tentative="1">
+      <w:start w:val="1"/>
+      <w:numFmt w:val="bullet"/>
+      <w:lvlText w:val=""/>
+      <w:lvlJc w:val="left"/>
+      <w:pPr>
+        <w:ind w:left="2160" w:hanging="360"/>
+      </w:pPr>
+      <w:rPr>
+        <w:rFonts w:ascii="Wingdings" w:hAnsi="Wingdings" w:hint="default"/>
+      </w:rPr>
+    </w:lvl>
+    <w:lvl w:ilvl="3" w:tplc="040C0001" w:tentative="1">
+      <w:start w:val="1"/>
+      <w:numFmt w:val="bullet"/>
+      <w:lvlText w:val=""/>
+      <w:lvlJc w:val="left"/>
+      <w:pPr>
+        <w:ind w:left="2880" w:hanging="360"/>
+      </w:pPr>
+      <w:rPr>
+        <w:rFonts w:ascii="Symbol" w:hAnsi="Symbol" w:hint="default"/>
+      </w:rPr>
+    </w:lvl>
+    <w:lvl w:ilvl="4" w:tplc="040C0003" w:tentative="1">
+      <w:start w:val="1"/>
+      <w:numFmt w:val="bullet"/>
+      <w:lvlText w:val="o"/>
+      <w:lvlJc w:val="left"/>
+      <w:pPr>
+        <w:ind w:left="3600" w:hanging="360"/>
+      </w:pPr>
+      <w:rPr>
+        <w:rFonts w:ascii="Courier New" w:hAnsi="Courier New" w:cs="Courier New" w:hint="default"/>
+      </w:rPr>
+    </w:lvl>
+    <w:lvl w:ilvl="5" w:tplc="040C0005" w:tentative="1">
+      <w:start w:val="1"/>
+      <w:numFmt w:val="bullet"/>
+      <w:lvlText w:val=""/>
+      <w:lvlJc w:val="left"/>
+      <w:pPr>
+        <w:ind w:left="4320" w:hanging="360"/>
+      </w:pPr>
+      <w:rPr>
+        <w:rFonts w:ascii="Wingdings" w:hAnsi="Wingdings" w:hint="default"/>
+      </w:rPr>
+    </w:lvl>
+    <w:lvl w:ilvl="6" w:tplc="040C0001" w:tentative="1">
+      <w:start w:val="1"/>
+      <w:numFmt w:val="bullet"/>
+      <w:lvlText w:val=""/>
+      <w:lvlJc w:val="left"/>
+      <w:pPr>
+        <w:ind w:left="5040" w:hanging="360"/>
+      </w:pPr>
+      <w:rPr>
+        <w:rFonts w:ascii="Symbol" w:hAnsi="Symbol" w:hint="default"/>
+      </w:rPr>
+    </w:lvl>
+    <w:lvl w:ilvl="7" w:tplc="040C0003" w:tentative="1">
+      <w:start w:val="1"/>
+      <w:numFmt w:val="bullet"/>
+      <w:lvlText w:val="o"/>
+      <w:lvlJc w:val="left"/>
+      <w:pPr>
+        <w:ind w:left="5760" w:hanging="360"/>
+      </w:pPr>
+      <w:rPr>
+        <w:rFonts w:ascii="Courier New" w:hAnsi="Courier New" w:cs="Courier New" w:hint="default"/>
+      </w:rPr>
+    </w:lvl>
+    <w:lvl w:ilvl="8" w:tplc="040C0005" w:tentative="1">
+      <w:start w:val="1"/>
+      <w:numFmt w:val="bullet"/>
+      <w:lvlText w:val=""/>
+      <w:lvlJc w:val="left"/>
+      <w:pPr>
+        <w:ind w:left="6480" w:hanging="360"/>
+      </w:pPr>
+      <w:rPr>
+        <w:rFonts w:ascii="Wingdings" w:hAnsi="Wingdings" w:hint="default"/>
+      </w:rPr>
+    </w:lvl>
+  </w:abstractNum>
+  <w:abstractNum w:abstractNumId="8" w15:restartNumberingAfterBreak="0">
+    <w:nsid w:val="50E11E3C"/>
+    <w:multiLevelType w:val="multilevel"/>
+    <w:tmpl w:val="558E9398"/>
+    <w:lvl w:ilvl="0">
+      <w:start w:val="1"/>
+      <w:numFmt w:val="bullet"/>
+      <w:lvlText w:val=""/>
+      <w:lvlJc w:val="left"/>
+      <w:pPr>
+        <w:tabs>
+          <w:tab w:val="num" w:pos="720"/>
+        </w:tabs>
+        <w:ind w:left="720" w:hanging="360"/>
+      </w:pPr>
+      <w:rPr>
+        <w:rFonts w:ascii="Symbol" w:hAnsi="Symbol" w:hint="default"/>
+        <w:sz w:val="20"/>
+      </w:rPr>
+    </w:lvl>
+    <w:lvl w:ilvl="1">
+      <w:start w:val="1"/>
+      <w:numFmt w:val="bullet"/>
+      <w:lvlText w:val=""/>
+      <w:lvlJc w:val="left"/>
+      <w:pPr>
+        <w:tabs>
+          <w:tab w:val="num" w:pos="1440"/>
+        </w:tabs>
+        <w:ind w:left="1440" w:hanging="360"/>
+      </w:pPr>
+      <w:rPr>
+        <w:rFonts w:ascii="Symbol" w:hAnsi="Symbol" w:hint="default"/>
+        <w:sz w:val="20"/>
+      </w:rPr>
+    </w:lvl>
+    <w:lvl w:ilvl="2" w:tentative="1">
+      <w:start w:val="1"/>
+      <w:numFmt w:val="bullet"/>
+      <w:lvlText w:val=""/>
+      <w:lvlJc w:val="left"/>
+      <w:pPr>
+        <w:tabs>
+          <w:tab w:val="num" w:pos="2160"/>
+        </w:tabs>
+        <w:ind w:left="2160" w:hanging="360"/>
+      </w:pPr>
+      <w:rPr>
+        <w:rFonts w:ascii="Symbol" w:hAnsi="Symbol" w:hint="default"/>
+        <w:sz w:val="20"/>
+      </w:rPr>
+    </w:lvl>
+    <w:lvl w:ilvl="3" w:tentative="1">
+      <w:start w:val="1"/>
+      <w:numFmt w:val="bullet"/>
+      <w:lvlText w:val=""/>
+      <w:lvlJc w:val="left"/>
+      <w:pPr>
+        <w:tabs>
+          <w:tab w:val="num" w:pos="2880"/>
+        </w:tabs>
+        <w:ind w:left="2880" w:hanging="360"/>
+      </w:pPr>
+      <w:rPr>
+        <w:rFonts w:ascii="Symbol" w:hAnsi="Symbol" w:hint="default"/>
+        <w:sz w:val="20"/>
+      </w:rPr>
+    </w:lvl>
+    <w:lvl w:ilvl="4" w:tentative="1">
+      <w:start w:val="1"/>
+      <w:numFmt w:val="bullet"/>
+      <w:lvlText w:val=""/>
+      <w:lvlJc w:val="left"/>
+      <w:pPr>
+        <w:tabs>
+          <w:tab w:val="num" w:pos="3600"/>
+        </w:tabs>
+        <w:ind w:left="3600" w:hanging="360"/>
+      </w:pPr>
+      <w:rPr>
+        <w:rFonts w:ascii="Symbol" w:hAnsi="Symbol" w:hint="default"/>
+        <w:sz w:val="20"/>
+      </w:rPr>
+    </w:lvl>
+    <w:lvl w:ilvl="5" w:tentative="1">
+      <w:start w:val="1"/>
+      <w:numFmt w:val="bullet"/>
+      <w:lvlText w:val=""/>
+      <w:lvlJc w:val="left"/>
+      <w:pPr>
+        <w:tabs>
+          <w:tab w:val="num" w:pos="4320"/>
+        </w:tabs>
+        <w:ind w:left="4320" w:hanging="360"/>
+      </w:pPr>
+      <w:rPr>
+        <w:rFonts w:ascii="Symbol" w:hAnsi="Symbol" w:hint="default"/>
+        <w:sz w:val="20"/>
+      </w:rPr>
+    </w:lvl>
+    <w:lvl w:ilvl="6" w:tentative="1">
+      <w:start w:val="1"/>
+      <w:numFmt w:val="bullet"/>
+      <w:lvlText w:val=""/>
+      <w:lvlJc w:val="left"/>
+      <w:pPr>
+        <w:tabs>
+          <w:tab w:val="num" w:pos="5040"/>
+        </w:tabs>
+        <w:ind w:left="5040" w:hanging="360"/>
+      </w:pPr>
+      <w:rPr>
+        <w:rFonts w:ascii="Symbol" w:hAnsi="Symbol" w:hint="default"/>
+        <w:sz w:val="20"/>
+      </w:rPr>
+    </w:lvl>
+    <w:lvl w:ilvl="7" w:tentative="1">
+      <w:start w:val="1"/>
+      <w:numFmt w:val="bullet"/>
+      <w:lvlText w:val=""/>
+      <w:lvlJc w:val="left"/>
+      <w:pPr>
+        <w:tabs>
+          <w:tab w:val="num" w:pos="5760"/>
+        </w:tabs>
+        <w:ind w:left="5760" w:hanging="360"/>
+      </w:pPr>
+      <w:rPr>
+        <w:rFonts w:ascii="Symbol" w:hAnsi="Symbol" w:hint="default"/>
+        <w:sz w:val="20"/>
+      </w:rPr>
+    </w:lvl>
+    <w:lvl w:ilvl="8" w:tentative="1">
+      <w:start w:val="1"/>
+      <w:numFmt w:val="bullet"/>
+      <w:lvlText w:val=""/>
+      <w:lvlJc w:val="left"/>
+      <w:pPr>
+        <w:tabs>
+          <w:tab w:val="num" w:pos="6480"/>
+        </w:tabs>
+        <w:ind w:left="6480" w:hanging="360"/>
+      </w:pPr>
+      <w:rPr>
+        <w:rFonts w:ascii="Symbol" w:hAnsi="Symbol" w:hint="default"/>
+        <w:sz w:val="20"/>
+      </w:rPr>
+    </w:lvl>
+  </w:abstractNum>
+  <w:abstractNum w:abstractNumId="9" w15:restartNumberingAfterBreak="0">
+    <w:nsid w:val="64945F66"/>
+    <w:multiLevelType w:val="multilevel"/>
+    <w:tmpl w:val="524A67A6"/>
+    <w:lvl w:ilvl="0">
+      <w:start w:val="1"/>
+      <w:numFmt w:val="bullet"/>
+      <w:lvlText w:val=""/>
+      <w:lvlJc w:val="left"/>
+      <w:pPr>
+        <w:tabs>
+          <w:tab w:val="num" w:pos="720"/>
+        </w:tabs>
+        <w:ind w:left="720" w:hanging="360"/>
+      </w:pPr>
+      <w:rPr>
+        <w:rFonts w:ascii="Symbol" w:hAnsi="Symbol" w:hint="default"/>
+        <w:sz w:val="20"/>
+      </w:rPr>
+    </w:lvl>
+    <w:lvl w:ilvl="1" w:tentative="1">
+      <w:start w:val="1"/>
+      <w:numFmt w:val="bullet"/>
+      <w:lvlText w:val=""/>
+      <w:lvlJc w:val="left"/>
+      <w:pPr>
+        <w:tabs>
+          <w:tab w:val="num" w:pos="1440"/>
+        </w:tabs>
+        <w:ind w:left="1440" w:hanging="360"/>
+      </w:pPr>
+      <w:rPr>
+        <w:rFonts w:ascii="Symbol" w:hAnsi="Symbol" w:hint="default"/>
+        <w:sz w:val="20"/>
+      </w:rPr>
+    </w:lvl>
+    <w:lvl w:ilvl="2" w:tentative="1">
+      <w:start w:val="1"/>
+      <w:numFmt w:val="bullet"/>
+      <w:lvlText w:val=""/>
+      <w:lvlJc w:val="left"/>
+      <w:pPr>
+        <w:tabs>
+          <w:tab w:val="num" w:pos="2160"/>
+        </w:tabs>
+        <w:ind w:left="2160" w:hanging="360"/>
+      </w:pPr>
+      <w:rPr>
+        <w:rFonts w:ascii="Symbol" w:hAnsi="Symbol" w:hint="default"/>
+        <w:sz w:val="20"/>
+      </w:rPr>
+    </w:lvl>
+    <w:lvl w:ilvl="3" w:tentative="1">
+      <w:start w:val="1"/>
+      <w:numFmt w:val="bullet"/>
+      <w:lvlText w:val=""/>
+      <w:lvlJc w:val="left"/>
+      <w:pPr>
+        <w:tabs>
+          <w:tab w:val="num" w:pos="2880"/>
+        </w:tabs>
+        <w:ind w:left="2880" w:hanging="360"/>
+      </w:pPr>
+      <w:rPr>
+        <w:rFonts w:ascii="Symbol" w:hAnsi="Symbol" w:hint="default"/>
+        <w:sz w:val="20"/>
+      </w:rPr>
+    </w:lvl>
+    <w:lvl w:ilvl="4" w:tentative="1">
+      <w:start w:val="1"/>
+      <w:numFmt w:val="bullet"/>
+      <w:lvlText w:val=""/>
+      <w:lvlJc w:val="left"/>
+      <w:pPr>
+        <w:tabs>
+          <w:tab w:val="num" w:pos="3600"/>
+        </w:tabs>
+        <w:ind w:left="3600" w:hanging="360"/>
+      </w:pPr>
+      <w:rPr>
+        <w:rFonts w:ascii="Symbol" w:hAnsi="Symbol" w:hint="default"/>
+        <w:sz w:val="20"/>
+      </w:rPr>
+    </w:lvl>
+    <w:lvl w:ilvl="5" w:tentative="1">
+      <w:start w:val="1"/>
+      <w:numFmt w:val="bullet"/>
+      <w:lvlText w:val=""/>
+      <w:lvlJc w:val="left"/>
+      <w:pPr>
+        <w:tabs>
+          <w:tab w:val="num" w:pos="4320"/>
+        </w:tabs>
+        <w:ind w:left="4320" w:hanging="360"/>
+      </w:pPr>
+      <w:rPr>
+        <w:rFonts w:ascii="Symbol" w:hAnsi="Symbol" w:hint="default"/>
+        <w:sz w:val="20"/>
+      </w:rPr>
+    </w:lvl>
+    <w:lvl w:ilvl="6" w:tentative="1">
+      <w:start w:val="1"/>
+      <w:numFmt w:val="bullet"/>
+      <w:lvlText w:val=""/>
+      <w:lvlJc w:val="left"/>
+      <w:pPr>
+        <w:tabs>
+          <w:tab w:val="num" w:pos="5040"/>
+        </w:tabs>
+        <w:ind w:left="5040" w:hanging="360"/>
+      </w:pPr>
+      <w:rPr>
+        <w:rFonts w:ascii="Symbol" w:hAnsi="Symbol" w:hint="default"/>
+        <w:sz w:val="20"/>
+      </w:rPr>
+    </w:lvl>
+    <w:lvl w:ilvl="7" w:tentative="1">
+      <w:start w:val="1"/>
+      <w:numFmt w:val="bullet"/>
+      <w:lvlText w:val=""/>
+      <w:lvlJc w:val="left"/>
+      <w:pPr>
+        <w:tabs>
+          <w:tab w:val="num" w:pos="5760"/>
+        </w:tabs>
+        <w:ind w:left="5760" w:hanging="360"/>
+      </w:pPr>
+      <w:rPr>
+        <w:rFonts w:ascii="Symbol" w:hAnsi="Symbol" w:hint="default"/>
+        <w:sz w:val="20"/>
+      </w:rPr>
+    </w:lvl>
+    <w:lvl w:ilvl="8" w:tentative="1">
+      <w:start w:val="1"/>
+      <w:numFmt w:val="bullet"/>
+      <w:lvlText w:val=""/>
+      <w:lvlJc w:val="left"/>
+      <w:pPr>
+        <w:tabs>
+          <w:tab w:val="num" w:pos="6480"/>
+        </w:tabs>
+        <w:ind w:left="6480" w:hanging="360"/>
+      </w:pPr>
+      <w:rPr>
+        <w:rFonts w:ascii="Symbol" w:hAnsi="Symbol" w:hint="default"/>
+        <w:sz w:val="20"/>
+      </w:rPr>
+    </w:lvl>
+  </w:abstractNum>
   <w:num w:numId="1" w16cid:durableId="2071922932">
     <w:abstractNumId w:val="0"/>
     <w:lvlOverride w:ilvl="0">
@@ -6583,6 +10582,27 @@
     <w:lvlOverride w:ilvl="0">
       <w:startOverride w:val="1"/>
     </w:lvlOverride>
+  </w:num>
+  <w:num w:numId="4" w16cid:durableId="1050228410">
+    <w:abstractNumId w:val="7"/>
+  </w:num>
+  <w:num w:numId="5" w16cid:durableId="1565871597">
+    <w:abstractNumId w:val="9"/>
+  </w:num>
+  <w:num w:numId="6" w16cid:durableId="1326975020">
+    <w:abstractNumId w:val="8"/>
+  </w:num>
+  <w:num w:numId="7" w16cid:durableId="733049113">
+    <w:abstractNumId w:val="6"/>
+  </w:num>
+  <w:num w:numId="8" w16cid:durableId="839272901">
+    <w:abstractNumId w:val="3"/>
+  </w:num>
+  <w:num w:numId="9" w16cid:durableId="68701006">
+    <w:abstractNumId w:val="4"/>
+  </w:num>
+  <w:num w:numId="10" w16cid:durableId="1664426524">
+    <w:abstractNumId w:val="5"/>
   </w:num>
 </w:numbering>
 </file>
@@ -7198,7 +11218,6 @@
   <w:style w:type="character" w:default="1" w:styleId="Policepardfaut">
     <w:name w:val="Default Paragraph Font"/>
     <w:uiPriority w:val="1"/>
-    <w:semiHidden/>
     <w:unhideWhenUsed/>
   </w:style>
   <w:style w:type="table" w:default="1" w:styleId="TableauNormal">
